--- a/src/Tests/Inputs/labels/13/input.docx
+++ b/src/Tests/Inputs/labels/13/input.docx
@@ -1,6 +1,6 @@
 
 <file path=word/document.xml><?xml version="1.0" encoding="utf-8"?>
-<w:document xmlns:wpc="http://schemas.microsoft.com/office/word/2010/wordprocessingCanvas" xmlns:cx="http://schemas.microsoft.com/office/drawing/2014/chartex" xmlns:cx1="http://schemas.microsoft.com/office/drawing/2015/9/8/chartex" xmlns:cx2="http://schemas.microsoft.com/office/drawing/2015/10/21/chartex" xmlns:cx3="http://schemas.microsoft.com/office/drawing/2016/5/9/chartex" xmlns:cx4="http://schemas.microsoft.com/office/drawing/2016/5/10/chartex" xmlns:cx5="http://schemas.microsoft.com/office/drawing/2016/5/11/chartex" xmlns:cx6="http://schemas.microsoft.com/office/drawing/2016/5/12/chartex" xmlns:cx7="http://schemas.microsoft.com/office/drawing/2016/5/13/chartex" xmlns:cx8="http://schemas.microsoft.com/office/drawing/2016/5/14/chartex" xmlns:mc="http://schemas.openxmlformats.org/markup-compatibility/2006" xmlns:aink="http://schemas.microsoft.com/office/drawing/2016/ink" xmlns:am3d="http://schemas.microsoft.com/office/drawing/2017/model3d" xmlns:o="urn:schemas-microsoft-com:office:office" xmlns:oel="http://schemas.microsoft.com/office/2019/extlst" xmlns:r="http://schemas.openxmlformats.org/officeDocument/2006/relationships" xmlns:m="http://schemas.openxmlformats.org/officeDocument/2006/math" xmlns:v="urn:schemas-microsoft-com:vml" xmlns:wp14="http://schemas.microsoft.com/office/word/2010/wordprocessingDrawing" xmlns:wp="http://schemas.openxmlformats.org/drawingml/2006/wordprocessingDrawing" xmlns:w10="urn:schemas-microsoft-com:office:word" xmlns:w="http://schemas.openxmlformats.org/wordprocessingml/2006/main" xmlns:w14="http://schemas.microsoft.com/office/word/2010/wordml" xmlns:w15="http://schemas.microsoft.com/office/word/2012/wordml" xmlns:w16cex="http://schemas.microsoft.com/office/word/2018/wordml/cex" xmlns:w16cid="http://schemas.microsoft.com/office/word/2016/wordml/cid" xmlns:w16="http://schemas.microsoft.com/office/word/2018/wordml" xmlns:w16sdtdh="http://schemas.microsoft.com/office/word/2020/wordml/sdtdatahash" xmlns:w16se="http://schemas.microsoft.com/office/word/2015/wordml/symex" xmlns:wpg="http://schemas.microsoft.com/office/word/2010/wordprocessingGroup" xmlns:wpi="http://schemas.microsoft.com/office/word/2010/wordprocessingInk" xmlns:wne="http://schemas.microsoft.com/office/word/2006/wordml" xmlns:wps="http://schemas.microsoft.com/office/word/2010/wordprocessingShape" mc:Ignorable="w14 w15 w16se w16cid w16 w16cex w16sdtdh wp14">
+<w:document xmlns:a="http://schemas.openxmlformats.org/drawingml/2006/main" xmlns:pic="http://schemas.openxmlformats.org/drawingml/2006/picture" xmlns:a14="http://schemas.microsoft.com/office/drawing/2010/main" xmlns:asvg="http://schemas.microsoft.com/office/drawing/2016/SVG/main" xmlns:wpc="http://schemas.microsoft.com/office/word/2010/wordprocessingCanvas" xmlns:cx="http://schemas.microsoft.com/office/drawing/2014/chartex" xmlns:cx1="http://schemas.microsoft.com/office/drawing/2015/9/8/chartex" xmlns:cx2="http://schemas.microsoft.com/office/drawing/2015/10/21/chartex" xmlns:cx3="http://schemas.microsoft.com/office/drawing/2016/5/9/chartex" xmlns:cx4="http://schemas.microsoft.com/office/drawing/2016/5/10/chartex" xmlns:cx5="http://schemas.microsoft.com/office/drawing/2016/5/11/chartex" xmlns:cx6="http://schemas.microsoft.com/office/drawing/2016/5/12/chartex" xmlns:cx7="http://schemas.microsoft.com/office/drawing/2016/5/13/chartex" xmlns:cx8="http://schemas.microsoft.com/office/drawing/2016/5/14/chartex" xmlns:mc="http://schemas.openxmlformats.org/markup-compatibility/2006" xmlns:aink="http://schemas.microsoft.com/office/drawing/2016/ink" xmlns:am3d="http://schemas.microsoft.com/office/drawing/2017/model3d" xmlns:o="urn:schemas-microsoft-com:office:office" xmlns:oel="http://schemas.microsoft.com/office/2019/extlst" xmlns:r="http://schemas.openxmlformats.org/officeDocument/2006/relationships" xmlns:m="http://schemas.openxmlformats.org/officeDocument/2006/math" xmlns:v="urn:schemas-microsoft-com:vml" xmlns:wp14="http://schemas.microsoft.com/office/word/2010/wordprocessingDrawing" xmlns:wp="http://schemas.openxmlformats.org/drawingml/2006/wordprocessingDrawing" xmlns:w10="urn:schemas-microsoft-com:office:word" xmlns:w="http://schemas.openxmlformats.org/wordprocessingml/2006/main" xmlns:w14="http://schemas.microsoft.com/office/word/2010/wordml" xmlns:w15="http://schemas.microsoft.com/office/word/2012/wordml" xmlns:w16cex="http://schemas.microsoft.com/office/word/2018/wordml/cex" xmlns:w16cid="http://schemas.microsoft.com/office/word/2016/wordml/cid" xmlns:w16="http://schemas.microsoft.com/office/word/2018/wordml" xmlns:w16sdtdh="http://schemas.microsoft.com/office/word/2020/wordml/sdtdatahash" xmlns:w16se="http://schemas.microsoft.com/office/word/2015/wordml/symex" xmlns:wpg="http://schemas.microsoft.com/office/word/2010/wordprocessingGroup" xmlns:wpi="http://schemas.microsoft.com/office/word/2010/wordprocessingInk" xmlns:wne="http://schemas.microsoft.com/office/word/2006/wordml" xmlns:wps="http://schemas.microsoft.com/office/word/2010/wordprocessingShape" mc:Ignorable="w14 w15 w16se w16cid w16 w16cex w16sdtdh wp14">
   <w:body>
     <w:tbl>
       <w:tblPr>
@@ -25,7 +25,7 @@
       </w:tblGrid>
       <w:tr>
         <w:trPr>
-          <w:trHeight w:hRule="exact" w:val="1440"/>
+          <w:trHeight w:val="1440" w:hRule="exact"/>
         </w:trPr>
         <w:tc>
           <w:tcPr>
@@ -492,7 +492,7 @@
       </w:tr>
       <w:tr>
         <w:trPr>
-          <w:trHeight w:hRule="exact" w:val="1440"/>
+          <w:trHeight w:val="1440" w:hRule="exact"/>
         </w:trPr>
         <w:tc>
           <w:tcPr>
@@ -959,7 +959,7 @@
       </w:tr>
       <w:tr>
         <w:trPr>
-          <w:trHeight w:hRule="exact" w:val="1440"/>
+          <w:trHeight w:val="1440" w:hRule="exact"/>
         </w:trPr>
         <w:tc>
           <w:tcPr>
@@ -1426,7 +1426,7 @@
       </w:tr>
       <w:tr>
         <w:trPr>
-          <w:trHeight w:hRule="exact" w:val="1440"/>
+          <w:trHeight w:val="1440" w:hRule="exact"/>
         </w:trPr>
         <w:tc>
           <w:tcPr>
@@ -1893,7 +1893,7 @@
       </w:tr>
       <w:tr>
         <w:trPr>
-          <w:trHeight w:hRule="exact" w:val="1440"/>
+          <w:trHeight w:val="1440" w:hRule="exact"/>
         </w:trPr>
         <w:tc>
           <w:tcPr>
@@ -2360,7 +2360,7 @@
       </w:tr>
       <w:tr>
         <w:trPr>
-          <w:trHeight w:hRule="exact" w:val="1440"/>
+          <w:trHeight w:val="1440" w:hRule="exact"/>
         </w:trPr>
         <w:tc>
           <w:tcPr>
@@ -2827,7 +2827,7 @@
       </w:tr>
       <w:tr>
         <w:trPr>
-          <w:trHeight w:hRule="exact" w:val="1440"/>
+          <w:trHeight w:val="1440" w:hRule="exact"/>
         </w:trPr>
         <w:tc>
           <w:tcPr>
@@ -3294,7 +3294,7 @@
       </w:tr>
       <w:tr>
         <w:trPr>
-          <w:trHeight w:hRule="exact" w:val="1440"/>
+          <w:trHeight w:val="1440" w:hRule="exact"/>
         </w:trPr>
         <w:tc>
           <w:tcPr>
@@ -3761,7 +3761,7 @@
       </w:tr>
       <w:tr>
         <w:trPr>
-          <w:trHeight w:hRule="exact" w:val="1440"/>
+          <w:trHeight w:val="1440" w:hRule="exact"/>
         </w:trPr>
         <w:tc>
           <w:tcPr>
@@ -4228,7 +4228,7 @@
       </w:tr>
       <w:tr>
         <w:trPr>
-          <w:trHeight w:hRule="exact" w:val="1440"/>
+          <w:trHeight w:val="1440" w:hRule="exact"/>
         </w:trPr>
         <w:tc>
           <w:tcPr>

--- a/src/Tests/Inputs/labels/13/input.docx
+++ b/src/Tests/Inputs/labels/13/input.docx
@@ -5391,3548 +5391,6 @@
 </w:styles>
 </file>
 
-<file path=word/glossary/document.xml><?xml version="1.0" encoding="utf-8"?>
-<w:glossaryDocument xmlns:wpc="http://schemas.microsoft.com/office/word/2010/wordprocessingCanvas" xmlns:cx="http://schemas.microsoft.com/office/drawing/2014/chartex" xmlns:cx1="http://schemas.microsoft.com/office/drawing/2015/9/8/chartex" xmlns:cx2="http://schemas.microsoft.com/office/drawing/2015/10/21/chartex" xmlns:cx3="http://schemas.microsoft.com/office/drawing/2016/5/9/chartex" xmlns:cx4="http://schemas.microsoft.com/office/drawing/2016/5/10/chartex" xmlns:cx5="http://schemas.microsoft.com/office/drawing/2016/5/11/chartex" xmlns:cx6="http://schemas.microsoft.com/office/drawing/2016/5/12/chartex" xmlns:cx7="http://schemas.microsoft.com/office/drawing/2016/5/13/chartex" xmlns:cx8="http://schemas.microsoft.com/office/drawing/2016/5/14/chartex" xmlns:mc="http://schemas.openxmlformats.org/markup-compatibility/2006" xmlns:aink="http://schemas.microsoft.com/office/drawing/2016/ink" xmlns:am3d="http://schemas.microsoft.com/office/drawing/2017/model3d" xmlns:o="urn:schemas-microsoft-com:office:office" xmlns:oel="http://schemas.microsoft.com/office/2019/extlst" xmlns:r="http://schemas.openxmlformats.org/officeDocument/2006/relationships" xmlns:m="http://schemas.openxmlformats.org/officeDocument/2006/math" xmlns:v="urn:schemas-microsoft-com:vml" xmlns:wp14="http://schemas.microsoft.com/office/word/2010/wordprocessingDrawing" xmlns:wp="http://schemas.openxmlformats.org/drawingml/2006/wordprocessingDrawing" xmlns:w10="urn:schemas-microsoft-com:office:word" xmlns:w="http://schemas.openxmlformats.org/wordprocessingml/2006/main" xmlns:w14="http://schemas.microsoft.com/office/word/2010/wordml" xmlns:w15="http://schemas.microsoft.com/office/word/2012/wordml" xmlns:w16cex="http://schemas.microsoft.com/office/word/2018/wordml/cex" xmlns:w16cid="http://schemas.microsoft.com/office/word/2016/wordml/cid" xmlns:w16="http://schemas.microsoft.com/office/word/2018/wordml" xmlns:w16sdtdh="http://schemas.microsoft.com/office/word/2020/wordml/sdtdatahash" xmlns:w16se="http://schemas.microsoft.com/office/word/2015/wordml/symex" xmlns:wpg="http://schemas.microsoft.com/office/word/2010/wordprocessingGroup" xmlns:wpi="http://schemas.microsoft.com/office/word/2010/wordprocessingInk" xmlns:wne="http://schemas.microsoft.com/office/word/2006/wordml" xmlns:wps="http://schemas.microsoft.com/office/word/2010/wordprocessingShape" mc:Ignorable="w14 w15 w16se w16cid w16 w16cex w16sdtdh wp14">
-  <w:docParts>
-    <w:docPart>
-      <w:docPartPr>
-        <w:name w:val="374B09C43D9443249BEC907D2CC414FD"/>
-        <w:category>
-          <w:name w:val="General"/>
-          <w:gallery w:val="placeholder"/>
-        </w:category>
-        <w:types>
-          <w:type w:val="bbPlcHdr"/>
-        </w:types>
-        <w:behaviors>
-          <w:behavior w:val="content"/>
-        </w:behaviors>
-        <w:guid w:val="{13B840F6-96CC-457C-B938-387B0FC07DD7}"/>
-      </w:docPartPr>
-      <w:docPartBody>
-        <w:p>
-          <w:pPr>
-            <w:pStyle w:val="374B09C43D9443249BEC907D2CC414FD2"/>
-          </w:pPr>
-          <w:r>
-            <w:rPr>
-              <w:lang w:val="fr-FR"/>
-            </w:rPr>
-            <w:t>Kalle Persson</w:t>
-          </w:r>
-        </w:p>
-      </w:docPartBody>
-    </w:docPart>
-    <w:docPart>
-      <w:docPartPr>
-        <w:name w:val="93C68B89BE81424D85D32D72EB51874E"/>
-        <w:category>
-          <w:name w:val="General"/>
-          <w:gallery w:val="placeholder"/>
-        </w:category>
-        <w:types>
-          <w:type w:val="bbPlcHdr"/>
-        </w:types>
-        <w:behaviors>
-          <w:behavior w:val="content"/>
-        </w:behaviors>
-        <w:guid w:val="{4F4E731D-B1D0-461C-8F3C-6A6CA843BA3F}"/>
-      </w:docPartPr>
-      <w:docPartBody>
-        <w:p>
-          <w:pPr>
-            <w:pStyle w:val="93C68B89BE81424D85D32D72EB51874E2"/>
-          </w:pPr>
-          <w:r>
-            <w:rPr>
-              <w:lang w:val="fr-FR"/>
-            </w:rPr>
-            <w:t>12 Beacon St.</w:t>
-          </w:r>
-        </w:p>
-      </w:docPartBody>
-    </w:docPart>
-    <w:docPart>
-      <w:docPartPr>
-        <w:name w:val="A7EB0A793AF14A78B8D7DDAE5880D39B"/>
-        <w:category>
-          <w:name w:val="General"/>
-          <w:gallery w:val="placeholder"/>
-        </w:category>
-        <w:types>
-          <w:type w:val="bbPlcHdr"/>
-        </w:types>
-        <w:behaviors>
-          <w:behavior w:val="content"/>
-        </w:behaviors>
-        <w:guid w:val="{81541E1E-FC9C-45EB-A792-9E73E14F002A}"/>
-      </w:docPartPr>
-      <w:docPartBody>
-        <w:p>
-          <w:pPr>
-            <w:pStyle w:val="A7EB0A793AF14A78B8D7DDAE5880D39B2"/>
-          </w:pPr>
-          <w:r>
-            <w:rPr>
-              <w:lang w:val="fr-FR"/>
-            </w:rPr>
-            <w:t>Boston, MA 98765</w:t>
-          </w:r>
-        </w:p>
-      </w:docPartBody>
-    </w:docPart>
-    <w:docPart>
-      <w:docPartPr>
-        <w:name w:val="EE4B53AEBCB44154A4594BCDED61E015"/>
-        <w:category>
-          <w:name w:val="General"/>
-          <w:gallery w:val="placeholder"/>
-        </w:category>
-        <w:types>
-          <w:type w:val="bbPlcHdr"/>
-        </w:types>
-        <w:behaviors>
-          <w:behavior w:val="content"/>
-        </w:behaviors>
-        <w:guid w:val="{675B85C5-DB6B-40B9-9346-354A936CF67F}"/>
-      </w:docPartPr>
-      <w:docPartBody>
-        <w:p>
-          <w:pPr>
-            <w:pStyle w:val="EE4B53AEBCB44154A4594BCDED61E015"/>
-          </w:pPr>
-          <w:r>
-            <w:rPr>
-              <w:lang w:val="fr-FR"/>
-            </w:rPr>
-            <w:t>Kalle Persson</w:t>
-          </w:r>
-        </w:p>
-      </w:docPartBody>
-    </w:docPart>
-    <w:docPart>
-      <w:docPartPr>
-        <w:name w:val="D0B75EDDEDBC44648D90027117F6C790"/>
-        <w:category>
-          <w:name w:val="General"/>
-          <w:gallery w:val="placeholder"/>
-        </w:category>
-        <w:types>
-          <w:type w:val="bbPlcHdr"/>
-        </w:types>
-        <w:behaviors>
-          <w:behavior w:val="content"/>
-        </w:behaviors>
-        <w:guid w:val="{A2EC3D00-1003-4E83-B52A-D80D4CEB04D9}"/>
-      </w:docPartPr>
-      <w:docPartBody>
-        <w:p>
-          <w:pPr>
-            <w:pStyle w:val="D0B75EDDEDBC44648D90027117F6C790"/>
-          </w:pPr>
-          <w:r>
-            <w:rPr>
-              <w:lang w:val="fr-FR"/>
-            </w:rPr>
-            <w:t>12 Beacon St.</w:t>
-          </w:r>
-        </w:p>
-      </w:docPartBody>
-    </w:docPart>
-    <w:docPart>
-      <w:docPartPr>
-        <w:name w:val="96E2D2A00BA84A3E9A5982ED7C9BC1C7"/>
-        <w:category>
-          <w:name w:val="General"/>
-          <w:gallery w:val="placeholder"/>
-        </w:category>
-        <w:types>
-          <w:type w:val="bbPlcHdr"/>
-        </w:types>
-        <w:behaviors>
-          <w:behavior w:val="content"/>
-        </w:behaviors>
-        <w:guid w:val="{B4851FEC-B3C0-4A1B-81E9-6B3365F979FD}"/>
-      </w:docPartPr>
-      <w:docPartBody>
-        <w:p>
-          <w:pPr>
-            <w:pStyle w:val="96E2D2A00BA84A3E9A5982ED7C9BC1C7"/>
-          </w:pPr>
-          <w:r>
-            <w:rPr>
-              <w:lang w:val="fr-FR"/>
-            </w:rPr>
-            <w:t>Boston, MA 98765</w:t>
-          </w:r>
-        </w:p>
-      </w:docPartBody>
-    </w:docPart>
-    <w:docPart>
-      <w:docPartPr>
-        <w:name w:val="BBC596B77F244202A98FFB404DDC40DF"/>
-        <w:category>
-          <w:name w:val="General"/>
-          <w:gallery w:val="placeholder"/>
-        </w:category>
-        <w:types>
-          <w:type w:val="bbPlcHdr"/>
-        </w:types>
-        <w:behaviors>
-          <w:behavior w:val="content"/>
-        </w:behaviors>
-        <w:guid w:val="{7910D6C2-6543-45B1-A6FD-02B40C3EE95B}"/>
-      </w:docPartPr>
-      <w:docPartBody>
-        <w:p>
-          <w:pPr>
-            <w:pStyle w:val="BBC596B77F244202A98FFB404DDC40DF"/>
-          </w:pPr>
-          <w:r>
-            <w:rPr>
-              <w:lang w:val="fr-FR"/>
-            </w:rPr>
-            <w:t>Kalle Persson</w:t>
-          </w:r>
-        </w:p>
-      </w:docPartBody>
-    </w:docPart>
-    <w:docPart>
-      <w:docPartPr>
-        <w:name w:val="6DACC94F65A341E8B85ACA39A05DC3EE"/>
-        <w:category>
-          <w:name w:val="General"/>
-          <w:gallery w:val="placeholder"/>
-        </w:category>
-        <w:types>
-          <w:type w:val="bbPlcHdr"/>
-        </w:types>
-        <w:behaviors>
-          <w:behavior w:val="content"/>
-        </w:behaviors>
-        <w:guid w:val="{660054C7-FD18-4D18-A190-265F758C1EF6}"/>
-      </w:docPartPr>
-      <w:docPartBody>
-        <w:p>
-          <w:pPr>
-            <w:pStyle w:val="6DACC94F65A341E8B85ACA39A05DC3EE"/>
-          </w:pPr>
-          <w:r>
-            <w:rPr>
-              <w:lang w:val="fr-FR"/>
-            </w:rPr>
-            <w:t>12 Beacon St.</w:t>
-          </w:r>
-        </w:p>
-      </w:docPartBody>
-    </w:docPart>
-    <w:docPart>
-      <w:docPartPr>
-        <w:name w:val="B85DAD22D0DD41BC8D22FD7921721A7D"/>
-        <w:category>
-          <w:name w:val="General"/>
-          <w:gallery w:val="placeholder"/>
-        </w:category>
-        <w:types>
-          <w:type w:val="bbPlcHdr"/>
-        </w:types>
-        <w:behaviors>
-          <w:behavior w:val="content"/>
-        </w:behaviors>
-        <w:guid w:val="{06A16751-D859-496A-B118-6DF81638CE6E}"/>
-      </w:docPartPr>
-      <w:docPartBody>
-        <w:p>
-          <w:pPr>
-            <w:pStyle w:val="B85DAD22D0DD41BC8D22FD7921721A7D"/>
-          </w:pPr>
-          <w:r>
-            <w:rPr>
-              <w:lang w:val="fr-FR"/>
-            </w:rPr>
-            <w:t>Boston, MA 98765</w:t>
-          </w:r>
-        </w:p>
-      </w:docPartBody>
-    </w:docPart>
-    <w:docPart>
-      <w:docPartPr>
-        <w:name w:val="98BCA1AFA425434994F7E92EB5A00428"/>
-        <w:category>
-          <w:name w:val="General"/>
-          <w:gallery w:val="placeholder"/>
-        </w:category>
-        <w:types>
-          <w:type w:val="bbPlcHdr"/>
-        </w:types>
-        <w:behaviors>
-          <w:behavior w:val="content"/>
-        </w:behaviors>
-        <w:guid w:val="{B9BFA400-D6B7-4B6D-B8B4-6A1C2D8033A4}"/>
-      </w:docPartPr>
-      <w:docPartBody>
-        <w:p>
-          <w:pPr>
-            <w:pStyle w:val="98BCA1AFA425434994F7E92EB5A00428"/>
-          </w:pPr>
-          <w:r>
-            <w:rPr>
-              <w:lang w:val="fr-FR"/>
-            </w:rPr>
-            <w:t>Kalle Persson</w:t>
-          </w:r>
-        </w:p>
-      </w:docPartBody>
-    </w:docPart>
-    <w:docPart>
-      <w:docPartPr>
-        <w:name w:val="61714B7F1F9F45448F9D2C372DC7FE45"/>
-        <w:category>
-          <w:name w:val="General"/>
-          <w:gallery w:val="placeholder"/>
-        </w:category>
-        <w:types>
-          <w:type w:val="bbPlcHdr"/>
-        </w:types>
-        <w:behaviors>
-          <w:behavior w:val="content"/>
-        </w:behaviors>
-        <w:guid w:val="{A22C3263-404F-41E0-BF2A-BAE8A8BBB8B0}"/>
-      </w:docPartPr>
-      <w:docPartBody>
-        <w:p>
-          <w:pPr>
-            <w:pStyle w:val="61714B7F1F9F45448F9D2C372DC7FE45"/>
-          </w:pPr>
-          <w:r>
-            <w:rPr>
-              <w:lang w:val="fr-FR"/>
-            </w:rPr>
-            <w:t>12 Beacon St.</w:t>
-          </w:r>
-        </w:p>
-      </w:docPartBody>
-    </w:docPart>
-    <w:docPart>
-      <w:docPartPr>
-        <w:name w:val="EBC92CD81F9E4A8AAA31AE9AFE0E2004"/>
-        <w:category>
-          <w:name w:val="General"/>
-          <w:gallery w:val="placeholder"/>
-        </w:category>
-        <w:types>
-          <w:type w:val="bbPlcHdr"/>
-        </w:types>
-        <w:behaviors>
-          <w:behavior w:val="content"/>
-        </w:behaviors>
-        <w:guid w:val="{62E5F3FF-F382-4DBF-B7A7-A1EBB044E7FC}"/>
-      </w:docPartPr>
-      <w:docPartBody>
-        <w:p>
-          <w:pPr>
-            <w:pStyle w:val="EBC92CD81F9E4A8AAA31AE9AFE0E2004"/>
-          </w:pPr>
-          <w:r>
-            <w:rPr>
-              <w:lang w:val="fr-FR"/>
-            </w:rPr>
-            <w:t>Boston, MA 98765</w:t>
-          </w:r>
-        </w:p>
-      </w:docPartBody>
-    </w:docPart>
-    <w:docPart>
-      <w:docPartPr>
-        <w:name w:val="84C8E856439E4B4BA4710D260E3EC1B3"/>
-        <w:category>
-          <w:name w:val="General"/>
-          <w:gallery w:val="placeholder"/>
-        </w:category>
-        <w:types>
-          <w:type w:val="bbPlcHdr"/>
-        </w:types>
-        <w:behaviors>
-          <w:behavior w:val="content"/>
-        </w:behaviors>
-        <w:guid w:val="{1D3D5151-9F76-4995-9EAB-8B0099C272CC}"/>
-      </w:docPartPr>
-      <w:docPartBody>
-        <w:p>
-          <w:pPr>
-            <w:pStyle w:val="84C8E856439E4B4BA4710D260E3EC1B3"/>
-          </w:pPr>
-          <w:r>
-            <w:rPr>
-              <w:lang w:val="fr-FR"/>
-            </w:rPr>
-            <w:t>Kalle Persson</w:t>
-          </w:r>
-        </w:p>
-      </w:docPartBody>
-    </w:docPart>
-    <w:docPart>
-      <w:docPartPr>
-        <w:name w:val="A395A25AD24E4383B5BC3B6F74BE94F8"/>
-        <w:category>
-          <w:name w:val="General"/>
-          <w:gallery w:val="placeholder"/>
-        </w:category>
-        <w:types>
-          <w:type w:val="bbPlcHdr"/>
-        </w:types>
-        <w:behaviors>
-          <w:behavior w:val="content"/>
-        </w:behaviors>
-        <w:guid w:val="{EE53F50F-788D-4A89-A928-A6763BCEDB3A}"/>
-      </w:docPartPr>
-      <w:docPartBody>
-        <w:p>
-          <w:pPr>
-            <w:pStyle w:val="A395A25AD24E4383B5BC3B6F74BE94F8"/>
-          </w:pPr>
-          <w:r>
-            <w:rPr>
-              <w:lang w:val="fr-FR"/>
-            </w:rPr>
-            <w:t>12 Beacon St.</w:t>
-          </w:r>
-        </w:p>
-      </w:docPartBody>
-    </w:docPart>
-    <w:docPart>
-      <w:docPartPr>
-        <w:name w:val="F710159546044E5DA5CB1D4FFF6CCF34"/>
-        <w:category>
-          <w:name w:val="General"/>
-          <w:gallery w:val="placeholder"/>
-        </w:category>
-        <w:types>
-          <w:type w:val="bbPlcHdr"/>
-        </w:types>
-        <w:behaviors>
-          <w:behavior w:val="content"/>
-        </w:behaviors>
-        <w:guid w:val="{CFD10A24-A8E9-4F4B-99B0-685CC0BE7D8F}"/>
-      </w:docPartPr>
-      <w:docPartBody>
-        <w:p>
-          <w:pPr>
-            <w:pStyle w:val="F710159546044E5DA5CB1D4FFF6CCF34"/>
-          </w:pPr>
-          <w:r>
-            <w:rPr>
-              <w:lang w:val="fr-FR"/>
-            </w:rPr>
-            <w:t>Boston, MA 98765</w:t>
-          </w:r>
-        </w:p>
-      </w:docPartBody>
-    </w:docPart>
-    <w:docPart>
-      <w:docPartPr>
-        <w:name w:val="7F2B16C955454EF7A1882C740324D11C"/>
-        <w:category>
-          <w:name w:val="General"/>
-          <w:gallery w:val="placeholder"/>
-        </w:category>
-        <w:types>
-          <w:type w:val="bbPlcHdr"/>
-        </w:types>
-        <w:behaviors>
-          <w:behavior w:val="content"/>
-        </w:behaviors>
-        <w:guid w:val="{74DA1D4D-4283-4022-8F5B-48B9D9FB47F0}"/>
-      </w:docPartPr>
-      <w:docPartBody>
-        <w:p>
-          <w:pPr>
-            <w:pStyle w:val="7F2B16C955454EF7A1882C740324D11C"/>
-          </w:pPr>
-          <w:r>
-            <w:rPr>
-              <w:lang w:val="fr-FR"/>
-            </w:rPr>
-            <w:t>Kalle Persson</w:t>
-          </w:r>
-        </w:p>
-      </w:docPartBody>
-    </w:docPart>
-    <w:docPart>
-      <w:docPartPr>
-        <w:name w:val="727773D1555A47FE819EAE9659C88D64"/>
-        <w:category>
-          <w:name w:val="General"/>
-          <w:gallery w:val="placeholder"/>
-        </w:category>
-        <w:types>
-          <w:type w:val="bbPlcHdr"/>
-        </w:types>
-        <w:behaviors>
-          <w:behavior w:val="content"/>
-        </w:behaviors>
-        <w:guid w:val="{74FC9169-0A09-4272-A248-11804058A63F}"/>
-      </w:docPartPr>
-      <w:docPartBody>
-        <w:p>
-          <w:pPr>
-            <w:pStyle w:val="727773D1555A47FE819EAE9659C88D64"/>
-          </w:pPr>
-          <w:r>
-            <w:rPr>
-              <w:lang w:val="fr-FR"/>
-            </w:rPr>
-            <w:t>12 Beacon St.</w:t>
-          </w:r>
-        </w:p>
-      </w:docPartBody>
-    </w:docPart>
-    <w:docPart>
-      <w:docPartPr>
-        <w:name w:val="D7DEF290318547BBB30FC4F1DA37DB20"/>
-        <w:category>
-          <w:name w:val="General"/>
-          <w:gallery w:val="placeholder"/>
-        </w:category>
-        <w:types>
-          <w:type w:val="bbPlcHdr"/>
-        </w:types>
-        <w:behaviors>
-          <w:behavior w:val="content"/>
-        </w:behaviors>
-        <w:guid w:val="{FB35CA8B-ED46-4638-8B92-6CEC67569E0E}"/>
-      </w:docPartPr>
-      <w:docPartBody>
-        <w:p>
-          <w:pPr>
-            <w:pStyle w:val="D7DEF290318547BBB30FC4F1DA37DB20"/>
-          </w:pPr>
-          <w:r>
-            <w:rPr>
-              <w:lang w:val="fr-FR"/>
-            </w:rPr>
-            <w:t>Boston, MA 98765</w:t>
-          </w:r>
-        </w:p>
-      </w:docPartBody>
-    </w:docPart>
-    <w:docPart>
-      <w:docPartPr>
-        <w:name w:val="97C4266C152F40809C76FA1F8F638126"/>
-        <w:category>
-          <w:name w:val="General"/>
-          <w:gallery w:val="placeholder"/>
-        </w:category>
-        <w:types>
-          <w:type w:val="bbPlcHdr"/>
-        </w:types>
-        <w:behaviors>
-          <w:behavior w:val="content"/>
-        </w:behaviors>
-        <w:guid w:val="{ADAF8609-7CD8-4A30-B89E-4B2CD9DB6458}"/>
-      </w:docPartPr>
-      <w:docPartBody>
-        <w:p>
-          <w:pPr>
-            <w:pStyle w:val="97C4266C152F40809C76FA1F8F638126"/>
-          </w:pPr>
-          <w:r>
-            <w:rPr>
-              <w:lang w:val="fr-FR"/>
-            </w:rPr>
-            <w:t>Kalle Persson</w:t>
-          </w:r>
-        </w:p>
-      </w:docPartBody>
-    </w:docPart>
-    <w:docPart>
-      <w:docPartPr>
-        <w:name w:val="637695A359224709A616EEB5C267B1A7"/>
-        <w:category>
-          <w:name w:val="General"/>
-          <w:gallery w:val="placeholder"/>
-        </w:category>
-        <w:types>
-          <w:type w:val="bbPlcHdr"/>
-        </w:types>
-        <w:behaviors>
-          <w:behavior w:val="content"/>
-        </w:behaviors>
-        <w:guid w:val="{4E0688E9-36AB-49E7-ACD8-280CCF4617AF}"/>
-      </w:docPartPr>
-      <w:docPartBody>
-        <w:p>
-          <w:pPr>
-            <w:pStyle w:val="637695A359224709A616EEB5C267B1A7"/>
-          </w:pPr>
-          <w:r>
-            <w:rPr>
-              <w:lang w:val="fr-FR"/>
-            </w:rPr>
-            <w:t>12 Beacon St.</w:t>
-          </w:r>
-        </w:p>
-      </w:docPartBody>
-    </w:docPart>
-    <w:docPart>
-      <w:docPartPr>
-        <w:name w:val="9ACAB445C23D4FFDB7ADEE14343F5119"/>
-        <w:category>
-          <w:name w:val="General"/>
-          <w:gallery w:val="placeholder"/>
-        </w:category>
-        <w:types>
-          <w:type w:val="bbPlcHdr"/>
-        </w:types>
-        <w:behaviors>
-          <w:behavior w:val="content"/>
-        </w:behaviors>
-        <w:guid w:val="{322661F0-CD54-45B5-8548-3470C0D71418}"/>
-      </w:docPartPr>
-      <w:docPartBody>
-        <w:p>
-          <w:pPr>
-            <w:pStyle w:val="9ACAB445C23D4FFDB7ADEE14343F5119"/>
-          </w:pPr>
-          <w:r>
-            <w:rPr>
-              <w:lang w:val="fr-FR"/>
-            </w:rPr>
-            <w:t>Boston, MA 98765</w:t>
-          </w:r>
-        </w:p>
-      </w:docPartBody>
-    </w:docPart>
-    <w:docPart>
-      <w:docPartPr>
-        <w:name w:val="1099C5875F394BD2B6038D956F76B5C1"/>
-        <w:category>
-          <w:name w:val="General"/>
-          <w:gallery w:val="placeholder"/>
-        </w:category>
-        <w:types>
-          <w:type w:val="bbPlcHdr"/>
-        </w:types>
-        <w:behaviors>
-          <w:behavior w:val="content"/>
-        </w:behaviors>
-        <w:guid w:val="{897C6F4F-C1B0-4503-8E6F-A0FF521C0DEB}"/>
-      </w:docPartPr>
-      <w:docPartBody>
-        <w:p>
-          <w:pPr>
-            <w:pStyle w:val="1099C5875F394BD2B6038D956F76B5C1"/>
-          </w:pPr>
-          <w:r>
-            <w:rPr>
-              <w:lang w:val="fr-FR"/>
-            </w:rPr>
-            <w:t>Kalle Persson</w:t>
-          </w:r>
-        </w:p>
-      </w:docPartBody>
-    </w:docPart>
-    <w:docPart>
-      <w:docPartPr>
-        <w:name w:val="3E736B6760E54A71BAA28C507D9CC538"/>
-        <w:category>
-          <w:name w:val="General"/>
-          <w:gallery w:val="placeholder"/>
-        </w:category>
-        <w:types>
-          <w:type w:val="bbPlcHdr"/>
-        </w:types>
-        <w:behaviors>
-          <w:behavior w:val="content"/>
-        </w:behaviors>
-        <w:guid w:val="{A8567619-3552-44BA-9044-E587A5EEB7C2}"/>
-      </w:docPartPr>
-      <w:docPartBody>
-        <w:p>
-          <w:pPr>
-            <w:pStyle w:val="3E736B6760E54A71BAA28C507D9CC538"/>
-          </w:pPr>
-          <w:r>
-            <w:rPr>
-              <w:lang w:val="fr-FR"/>
-            </w:rPr>
-            <w:t>12 Beacon St.</w:t>
-          </w:r>
-        </w:p>
-      </w:docPartBody>
-    </w:docPart>
-    <w:docPart>
-      <w:docPartPr>
-        <w:name w:val="D7CBDFF2BC7148B696FD1E7191FD85AA"/>
-        <w:category>
-          <w:name w:val="General"/>
-          <w:gallery w:val="placeholder"/>
-        </w:category>
-        <w:types>
-          <w:type w:val="bbPlcHdr"/>
-        </w:types>
-        <w:behaviors>
-          <w:behavior w:val="content"/>
-        </w:behaviors>
-        <w:guid w:val="{3EAC37D2-1653-43DF-93B3-569B2F47B986}"/>
-      </w:docPartPr>
-      <w:docPartBody>
-        <w:p>
-          <w:pPr>
-            <w:pStyle w:val="D7CBDFF2BC7148B696FD1E7191FD85AA"/>
-          </w:pPr>
-          <w:r>
-            <w:rPr>
-              <w:lang w:val="fr-FR"/>
-            </w:rPr>
-            <w:t>Boston, MA 98765</w:t>
-          </w:r>
-        </w:p>
-      </w:docPartBody>
-    </w:docPart>
-    <w:docPart>
-      <w:docPartPr>
-        <w:name w:val="50F14844487F425BAF6ABC9061721CD3"/>
-        <w:category>
-          <w:name w:val="General"/>
-          <w:gallery w:val="placeholder"/>
-        </w:category>
-        <w:types>
-          <w:type w:val="bbPlcHdr"/>
-        </w:types>
-        <w:behaviors>
-          <w:behavior w:val="content"/>
-        </w:behaviors>
-        <w:guid w:val="{B103C2B7-1B0B-453B-9D30-72286AD06F04}"/>
-      </w:docPartPr>
-      <w:docPartBody>
-        <w:p>
-          <w:pPr>
-            <w:pStyle w:val="50F14844487F425BAF6ABC9061721CD3"/>
-          </w:pPr>
-          <w:r>
-            <w:rPr>
-              <w:lang w:val="fr-FR"/>
-            </w:rPr>
-            <w:t>Kalle Persson</w:t>
-          </w:r>
-        </w:p>
-      </w:docPartBody>
-    </w:docPart>
-    <w:docPart>
-      <w:docPartPr>
-        <w:name w:val="4205BF7706CD4B0CB1AA07CF48777A92"/>
-        <w:category>
-          <w:name w:val="General"/>
-          <w:gallery w:val="placeholder"/>
-        </w:category>
-        <w:types>
-          <w:type w:val="bbPlcHdr"/>
-        </w:types>
-        <w:behaviors>
-          <w:behavior w:val="content"/>
-        </w:behaviors>
-        <w:guid w:val="{23E0E3B0-43F3-4A42-864D-0072F9AC2A6D}"/>
-      </w:docPartPr>
-      <w:docPartBody>
-        <w:p>
-          <w:pPr>
-            <w:pStyle w:val="4205BF7706CD4B0CB1AA07CF48777A92"/>
-          </w:pPr>
-          <w:r>
-            <w:rPr>
-              <w:lang w:val="fr-FR"/>
-            </w:rPr>
-            <w:t>12 Beacon St.</w:t>
-          </w:r>
-        </w:p>
-      </w:docPartBody>
-    </w:docPart>
-    <w:docPart>
-      <w:docPartPr>
-        <w:name w:val="0529FD03B6134296A4B40721CD5941FC"/>
-        <w:category>
-          <w:name w:val="General"/>
-          <w:gallery w:val="placeholder"/>
-        </w:category>
-        <w:types>
-          <w:type w:val="bbPlcHdr"/>
-        </w:types>
-        <w:behaviors>
-          <w:behavior w:val="content"/>
-        </w:behaviors>
-        <w:guid w:val="{E190DD43-5A6A-4622-AC13-E1411A5C1211}"/>
-      </w:docPartPr>
-      <w:docPartBody>
-        <w:p>
-          <w:pPr>
-            <w:pStyle w:val="0529FD03B6134296A4B40721CD5941FC"/>
-          </w:pPr>
-          <w:r>
-            <w:rPr>
-              <w:lang w:val="fr-FR"/>
-            </w:rPr>
-            <w:t>Boston, MA 98765</w:t>
-          </w:r>
-        </w:p>
-      </w:docPartBody>
-    </w:docPart>
-    <w:docPart>
-      <w:docPartPr>
-        <w:name w:val="39834515BE96423A8873F43B88820F4E"/>
-        <w:category>
-          <w:name w:val="General"/>
-          <w:gallery w:val="placeholder"/>
-        </w:category>
-        <w:types>
-          <w:type w:val="bbPlcHdr"/>
-        </w:types>
-        <w:behaviors>
-          <w:behavior w:val="content"/>
-        </w:behaviors>
-        <w:guid w:val="{55A40410-5EA2-419D-A1C0-D263A69140D8}"/>
-      </w:docPartPr>
-      <w:docPartBody>
-        <w:p>
-          <w:pPr>
-            <w:pStyle w:val="39834515BE96423A8873F43B88820F4E"/>
-          </w:pPr>
-          <w:r>
-            <w:rPr>
-              <w:lang w:val="fr-FR"/>
-            </w:rPr>
-            <w:t>Kalle Persson</w:t>
-          </w:r>
-        </w:p>
-      </w:docPartBody>
-    </w:docPart>
-    <w:docPart>
-      <w:docPartPr>
-        <w:name w:val="22112B85928D4EF7AA025FDB12E24E9A"/>
-        <w:category>
-          <w:name w:val="General"/>
-          <w:gallery w:val="placeholder"/>
-        </w:category>
-        <w:types>
-          <w:type w:val="bbPlcHdr"/>
-        </w:types>
-        <w:behaviors>
-          <w:behavior w:val="content"/>
-        </w:behaviors>
-        <w:guid w:val="{EBCD17D5-B6E5-4245-B5E3-57E8FB1B2733}"/>
-      </w:docPartPr>
-      <w:docPartBody>
-        <w:p>
-          <w:pPr>
-            <w:pStyle w:val="22112B85928D4EF7AA025FDB12E24E9A"/>
-          </w:pPr>
-          <w:r>
-            <w:rPr>
-              <w:lang w:val="fr-FR"/>
-            </w:rPr>
-            <w:t>12 Beacon St.</w:t>
-          </w:r>
-        </w:p>
-      </w:docPartBody>
-    </w:docPart>
-    <w:docPart>
-      <w:docPartPr>
-        <w:name w:val="FACBEB3B5EE04A7296A10D1515757952"/>
-        <w:category>
-          <w:name w:val="General"/>
-          <w:gallery w:val="placeholder"/>
-        </w:category>
-        <w:types>
-          <w:type w:val="bbPlcHdr"/>
-        </w:types>
-        <w:behaviors>
-          <w:behavior w:val="content"/>
-        </w:behaviors>
-        <w:guid w:val="{6855D26A-CFD7-4DAD-87B6-A7F7A5EE1ADB}"/>
-      </w:docPartPr>
-      <w:docPartBody>
-        <w:p>
-          <w:pPr>
-            <w:pStyle w:val="FACBEB3B5EE04A7296A10D1515757952"/>
-          </w:pPr>
-          <w:r>
-            <w:rPr>
-              <w:lang w:val="fr-FR"/>
-            </w:rPr>
-            <w:t>Boston, MA 98765</w:t>
-          </w:r>
-        </w:p>
-      </w:docPartBody>
-    </w:docPart>
-    <w:docPart>
-      <w:docPartPr>
-        <w:name w:val="9B5FD8098F4A4D91880A9FE84C7669FE"/>
-        <w:category>
-          <w:name w:val="General"/>
-          <w:gallery w:val="placeholder"/>
-        </w:category>
-        <w:types>
-          <w:type w:val="bbPlcHdr"/>
-        </w:types>
-        <w:behaviors>
-          <w:behavior w:val="content"/>
-        </w:behaviors>
-        <w:guid w:val="{9C987856-C961-47A0-83EE-EA88B53B365A}"/>
-      </w:docPartPr>
-      <w:docPartBody>
-        <w:p>
-          <w:pPr>
-            <w:pStyle w:val="9B5FD8098F4A4D91880A9FE84C7669FE"/>
-          </w:pPr>
-          <w:r>
-            <w:rPr>
-              <w:lang w:val="fr-FR"/>
-            </w:rPr>
-            <w:t>Kalle Persson</w:t>
-          </w:r>
-        </w:p>
-      </w:docPartBody>
-    </w:docPart>
-    <w:docPart>
-      <w:docPartPr>
-        <w:name w:val="BD0DFF92344B402A914654D2D666212B"/>
-        <w:category>
-          <w:name w:val="General"/>
-          <w:gallery w:val="placeholder"/>
-        </w:category>
-        <w:types>
-          <w:type w:val="bbPlcHdr"/>
-        </w:types>
-        <w:behaviors>
-          <w:behavior w:val="content"/>
-        </w:behaviors>
-        <w:guid w:val="{0AFE0E85-D6E8-4122-8B05-CE2A79FEA7FA}"/>
-      </w:docPartPr>
-      <w:docPartBody>
-        <w:p>
-          <w:pPr>
-            <w:pStyle w:val="BD0DFF92344B402A914654D2D666212B"/>
-          </w:pPr>
-          <w:r>
-            <w:rPr>
-              <w:lang w:val="fr-FR"/>
-            </w:rPr>
-            <w:t>12 Beacon St.</w:t>
-          </w:r>
-        </w:p>
-      </w:docPartBody>
-    </w:docPart>
-    <w:docPart>
-      <w:docPartPr>
-        <w:name w:val="9FC38B428A234C9386038AB0668B283B"/>
-        <w:category>
-          <w:name w:val="General"/>
-          <w:gallery w:val="placeholder"/>
-        </w:category>
-        <w:types>
-          <w:type w:val="bbPlcHdr"/>
-        </w:types>
-        <w:behaviors>
-          <w:behavior w:val="content"/>
-        </w:behaviors>
-        <w:guid w:val="{6CED9E2B-EC83-49D0-AEC7-4893E047D0F6}"/>
-      </w:docPartPr>
-      <w:docPartBody>
-        <w:p>
-          <w:pPr>
-            <w:pStyle w:val="9FC38B428A234C9386038AB0668B283B"/>
-          </w:pPr>
-          <w:r>
-            <w:rPr>
-              <w:lang w:val="fr-FR"/>
-            </w:rPr>
-            <w:t>Boston, MA 98765</w:t>
-          </w:r>
-        </w:p>
-      </w:docPartBody>
-    </w:docPart>
-    <w:docPart>
-      <w:docPartPr>
-        <w:name w:val="225BC62C4C7C42B49CC65C84EB27B79D"/>
-        <w:category>
-          <w:name w:val="General"/>
-          <w:gallery w:val="placeholder"/>
-        </w:category>
-        <w:types>
-          <w:type w:val="bbPlcHdr"/>
-        </w:types>
-        <w:behaviors>
-          <w:behavior w:val="content"/>
-        </w:behaviors>
-        <w:guid w:val="{5EC57CED-39A2-4227-BCC7-993FED2CFFE1}"/>
-      </w:docPartPr>
-      <w:docPartBody>
-        <w:p>
-          <w:pPr>
-            <w:pStyle w:val="225BC62C4C7C42B49CC65C84EB27B79D"/>
-          </w:pPr>
-          <w:r>
-            <w:rPr>
-              <w:lang w:val="fr-FR"/>
-            </w:rPr>
-            <w:t>Kalle Persson</w:t>
-          </w:r>
-        </w:p>
-      </w:docPartBody>
-    </w:docPart>
-    <w:docPart>
-      <w:docPartPr>
-        <w:name w:val="F4EB6F62F97844ECBAC77C548ED80B44"/>
-        <w:category>
-          <w:name w:val="General"/>
-          <w:gallery w:val="placeholder"/>
-        </w:category>
-        <w:types>
-          <w:type w:val="bbPlcHdr"/>
-        </w:types>
-        <w:behaviors>
-          <w:behavior w:val="content"/>
-        </w:behaviors>
-        <w:guid w:val="{1CEF273E-6669-4F9F-9978-ACADA7EE41F1}"/>
-      </w:docPartPr>
-      <w:docPartBody>
-        <w:p>
-          <w:pPr>
-            <w:pStyle w:val="F4EB6F62F97844ECBAC77C548ED80B44"/>
-          </w:pPr>
-          <w:r>
-            <w:rPr>
-              <w:lang w:val="fr-FR"/>
-            </w:rPr>
-            <w:t>12 Beacon St.</w:t>
-          </w:r>
-        </w:p>
-      </w:docPartBody>
-    </w:docPart>
-    <w:docPart>
-      <w:docPartPr>
-        <w:name w:val="CE49A798483A4D46B4E263894A6DECE7"/>
-        <w:category>
-          <w:name w:val="General"/>
-          <w:gallery w:val="placeholder"/>
-        </w:category>
-        <w:types>
-          <w:type w:val="bbPlcHdr"/>
-        </w:types>
-        <w:behaviors>
-          <w:behavior w:val="content"/>
-        </w:behaviors>
-        <w:guid w:val="{1780FB69-7E27-44A9-9CA7-12B83AABBE2A}"/>
-      </w:docPartPr>
-      <w:docPartBody>
-        <w:p>
-          <w:pPr>
-            <w:pStyle w:val="CE49A798483A4D46B4E263894A6DECE7"/>
-          </w:pPr>
-          <w:r>
-            <w:rPr>
-              <w:lang w:val="fr-FR"/>
-            </w:rPr>
-            <w:t>Boston, MA 98765</w:t>
-          </w:r>
-        </w:p>
-      </w:docPartBody>
-    </w:docPart>
-    <w:docPart>
-      <w:docPartPr>
-        <w:name w:val="4AE7FAFAAEFF4BB6B28A95F6DC57356C"/>
-        <w:category>
-          <w:name w:val="General"/>
-          <w:gallery w:val="placeholder"/>
-        </w:category>
-        <w:types>
-          <w:type w:val="bbPlcHdr"/>
-        </w:types>
-        <w:behaviors>
-          <w:behavior w:val="content"/>
-        </w:behaviors>
-        <w:guid w:val="{486CE647-981C-42E3-BEB2-A644E1E808B1}"/>
-      </w:docPartPr>
-      <w:docPartBody>
-        <w:p>
-          <w:pPr>
-            <w:pStyle w:val="4AE7FAFAAEFF4BB6B28A95F6DC57356C"/>
-          </w:pPr>
-          <w:r>
-            <w:rPr>
-              <w:lang w:val="fr-FR"/>
-            </w:rPr>
-            <w:t>Kalle Persson</w:t>
-          </w:r>
-        </w:p>
-      </w:docPartBody>
-    </w:docPart>
-    <w:docPart>
-      <w:docPartPr>
-        <w:name w:val="A2257612619549BAA56D05031BF55047"/>
-        <w:category>
-          <w:name w:val="General"/>
-          <w:gallery w:val="placeholder"/>
-        </w:category>
-        <w:types>
-          <w:type w:val="bbPlcHdr"/>
-        </w:types>
-        <w:behaviors>
-          <w:behavior w:val="content"/>
-        </w:behaviors>
-        <w:guid w:val="{15EC616A-979D-41DB-AC33-1288E2D2F532}"/>
-      </w:docPartPr>
-      <w:docPartBody>
-        <w:p>
-          <w:pPr>
-            <w:pStyle w:val="A2257612619549BAA56D05031BF55047"/>
-          </w:pPr>
-          <w:r>
-            <w:rPr>
-              <w:lang w:val="fr-FR"/>
-            </w:rPr>
-            <w:t>12 Beacon St.</w:t>
-          </w:r>
-        </w:p>
-      </w:docPartBody>
-    </w:docPart>
-    <w:docPart>
-      <w:docPartPr>
-        <w:name w:val="E6FA9AE1AEB548DA868036D5B1B253EA"/>
-        <w:category>
-          <w:name w:val="General"/>
-          <w:gallery w:val="placeholder"/>
-        </w:category>
-        <w:types>
-          <w:type w:val="bbPlcHdr"/>
-        </w:types>
-        <w:behaviors>
-          <w:behavior w:val="content"/>
-        </w:behaviors>
-        <w:guid w:val="{32EE94B0-A511-48E0-B308-8D042DFAFE07}"/>
-      </w:docPartPr>
-      <w:docPartBody>
-        <w:p>
-          <w:pPr>
-            <w:pStyle w:val="E6FA9AE1AEB548DA868036D5B1B253EA"/>
-          </w:pPr>
-          <w:r>
-            <w:rPr>
-              <w:lang w:val="fr-FR"/>
-            </w:rPr>
-            <w:t>Boston, MA 98765</w:t>
-          </w:r>
-        </w:p>
-      </w:docPartBody>
-    </w:docPart>
-    <w:docPart>
-      <w:docPartPr>
-        <w:name w:val="D6AC06D5A2854D2BB09BFD5810294E9C"/>
-        <w:category>
-          <w:name w:val="General"/>
-          <w:gallery w:val="placeholder"/>
-        </w:category>
-        <w:types>
-          <w:type w:val="bbPlcHdr"/>
-        </w:types>
-        <w:behaviors>
-          <w:behavior w:val="content"/>
-        </w:behaviors>
-        <w:guid w:val="{40D66919-4457-46D9-AAF2-F672C0338082}"/>
-      </w:docPartPr>
-      <w:docPartBody>
-        <w:p>
-          <w:pPr>
-            <w:pStyle w:val="D6AC06D5A2854D2BB09BFD5810294E9C"/>
-          </w:pPr>
-          <w:r>
-            <w:rPr>
-              <w:lang w:val="fr-FR"/>
-            </w:rPr>
-            <w:t>Kalle Persson</w:t>
-          </w:r>
-        </w:p>
-      </w:docPartBody>
-    </w:docPart>
-    <w:docPart>
-      <w:docPartPr>
-        <w:name w:val="1C2C169230B84B6DA9793843272039C9"/>
-        <w:category>
-          <w:name w:val="General"/>
-          <w:gallery w:val="placeholder"/>
-        </w:category>
-        <w:types>
-          <w:type w:val="bbPlcHdr"/>
-        </w:types>
-        <w:behaviors>
-          <w:behavior w:val="content"/>
-        </w:behaviors>
-        <w:guid w:val="{5C25AABB-8AB2-43EA-9873-92D62EB83E83}"/>
-      </w:docPartPr>
-      <w:docPartBody>
-        <w:p>
-          <w:pPr>
-            <w:pStyle w:val="1C2C169230B84B6DA9793843272039C9"/>
-          </w:pPr>
-          <w:r>
-            <w:rPr>
-              <w:lang w:val="fr-FR"/>
-            </w:rPr>
-            <w:t>12 Beacon St.</w:t>
-          </w:r>
-        </w:p>
-      </w:docPartBody>
-    </w:docPart>
-    <w:docPart>
-      <w:docPartPr>
-        <w:name w:val="9C25AE446CF94C99A5C861AA1C4D72CD"/>
-        <w:category>
-          <w:name w:val="General"/>
-          <w:gallery w:val="placeholder"/>
-        </w:category>
-        <w:types>
-          <w:type w:val="bbPlcHdr"/>
-        </w:types>
-        <w:behaviors>
-          <w:behavior w:val="content"/>
-        </w:behaviors>
-        <w:guid w:val="{6B033054-103F-46DB-8354-969C6928A6AF}"/>
-      </w:docPartPr>
-      <w:docPartBody>
-        <w:p>
-          <w:pPr>
-            <w:pStyle w:val="9C25AE446CF94C99A5C861AA1C4D72CD"/>
-          </w:pPr>
-          <w:r>
-            <w:rPr>
-              <w:lang w:val="fr-FR"/>
-            </w:rPr>
-            <w:t>Boston, MA 98765</w:t>
-          </w:r>
-        </w:p>
-      </w:docPartBody>
-    </w:docPart>
-    <w:docPart>
-      <w:docPartPr>
-        <w:name w:val="E5B45F6AABDA45A6AFD528AB88841CB4"/>
-        <w:category>
-          <w:name w:val="General"/>
-          <w:gallery w:val="placeholder"/>
-        </w:category>
-        <w:types>
-          <w:type w:val="bbPlcHdr"/>
-        </w:types>
-        <w:behaviors>
-          <w:behavior w:val="content"/>
-        </w:behaviors>
-        <w:guid w:val="{BA7F0D6F-7026-4052-92B6-836090EDA409}"/>
-      </w:docPartPr>
-      <w:docPartBody>
-        <w:p>
-          <w:pPr>
-            <w:pStyle w:val="E5B45F6AABDA45A6AFD528AB88841CB4"/>
-          </w:pPr>
-          <w:r>
-            <w:rPr>
-              <w:lang w:val="fr-FR"/>
-            </w:rPr>
-            <w:t>Kalle Persson</w:t>
-          </w:r>
-        </w:p>
-      </w:docPartBody>
-    </w:docPart>
-    <w:docPart>
-      <w:docPartPr>
-        <w:name w:val="49380A61CDBB437B88C5909DA5ADD0C4"/>
-        <w:category>
-          <w:name w:val="General"/>
-          <w:gallery w:val="placeholder"/>
-        </w:category>
-        <w:types>
-          <w:type w:val="bbPlcHdr"/>
-        </w:types>
-        <w:behaviors>
-          <w:behavior w:val="content"/>
-        </w:behaviors>
-        <w:guid w:val="{A4CE2FB8-1DE8-49E1-BE0D-2AA98CE6CA69}"/>
-      </w:docPartPr>
-      <w:docPartBody>
-        <w:p>
-          <w:pPr>
-            <w:pStyle w:val="49380A61CDBB437B88C5909DA5ADD0C4"/>
-          </w:pPr>
-          <w:r>
-            <w:rPr>
-              <w:lang w:val="fr-FR"/>
-            </w:rPr>
-            <w:t>12 Beacon St.</w:t>
-          </w:r>
-        </w:p>
-      </w:docPartBody>
-    </w:docPart>
-    <w:docPart>
-      <w:docPartPr>
-        <w:name w:val="05DF7AD46FCA49B2BE335CC299FD4691"/>
-        <w:category>
-          <w:name w:val="General"/>
-          <w:gallery w:val="placeholder"/>
-        </w:category>
-        <w:types>
-          <w:type w:val="bbPlcHdr"/>
-        </w:types>
-        <w:behaviors>
-          <w:behavior w:val="content"/>
-        </w:behaviors>
-        <w:guid w:val="{05D48578-409F-46D0-938D-DF9371F877EF}"/>
-      </w:docPartPr>
-      <w:docPartBody>
-        <w:p>
-          <w:pPr>
-            <w:pStyle w:val="05DF7AD46FCA49B2BE335CC299FD4691"/>
-          </w:pPr>
-          <w:r>
-            <w:rPr>
-              <w:lang w:val="fr-FR"/>
-            </w:rPr>
-            <w:t>Boston, MA 98765</w:t>
-          </w:r>
-        </w:p>
-      </w:docPartBody>
-    </w:docPart>
-    <w:docPart>
-      <w:docPartPr>
-        <w:name w:val="AA78E39C1F30400790C5FF3C325CFDB5"/>
-        <w:category>
-          <w:name w:val="General"/>
-          <w:gallery w:val="placeholder"/>
-        </w:category>
-        <w:types>
-          <w:type w:val="bbPlcHdr"/>
-        </w:types>
-        <w:behaviors>
-          <w:behavior w:val="content"/>
-        </w:behaviors>
-        <w:guid w:val="{ED8C15F3-DC29-4402-AC01-61392CAF9EFD}"/>
-      </w:docPartPr>
-      <w:docPartBody>
-        <w:p>
-          <w:pPr>
-            <w:pStyle w:val="AA78E39C1F30400790C5FF3C325CFDB5"/>
-          </w:pPr>
-          <w:r>
-            <w:rPr>
-              <w:lang w:val="fr-FR"/>
-            </w:rPr>
-            <w:t>Kalle Persson</w:t>
-          </w:r>
-        </w:p>
-      </w:docPartBody>
-    </w:docPart>
-    <w:docPart>
-      <w:docPartPr>
-        <w:name w:val="4EBA5538D6AD498CBE2A717CE1B4030D"/>
-        <w:category>
-          <w:name w:val="General"/>
-          <w:gallery w:val="placeholder"/>
-        </w:category>
-        <w:types>
-          <w:type w:val="bbPlcHdr"/>
-        </w:types>
-        <w:behaviors>
-          <w:behavior w:val="content"/>
-        </w:behaviors>
-        <w:guid w:val="{FE0EFF11-39FF-4572-BDE5-1A36982D9116}"/>
-      </w:docPartPr>
-      <w:docPartBody>
-        <w:p>
-          <w:pPr>
-            <w:pStyle w:val="4EBA5538D6AD498CBE2A717CE1B4030D"/>
-          </w:pPr>
-          <w:r>
-            <w:rPr>
-              <w:lang w:val="fr-FR"/>
-            </w:rPr>
-            <w:t>12 Beacon St.</w:t>
-          </w:r>
-        </w:p>
-      </w:docPartBody>
-    </w:docPart>
-    <w:docPart>
-      <w:docPartPr>
-        <w:name w:val="70827B5D104D413B96FB42DCE4CAF11F"/>
-        <w:category>
-          <w:name w:val="General"/>
-          <w:gallery w:val="placeholder"/>
-        </w:category>
-        <w:types>
-          <w:type w:val="bbPlcHdr"/>
-        </w:types>
-        <w:behaviors>
-          <w:behavior w:val="content"/>
-        </w:behaviors>
-        <w:guid w:val="{AFE7C2A7-AAE0-4605-A34F-D8EC5C1DB46C}"/>
-      </w:docPartPr>
-      <w:docPartBody>
-        <w:p>
-          <w:pPr>
-            <w:pStyle w:val="70827B5D104D413B96FB42DCE4CAF11F"/>
-          </w:pPr>
-          <w:r>
-            <w:rPr>
-              <w:lang w:val="fr-FR"/>
-            </w:rPr>
-            <w:t>Boston, MA 98765</w:t>
-          </w:r>
-        </w:p>
-      </w:docPartBody>
-    </w:docPart>
-    <w:docPart>
-      <w:docPartPr>
-        <w:name w:val="0F25E89F4B524F54960270DE24E9D837"/>
-        <w:category>
-          <w:name w:val="General"/>
-          <w:gallery w:val="placeholder"/>
-        </w:category>
-        <w:types>
-          <w:type w:val="bbPlcHdr"/>
-        </w:types>
-        <w:behaviors>
-          <w:behavior w:val="content"/>
-        </w:behaviors>
-        <w:guid w:val="{44892CF9-2482-4126-9E19-1C790BC39012}"/>
-      </w:docPartPr>
-      <w:docPartBody>
-        <w:p>
-          <w:pPr>
-            <w:pStyle w:val="0F25E89F4B524F54960270DE24E9D837"/>
-          </w:pPr>
-          <w:r>
-            <w:rPr>
-              <w:lang w:val="fr-FR"/>
-            </w:rPr>
-            <w:t>Kalle Persson</w:t>
-          </w:r>
-        </w:p>
-      </w:docPartBody>
-    </w:docPart>
-    <w:docPart>
-      <w:docPartPr>
-        <w:name w:val="BED2192DFEBC4D60AF8E76D9F86C7D7D"/>
-        <w:category>
-          <w:name w:val="General"/>
-          <w:gallery w:val="placeholder"/>
-        </w:category>
-        <w:types>
-          <w:type w:val="bbPlcHdr"/>
-        </w:types>
-        <w:behaviors>
-          <w:behavior w:val="content"/>
-        </w:behaviors>
-        <w:guid w:val="{DA617307-2B62-44ED-BF13-876CD7A2B5F4}"/>
-      </w:docPartPr>
-      <w:docPartBody>
-        <w:p>
-          <w:pPr>
-            <w:pStyle w:val="BED2192DFEBC4D60AF8E76D9F86C7D7D"/>
-          </w:pPr>
-          <w:r>
-            <w:rPr>
-              <w:lang w:val="fr-FR"/>
-            </w:rPr>
-            <w:t>12 Beacon St.</w:t>
-          </w:r>
-        </w:p>
-      </w:docPartBody>
-    </w:docPart>
-    <w:docPart>
-      <w:docPartPr>
-        <w:name w:val="93C65C7848C74DAE931347ECDBE52272"/>
-        <w:category>
-          <w:name w:val="General"/>
-          <w:gallery w:val="placeholder"/>
-        </w:category>
-        <w:types>
-          <w:type w:val="bbPlcHdr"/>
-        </w:types>
-        <w:behaviors>
-          <w:behavior w:val="content"/>
-        </w:behaviors>
-        <w:guid w:val="{DF711A62-6791-4572-9982-84BE38B5198A}"/>
-      </w:docPartPr>
-      <w:docPartBody>
-        <w:p>
-          <w:pPr>
-            <w:pStyle w:val="93C65C7848C74DAE931347ECDBE52272"/>
-          </w:pPr>
-          <w:r>
-            <w:rPr>
-              <w:lang w:val="fr-FR"/>
-            </w:rPr>
-            <w:t>Boston, MA 98765</w:t>
-          </w:r>
-        </w:p>
-      </w:docPartBody>
-    </w:docPart>
-    <w:docPart>
-      <w:docPartPr>
-        <w:name w:val="734FDF9047F44B768F5F59DB3E9C123B"/>
-        <w:category>
-          <w:name w:val="General"/>
-          <w:gallery w:val="placeholder"/>
-        </w:category>
-        <w:types>
-          <w:type w:val="bbPlcHdr"/>
-        </w:types>
-        <w:behaviors>
-          <w:behavior w:val="content"/>
-        </w:behaviors>
-        <w:guid w:val="{2226EFD1-DC92-4767-9DF7-26DEB47DF03A}"/>
-      </w:docPartPr>
-      <w:docPartBody>
-        <w:p>
-          <w:pPr>
-            <w:pStyle w:val="734FDF9047F44B768F5F59DB3E9C123B"/>
-          </w:pPr>
-          <w:r>
-            <w:rPr>
-              <w:lang w:val="fr-FR"/>
-            </w:rPr>
-            <w:t>Kalle Persson</w:t>
-          </w:r>
-        </w:p>
-      </w:docPartBody>
-    </w:docPart>
-    <w:docPart>
-      <w:docPartPr>
-        <w:name w:val="0CD57D607CA646858DAF5D3F9E1DD4F2"/>
-        <w:category>
-          <w:name w:val="General"/>
-          <w:gallery w:val="placeholder"/>
-        </w:category>
-        <w:types>
-          <w:type w:val="bbPlcHdr"/>
-        </w:types>
-        <w:behaviors>
-          <w:behavior w:val="content"/>
-        </w:behaviors>
-        <w:guid w:val="{B7DB51EA-DCF6-43F1-A8FA-386C67223C69}"/>
-      </w:docPartPr>
-      <w:docPartBody>
-        <w:p>
-          <w:pPr>
-            <w:pStyle w:val="0CD57D607CA646858DAF5D3F9E1DD4F2"/>
-          </w:pPr>
-          <w:r>
-            <w:rPr>
-              <w:lang w:val="fr-FR"/>
-            </w:rPr>
-            <w:t>12 Beacon St.</w:t>
-          </w:r>
-        </w:p>
-      </w:docPartBody>
-    </w:docPart>
-    <w:docPart>
-      <w:docPartPr>
-        <w:name w:val="98F25E97161F47B09547B9176817E101"/>
-        <w:category>
-          <w:name w:val="General"/>
-          <w:gallery w:val="placeholder"/>
-        </w:category>
-        <w:types>
-          <w:type w:val="bbPlcHdr"/>
-        </w:types>
-        <w:behaviors>
-          <w:behavior w:val="content"/>
-        </w:behaviors>
-        <w:guid w:val="{17345BD9-2FD2-4A3F-9EBB-AD204FA679EE}"/>
-      </w:docPartPr>
-      <w:docPartBody>
-        <w:p>
-          <w:pPr>
-            <w:pStyle w:val="98F25E97161F47B09547B9176817E101"/>
-          </w:pPr>
-          <w:r>
-            <w:rPr>
-              <w:lang w:val="fr-FR"/>
-            </w:rPr>
-            <w:t>Boston, MA 98765</w:t>
-          </w:r>
-        </w:p>
-      </w:docPartBody>
-    </w:docPart>
-    <w:docPart>
-      <w:docPartPr>
-        <w:name w:val="A5A81B3D87A84CAEB22B5E9F95A1E77C"/>
-        <w:category>
-          <w:name w:val="General"/>
-          <w:gallery w:val="placeholder"/>
-        </w:category>
-        <w:types>
-          <w:type w:val="bbPlcHdr"/>
-        </w:types>
-        <w:behaviors>
-          <w:behavior w:val="content"/>
-        </w:behaviors>
-        <w:guid w:val="{2C5ED06E-39AE-4758-8C33-98D0E38EFE30}"/>
-      </w:docPartPr>
-      <w:docPartBody>
-        <w:p>
-          <w:pPr>
-            <w:pStyle w:val="A5A81B3D87A84CAEB22B5E9F95A1E77C"/>
-          </w:pPr>
-          <w:r>
-            <w:rPr>
-              <w:lang w:val="fr-FR"/>
-            </w:rPr>
-            <w:t>Kalle Persson</w:t>
-          </w:r>
-        </w:p>
-      </w:docPartBody>
-    </w:docPart>
-    <w:docPart>
-      <w:docPartPr>
-        <w:name w:val="BE2489D4C28447B9A2D3E96B3A432FCB"/>
-        <w:category>
-          <w:name w:val="General"/>
-          <w:gallery w:val="placeholder"/>
-        </w:category>
-        <w:types>
-          <w:type w:val="bbPlcHdr"/>
-        </w:types>
-        <w:behaviors>
-          <w:behavior w:val="content"/>
-        </w:behaviors>
-        <w:guid w:val="{5974CC35-B24C-4440-95C7-8A0F688AD36F}"/>
-      </w:docPartPr>
-      <w:docPartBody>
-        <w:p>
-          <w:pPr>
-            <w:pStyle w:val="BE2489D4C28447B9A2D3E96B3A432FCB"/>
-          </w:pPr>
-          <w:r>
-            <w:rPr>
-              <w:lang w:val="fr-FR"/>
-            </w:rPr>
-            <w:t>12 Beacon St.</w:t>
-          </w:r>
-        </w:p>
-      </w:docPartBody>
-    </w:docPart>
-    <w:docPart>
-      <w:docPartPr>
-        <w:name w:val="D3298046E60D471DB55DADD9940BB84A"/>
-        <w:category>
-          <w:name w:val="General"/>
-          <w:gallery w:val="placeholder"/>
-        </w:category>
-        <w:types>
-          <w:type w:val="bbPlcHdr"/>
-        </w:types>
-        <w:behaviors>
-          <w:behavior w:val="content"/>
-        </w:behaviors>
-        <w:guid w:val="{76613BE9-7602-461C-986D-1FB44D8E87AB}"/>
-      </w:docPartPr>
-      <w:docPartBody>
-        <w:p>
-          <w:pPr>
-            <w:pStyle w:val="D3298046E60D471DB55DADD9940BB84A"/>
-          </w:pPr>
-          <w:r>
-            <w:rPr>
-              <w:lang w:val="fr-FR"/>
-            </w:rPr>
-            <w:t>Boston, MA 98765</w:t>
-          </w:r>
-        </w:p>
-      </w:docPartBody>
-    </w:docPart>
-    <w:docPart>
-      <w:docPartPr>
-        <w:name w:val="E121BE81A4FE49BBB07A7218E8B8216F"/>
-        <w:category>
-          <w:name w:val="General"/>
-          <w:gallery w:val="placeholder"/>
-        </w:category>
-        <w:types>
-          <w:type w:val="bbPlcHdr"/>
-        </w:types>
-        <w:behaviors>
-          <w:behavior w:val="content"/>
-        </w:behaviors>
-        <w:guid w:val="{1570BFC0-0984-423C-A1BA-A978EE55D86E}"/>
-      </w:docPartPr>
-      <w:docPartBody>
-        <w:p>
-          <w:pPr>
-            <w:pStyle w:val="E121BE81A4FE49BBB07A7218E8B8216F"/>
-          </w:pPr>
-          <w:r>
-            <w:rPr>
-              <w:lang w:val="fr-FR"/>
-            </w:rPr>
-            <w:t>Kalle Persson</w:t>
-          </w:r>
-        </w:p>
-      </w:docPartBody>
-    </w:docPart>
-    <w:docPart>
-      <w:docPartPr>
-        <w:name w:val="95EA7860C8E544FD95EDD51BB2CFFDC3"/>
-        <w:category>
-          <w:name w:val="General"/>
-          <w:gallery w:val="placeholder"/>
-        </w:category>
-        <w:types>
-          <w:type w:val="bbPlcHdr"/>
-        </w:types>
-        <w:behaviors>
-          <w:behavior w:val="content"/>
-        </w:behaviors>
-        <w:guid w:val="{4B5A0163-8710-4F83-AA0B-185748A9A61E}"/>
-      </w:docPartPr>
-      <w:docPartBody>
-        <w:p>
-          <w:pPr>
-            <w:pStyle w:val="95EA7860C8E544FD95EDD51BB2CFFDC3"/>
-          </w:pPr>
-          <w:r>
-            <w:rPr>
-              <w:lang w:val="fr-FR"/>
-            </w:rPr>
-            <w:t>12 Beacon St.</w:t>
-          </w:r>
-        </w:p>
-      </w:docPartBody>
-    </w:docPart>
-    <w:docPart>
-      <w:docPartPr>
-        <w:name w:val="122D147565F84561BEAA704FFCBCEC87"/>
-        <w:category>
-          <w:name w:val="General"/>
-          <w:gallery w:val="placeholder"/>
-        </w:category>
-        <w:types>
-          <w:type w:val="bbPlcHdr"/>
-        </w:types>
-        <w:behaviors>
-          <w:behavior w:val="content"/>
-        </w:behaviors>
-        <w:guid w:val="{3BE25865-DC72-4BA7-A76A-2A6BA58CED7C}"/>
-      </w:docPartPr>
-      <w:docPartBody>
-        <w:p>
-          <w:pPr>
-            <w:pStyle w:val="122D147565F84561BEAA704FFCBCEC87"/>
-          </w:pPr>
-          <w:r>
-            <w:rPr>
-              <w:lang w:val="fr-FR"/>
-            </w:rPr>
-            <w:t>Boston, MA 98765</w:t>
-          </w:r>
-        </w:p>
-      </w:docPartBody>
-    </w:docPart>
-    <w:docPart>
-      <w:docPartPr>
-        <w:name w:val="AB22F5E1E4054E52A06CCF44DBBD4655"/>
-        <w:category>
-          <w:name w:val="General"/>
-          <w:gallery w:val="placeholder"/>
-        </w:category>
-        <w:types>
-          <w:type w:val="bbPlcHdr"/>
-        </w:types>
-        <w:behaviors>
-          <w:behavior w:val="content"/>
-        </w:behaviors>
-        <w:guid w:val="{AF4D6230-9A70-4534-BA51-1C54911B89F7}"/>
-      </w:docPartPr>
-      <w:docPartBody>
-        <w:p>
-          <w:pPr>
-            <w:pStyle w:val="AB22F5E1E4054E52A06CCF44DBBD4655"/>
-          </w:pPr>
-          <w:r>
-            <w:rPr>
-              <w:lang w:val="fr-FR"/>
-            </w:rPr>
-            <w:t>Kalle Persson</w:t>
-          </w:r>
-        </w:p>
-      </w:docPartBody>
-    </w:docPart>
-    <w:docPart>
-      <w:docPartPr>
-        <w:name w:val="6F41D27AE4034AF4BEE1D2284342CF57"/>
-        <w:category>
-          <w:name w:val="General"/>
-          <w:gallery w:val="placeholder"/>
-        </w:category>
-        <w:types>
-          <w:type w:val="bbPlcHdr"/>
-        </w:types>
-        <w:behaviors>
-          <w:behavior w:val="content"/>
-        </w:behaviors>
-        <w:guid w:val="{9A752B1C-9B59-4652-9351-08D5127517BF}"/>
-      </w:docPartPr>
-      <w:docPartBody>
-        <w:p>
-          <w:pPr>
-            <w:pStyle w:val="6F41D27AE4034AF4BEE1D2284342CF57"/>
-          </w:pPr>
-          <w:r>
-            <w:rPr>
-              <w:lang w:val="fr-FR"/>
-            </w:rPr>
-            <w:t>12 Beacon St.</w:t>
-          </w:r>
-        </w:p>
-      </w:docPartBody>
-    </w:docPart>
-    <w:docPart>
-      <w:docPartPr>
-        <w:name w:val="E19E33EDE0C34B74A3FD478D645A40F7"/>
-        <w:category>
-          <w:name w:val="General"/>
-          <w:gallery w:val="placeholder"/>
-        </w:category>
-        <w:types>
-          <w:type w:val="bbPlcHdr"/>
-        </w:types>
-        <w:behaviors>
-          <w:behavior w:val="content"/>
-        </w:behaviors>
-        <w:guid w:val="{958C143C-C9FA-45CF-A654-A8D91E5E24F3}"/>
-      </w:docPartPr>
-      <w:docPartBody>
-        <w:p>
-          <w:pPr>
-            <w:pStyle w:val="E19E33EDE0C34B74A3FD478D645A40F7"/>
-          </w:pPr>
-          <w:r>
-            <w:rPr>
-              <w:lang w:val="fr-FR"/>
-            </w:rPr>
-            <w:t>Boston, MA 98765</w:t>
-          </w:r>
-        </w:p>
-      </w:docPartBody>
-    </w:docPart>
-    <w:docPart>
-      <w:docPartPr>
-        <w:name w:val="A1FCFDEE0E6A45F8B4F2AC21BC62AECA"/>
-        <w:category>
-          <w:name w:val="General"/>
-          <w:gallery w:val="placeholder"/>
-        </w:category>
-        <w:types>
-          <w:type w:val="bbPlcHdr"/>
-        </w:types>
-        <w:behaviors>
-          <w:behavior w:val="content"/>
-        </w:behaviors>
-        <w:guid w:val="{BB7D30C6-E2AE-47D9-A2F9-44BB97971757}"/>
-      </w:docPartPr>
-      <w:docPartBody>
-        <w:p>
-          <w:pPr>
-            <w:pStyle w:val="A1FCFDEE0E6A45F8B4F2AC21BC62AECA"/>
-          </w:pPr>
-          <w:r>
-            <w:rPr>
-              <w:lang w:val="fr-FR"/>
-            </w:rPr>
-            <w:t>Kalle Persson</w:t>
-          </w:r>
-        </w:p>
-      </w:docPartBody>
-    </w:docPart>
-    <w:docPart>
-      <w:docPartPr>
-        <w:name w:val="9B121CF4CA8E4D4D8CE138D42909506C"/>
-        <w:category>
-          <w:name w:val="General"/>
-          <w:gallery w:val="placeholder"/>
-        </w:category>
-        <w:types>
-          <w:type w:val="bbPlcHdr"/>
-        </w:types>
-        <w:behaviors>
-          <w:behavior w:val="content"/>
-        </w:behaviors>
-        <w:guid w:val="{A162798B-C41F-416E-A288-8672ABC7B220}"/>
-      </w:docPartPr>
-      <w:docPartBody>
-        <w:p>
-          <w:pPr>
-            <w:pStyle w:val="9B121CF4CA8E4D4D8CE138D42909506C"/>
-          </w:pPr>
-          <w:r>
-            <w:rPr>
-              <w:lang w:val="fr-FR"/>
-            </w:rPr>
-            <w:t>12 Beacon St.</w:t>
-          </w:r>
-        </w:p>
-      </w:docPartBody>
-    </w:docPart>
-    <w:docPart>
-      <w:docPartPr>
-        <w:name w:val="84A97C6085E74F37B0731134A45D6E63"/>
-        <w:category>
-          <w:name w:val="General"/>
-          <w:gallery w:val="placeholder"/>
-        </w:category>
-        <w:types>
-          <w:type w:val="bbPlcHdr"/>
-        </w:types>
-        <w:behaviors>
-          <w:behavior w:val="content"/>
-        </w:behaviors>
-        <w:guid w:val="{946A1271-DCB4-4FDA-944B-8EBC786F8F8C}"/>
-      </w:docPartPr>
-      <w:docPartBody>
-        <w:p>
-          <w:pPr>
-            <w:pStyle w:val="84A97C6085E74F37B0731134A45D6E63"/>
-          </w:pPr>
-          <w:r>
-            <w:rPr>
-              <w:lang w:val="fr-FR"/>
-            </w:rPr>
-            <w:t>Boston, MA 98765</w:t>
-          </w:r>
-        </w:p>
-      </w:docPartBody>
-    </w:docPart>
-    <w:docPart>
-      <w:docPartPr>
-        <w:name w:val="02E41CA718BD4E92A6CD16261B9AD21C"/>
-        <w:category>
-          <w:name w:val="General"/>
-          <w:gallery w:val="placeholder"/>
-        </w:category>
-        <w:types>
-          <w:type w:val="bbPlcHdr"/>
-        </w:types>
-        <w:behaviors>
-          <w:behavior w:val="content"/>
-        </w:behaviors>
-        <w:guid w:val="{DD619D98-731B-469D-B1D3-2BEE07581ECD}"/>
-      </w:docPartPr>
-      <w:docPartBody>
-        <w:p>
-          <w:pPr>
-            <w:pStyle w:val="02E41CA718BD4E92A6CD16261B9AD21C"/>
-          </w:pPr>
-          <w:r>
-            <w:rPr>
-              <w:lang w:val="fr-FR"/>
-            </w:rPr>
-            <w:t>Kalle Persson</w:t>
-          </w:r>
-        </w:p>
-      </w:docPartBody>
-    </w:docPart>
-    <w:docPart>
-      <w:docPartPr>
-        <w:name w:val="45DB58479A264BE28D49D51D0CC42051"/>
-        <w:category>
-          <w:name w:val="General"/>
-          <w:gallery w:val="placeholder"/>
-        </w:category>
-        <w:types>
-          <w:type w:val="bbPlcHdr"/>
-        </w:types>
-        <w:behaviors>
-          <w:behavior w:val="content"/>
-        </w:behaviors>
-        <w:guid w:val="{9B23132E-4587-4683-8C05-D837EB3DC970}"/>
-      </w:docPartPr>
-      <w:docPartBody>
-        <w:p>
-          <w:pPr>
-            <w:pStyle w:val="45DB58479A264BE28D49D51D0CC42051"/>
-          </w:pPr>
-          <w:r>
-            <w:rPr>
-              <w:lang w:val="fr-FR"/>
-            </w:rPr>
-            <w:t>12 Beacon St.</w:t>
-          </w:r>
-        </w:p>
-      </w:docPartBody>
-    </w:docPart>
-    <w:docPart>
-      <w:docPartPr>
-        <w:name w:val="9C5E871E4CB9460E941CCA4515AF2A4C"/>
-        <w:category>
-          <w:name w:val="General"/>
-          <w:gallery w:val="placeholder"/>
-        </w:category>
-        <w:types>
-          <w:type w:val="bbPlcHdr"/>
-        </w:types>
-        <w:behaviors>
-          <w:behavior w:val="content"/>
-        </w:behaviors>
-        <w:guid w:val="{8C0943CA-6F9B-4C49-9334-4C28C7B07D9A}"/>
-      </w:docPartPr>
-      <w:docPartBody>
-        <w:p>
-          <w:pPr>
-            <w:pStyle w:val="9C5E871E4CB9460E941CCA4515AF2A4C"/>
-          </w:pPr>
-          <w:r>
-            <w:rPr>
-              <w:lang w:val="fr-FR"/>
-            </w:rPr>
-            <w:t>Boston, MA 98765</w:t>
-          </w:r>
-        </w:p>
-      </w:docPartBody>
-    </w:docPart>
-    <w:docPart>
-      <w:docPartPr>
-        <w:name w:val="49E439EDB6B743A383C3EE625A996F51"/>
-        <w:category>
-          <w:name w:val="General"/>
-          <w:gallery w:val="placeholder"/>
-        </w:category>
-        <w:types>
-          <w:type w:val="bbPlcHdr"/>
-        </w:types>
-        <w:behaviors>
-          <w:behavior w:val="content"/>
-        </w:behaviors>
-        <w:guid w:val="{72D6F805-D540-4751-AC4D-42ED77087A45}"/>
-      </w:docPartPr>
-      <w:docPartBody>
-        <w:p>
-          <w:pPr>
-            <w:pStyle w:val="49E439EDB6B743A383C3EE625A996F51"/>
-          </w:pPr>
-          <w:r>
-            <w:rPr>
-              <w:lang w:val="fr-FR"/>
-            </w:rPr>
-            <w:t>Kalle Persson</w:t>
-          </w:r>
-        </w:p>
-      </w:docPartBody>
-    </w:docPart>
-    <w:docPart>
-      <w:docPartPr>
-        <w:name w:val="FA946308DBF845669B67C946C8E75B34"/>
-        <w:category>
-          <w:name w:val="General"/>
-          <w:gallery w:val="placeholder"/>
-        </w:category>
-        <w:types>
-          <w:type w:val="bbPlcHdr"/>
-        </w:types>
-        <w:behaviors>
-          <w:behavior w:val="content"/>
-        </w:behaviors>
-        <w:guid w:val="{0BA1CE48-B6FA-428A-ADC7-890CC087C738}"/>
-      </w:docPartPr>
-      <w:docPartBody>
-        <w:p>
-          <w:pPr>
-            <w:pStyle w:val="FA946308DBF845669B67C946C8E75B34"/>
-          </w:pPr>
-          <w:r>
-            <w:rPr>
-              <w:lang w:val="fr-FR"/>
-            </w:rPr>
-            <w:t>12 Beacon St.</w:t>
-          </w:r>
-        </w:p>
-      </w:docPartBody>
-    </w:docPart>
-    <w:docPart>
-      <w:docPartPr>
-        <w:name w:val="50F8FBF4DBAB49B584B21A0BD35076E3"/>
-        <w:category>
-          <w:name w:val="General"/>
-          <w:gallery w:val="placeholder"/>
-        </w:category>
-        <w:types>
-          <w:type w:val="bbPlcHdr"/>
-        </w:types>
-        <w:behaviors>
-          <w:behavior w:val="content"/>
-        </w:behaviors>
-        <w:guid w:val="{6DA637A8-0E92-4641-B96F-1CAEC8442A88}"/>
-      </w:docPartPr>
-      <w:docPartBody>
-        <w:p>
-          <w:pPr>
-            <w:pStyle w:val="50F8FBF4DBAB49B584B21A0BD35076E3"/>
-          </w:pPr>
-          <w:r>
-            <w:rPr>
-              <w:lang w:val="fr-FR"/>
-            </w:rPr>
-            <w:t>Boston, MA 98765</w:t>
-          </w:r>
-        </w:p>
-      </w:docPartBody>
-    </w:docPart>
-    <w:docPart>
-      <w:docPartPr>
-        <w:name w:val="3F4BBD6C57EB480CB20220C222F57417"/>
-        <w:category>
-          <w:name w:val="General"/>
-          <w:gallery w:val="placeholder"/>
-        </w:category>
-        <w:types>
-          <w:type w:val="bbPlcHdr"/>
-        </w:types>
-        <w:behaviors>
-          <w:behavior w:val="content"/>
-        </w:behaviors>
-        <w:guid w:val="{C6B8CE9E-FCD0-4AF9-89A7-CEBD7BFD0512}"/>
-      </w:docPartPr>
-      <w:docPartBody>
-        <w:p>
-          <w:pPr>
-            <w:pStyle w:val="3F4BBD6C57EB480CB20220C222F57417"/>
-          </w:pPr>
-          <w:r>
-            <w:rPr>
-              <w:lang w:val="fr-FR"/>
-            </w:rPr>
-            <w:t>Kalle Persson</w:t>
-          </w:r>
-        </w:p>
-      </w:docPartBody>
-    </w:docPart>
-    <w:docPart>
-      <w:docPartPr>
-        <w:name w:val="354BC07AE6DC4079B2267657D8D1A6A7"/>
-        <w:category>
-          <w:name w:val="General"/>
-          <w:gallery w:val="placeholder"/>
-        </w:category>
-        <w:types>
-          <w:type w:val="bbPlcHdr"/>
-        </w:types>
-        <w:behaviors>
-          <w:behavior w:val="content"/>
-        </w:behaviors>
-        <w:guid w:val="{41E859FD-41E4-48BC-9A3E-612C6AFFC8F7}"/>
-      </w:docPartPr>
-      <w:docPartBody>
-        <w:p>
-          <w:pPr>
-            <w:pStyle w:val="354BC07AE6DC4079B2267657D8D1A6A7"/>
-          </w:pPr>
-          <w:r>
-            <w:rPr>
-              <w:lang w:val="fr-FR"/>
-            </w:rPr>
-            <w:t>12 Beacon St.</w:t>
-          </w:r>
-        </w:p>
-      </w:docPartBody>
-    </w:docPart>
-    <w:docPart>
-      <w:docPartPr>
-        <w:name w:val="02BF99DC34754CD198F2F9B7E1749192"/>
-        <w:category>
-          <w:name w:val="General"/>
-          <w:gallery w:val="placeholder"/>
-        </w:category>
-        <w:types>
-          <w:type w:val="bbPlcHdr"/>
-        </w:types>
-        <w:behaviors>
-          <w:behavior w:val="content"/>
-        </w:behaviors>
-        <w:guid w:val="{36E635E5-89F4-4888-B8B7-807EFB79F9AB}"/>
-      </w:docPartPr>
-      <w:docPartBody>
-        <w:p>
-          <w:pPr>
-            <w:pStyle w:val="02BF99DC34754CD198F2F9B7E1749192"/>
-          </w:pPr>
-          <w:r>
-            <w:rPr>
-              <w:lang w:val="fr-FR"/>
-            </w:rPr>
-            <w:t>Boston, MA 98765</w:t>
-          </w:r>
-        </w:p>
-      </w:docPartBody>
-    </w:docPart>
-    <w:docPart>
-      <w:docPartPr>
-        <w:name w:val="F8BC6D45814949CBA6EB0AD2FAFFBF62"/>
-        <w:category>
-          <w:name w:val="General"/>
-          <w:gallery w:val="placeholder"/>
-        </w:category>
-        <w:types>
-          <w:type w:val="bbPlcHdr"/>
-        </w:types>
-        <w:behaviors>
-          <w:behavior w:val="content"/>
-        </w:behaviors>
-        <w:guid w:val="{FAA71E64-1766-4511-817D-A7B01BED2A3F}"/>
-      </w:docPartPr>
-      <w:docPartBody>
-        <w:p>
-          <w:pPr>
-            <w:pStyle w:val="F8BC6D45814949CBA6EB0AD2FAFFBF62"/>
-          </w:pPr>
-          <w:r>
-            <w:rPr>
-              <w:lang w:val="fr-FR"/>
-            </w:rPr>
-            <w:t>Kalle Persson</w:t>
-          </w:r>
-        </w:p>
-      </w:docPartBody>
-    </w:docPart>
-    <w:docPart>
-      <w:docPartPr>
-        <w:name w:val="42C0A8CD37504BDB988A1A2E5942F8A1"/>
-        <w:category>
-          <w:name w:val="General"/>
-          <w:gallery w:val="placeholder"/>
-        </w:category>
-        <w:types>
-          <w:type w:val="bbPlcHdr"/>
-        </w:types>
-        <w:behaviors>
-          <w:behavior w:val="content"/>
-        </w:behaviors>
-        <w:guid w:val="{E06492CF-DF64-4FBE-B85D-E45E3E3579BF}"/>
-      </w:docPartPr>
-      <w:docPartBody>
-        <w:p>
-          <w:pPr>
-            <w:pStyle w:val="42C0A8CD37504BDB988A1A2E5942F8A1"/>
-          </w:pPr>
-          <w:r>
-            <w:rPr>
-              <w:lang w:val="fr-FR"/>
-            </w:rPr>
-            <w:t>12 Beacon St.</w:t>
-          </w:r>
-        </w:p>
-      </w:docPartBody>
-    </w:docPart>
-    <w:docPart>
-      <w:docPartPr>
-        <w:name w:val="2CCC74AB62D740ECBBD3C2A85CD07F8C"/>
-        <w:category>
-          <w:name w:val="General"/>
-          <w:gallery w:val="placeholder"/>
-        </w:category>
-        <w:types>
-          <w:type w:val="bbPlcHdr"/>
-        </w:types>
-        <w:behaviors>
-          <w:behavior w:val="content"/>
-        </w:behaviors>
-        <w:guid w:val="{A99046B5-6AA9-45F9-AE1C-3F9A1E08D953}"/>
-      </w:docPartPr>
-      <w:docPartBody>
-        <w:p>
-          <w:pPr>
-            <w:pStyle w:val="2CCC74AB62D740ECBBD3C2A85CD07F8C"/>
-          </w:pPr>
-          <w:r>
-            <w:rPr>
-              <w:lang w:val="fr-FR"/>
-            </w:rPr>
-            <w:t>Boston, MA 98765</w:t>
-          </w:r>
-        </w:p>
-      </w:docPartBody>
-    </w:docPart>
-    <w:docPart>
-      <w:docPartPr>
-        <w:name w:val="0FBE9E4373364929876901F0E26AD28E"/>
-        <w:category>
-          <w:name w:val="General"/>
-          <w:gallery w:val="placeholder"/>
-        </w:category>
-        <w:types>
-          <w:type w:val="bbPlcHdr"/>
-        </w:types>
-        <w:behaviors>
-          <w:behavior w:val="content"/>
-        </w:behaviors>
-        <w:guid w:val="{E2D8E714-5D77-4D7F-8603-554C7329D81D}"/>
-      </w:docPartPr>
-      <w:docPartBody>
-        <w:p>
-          <w:pPr>
-            <w:pStyle w:val="0FBE9E4373364929876901F0E26AD28E"/>
-          </w:pPr>
-          <w:r>
-            <w:rPr>
-              <w:lang w:val="fr-FR"/>
-            </w:rPr>
-            <w:t>Kalle Persson</w:t>
-          </w:r>
-        </w:p>
-      </w:docPartBody>
-    </w:docPart>
-    <w:docPart>
-      <w:docPartPr>
-        <w:name w:val="0E7BBB8788834F308564B4FFFF7350F1"/>
-        <w:category>
-          <w:name w:val="General"/>
-          <w:gallery w:val="placeholder"/>
-        </w:category>
-        <w:types>
-          <w:type w:val="bbPlcHdr"/>
-        </w:types>
-        <w:behaviors>
-          <w:behavior w:val="content"/>
-        </w:behaviors>
-        <w:guid w:val="{2DDA6F2A-ADD9-4AC8-B889-C06E5DC4306A}"/>
-      </w:docPartPr>
-      <w:docPartBody>
-        <w:p>
-          <w:pPr>
-            <w:pStyle w:val="0E7BBB8788834F308564B4FFFF7350F1"/>
-          </w:pPr>
-          <w:r>
-            <w:rPr>
-              <w:lang w:val="fr-FR"/>
-            </w:rPr>
-            <w:t>12 Beacon St.</w:t>
-          </w:r>
-        </w:p>
-      </w:docPartBody>
-    </w:docPart>
-    <w:docPart>
-      <w:docPartPr>
-        <w:name w:val="2630A33D598747A887758EC41CB76AE8"/>
-        <w:category>
-          <w:name w:val="General"/>
-          <w:gallery w:val="placeholder"/>
-        </w:category>
-        <w:types>
-          <w:type w:val="bbPlcHdr"/>
-        </w:types>
-        <w:behaviors>
-          <w:behavior w:val="content"/>
-        </w:behaviors>
-        <w:guid w:val="{A9BBC551-4B08-48B4-94BD-59AA1ADA1DF8}"/>
-      </w:docPartPr>
-      <w:docPartBody>
-        <w:p>
-          <w:pPr>
-            <w:pStyle w:val="2630A33D598747A887758EC41CB76AE8"/>
-          </w:pPr>
-          <w:r>
-            <w:rPr>
-              <w:lang w:val="fr-FR"/>
-            </w:rPr>
-            <w:t>Boston, MA 98765</w:t>
-          </w:r>
-        </w:p>
-      </w:docPartBody>
-    </w:docPart>
-    <w:docPart>
-      <w:docPartPr>
-        <w:name w:val="402A901C74D343C38928504CA641EB62"/>
-        <w:category>
-          <w:name w:val="General"/>
-          <w:gallery w:val="placeholder"/>
-        </w:category>
-        <w:types>
-          <w:type w:val="bbPlcHdr"/>
-        </w:types>
-        <w:behaviors>
-          <w:behavior w:val="content"/>
-        </w:behaviors>
-        <w:guid w:val="{1D0E5B87-8A46-4159-9F5C-01032E4C9C58}"/>
-      </w:docPartPr>
-      <w:docPartBody>
-        <w:p>
-          <w:pPr>
-            <w:pStyle w:val="402A901C74D343C38928504CA641EB62"/>
-          </w:pPr>
-          <w:r>
-            <w:rPr>
-              <w:lang w:val="fr-FR"/>
-            </w:rPr>
-            <w:t>Kalle Persson</w:t>
-          </w:r>
-        </w:p>
-      </w:docPartBody>
-    </w:docPart>
-    <w:docPart>
-      <w:docPartPr>
-        <w:name w:val="B963B0E2E082489992092236A4BB88C5"/>
-        <w:category>
-          <w:name w:val="General"/>
-          <w:gallery w:val="placeholder"/>
-        </w:category>
-        <w:types>
-          <w:type w:val="bbPlcHdr"/>
-        </w:types>
-        <w:behaviors>
-          <w:behavior w:val="content"/>
-        </w:behaviors>
-        <w:guid w:val="{9F995B50-3F4A-47C6-88FC-72787A4225C2}"/>
-      </w:docPartPr>
-      <w:docPartBody>
-        <w:p>
-          <w:pPr>
-            <w:pStyle w:val="B963B0E2E082489992092236A4BB88C5"/>
-          </w:pPr>
-          <w:r>
-            <w:rPr>
-              <w:lang w:val="fr-FR"/>
-            </w:rPr>
-            <w:t>12 Beacon St.</w:t>
-          </w:r>
-        </w:p>
-      </w:docPartBody>
-    </w:docPart>
-    <w:docPart>
-      <w:docPartPr>
-        <w:name w:val="A5D7EEB9EBE44033A06CD095116A3B62"/>
-        <w:category>
-          <w:name w:val="General"/>
-          <w:gallery w:val="placeholder"/>
-        </w:category>
-        <w:types>
-          <w:type w:val="bbPlcHdr"/>
-        </w:types>
-        <w:behaviors>
-          <w:behavior w:val="content"/>
-        </w:behaviors>
-        <w:guid w:val="{9E77711A-8A5E-407D-BB9F-0A08EA6CD301}"/>
-      </w:docPartPr>
-      <w:docPartBody>
-        <w:p>
-          <w:pPr>
-            <w:pStyle w:val="A5D7EEB9EBE44033A06CD095116A3B62"/>
-          </w:pPr>
-          <w:r>
-            <w:rPr>
-              <w:lang w:val="fr-FR"/>
-            </w:rPr>
-            <w:t>Boston, MA 98765</w:t>
-          </w:r>
-        </w:p>
-      </w:docPartBody>
-    </w:docPart>
-    <w:docPart>
-      <w:docPartPr>
-        <w:name w:val="B5179BCF9D384DEE88505B7E21BFE711"/>
-        <w:category>
-          <w:name w:val="General"/>
-          <w:gallery w:val="placeholder"/>
-        </w:category>
-        <w:types>
-          <w:type w:val="bbPlcHdr"/>
-        </w:types>
-        <w:behaviors>
-          <w:behavior w:val="content"/>
-        </w:behaviors>
-        <w:guid w:val="{5D027769-8600-4F85-AB0B-79E2C494EE9E}"/>
-      </w:docPartPr>
-      <w:docPartBody>
-        <w:p>
-          <w:pPr>
-            <w:pStyle w:val="B5179BCF9D384DEE88505B7E21BFE711"/>
-          </w:pPr>
-          <w:r>
-            <w:rPr>
-              <w:lang w:val="fr-FR"/>
-            </w:rPr>
-            <w:t>Kalle Persson</w:t>
-          </w:r>
-        </w:p>
-      </w:docPartBody>
-    </w:docPart>
-    <w:docPart>
-      <w:docPartPr>
-        <w:name w:val="3D899F510497468AAA60AB2D2CFAE9F8"/>
-        <w:category>
-          <w:name w:val="General"/>
-          <w:gallery w:val="placeholder"/>
-        </w:category>
-        <w:types>
-          <w:type w:val="bbPlcHdr"/>
-        </w:types>
-        <w:behaviors>
-          <w:behavior w:val="content"/>
-        </w:behaviors>
-        <w:guid w:val="{EE514C7E-EA43-46CE-911D-755C35ADF8E6}"/>
-      </w:docPartPr>
-      <w:docPartBody>
-        <w:p>
-          <w:pPr>
-            <w:pStyle w:val="3D899F510497468AAA60AB2D2CFAE9F8"/>
-          </w:pPr>
-          <w:r>
-            <w:rPr>
-              <w:lang w:val="fr-FR"/>
-            </w:rPr>
-            <w:t>12 Beacon St.</w:t>
-          </w:r>
-        </w:p>
-      </w:docPartBody>
-    </w:docPart>
-    <w:docPart>
-      <w:docPartPr>
-        <w:name w:val="B7A06C921E6340D1B418AE7C4AB2D7AE"/>
-        <w:category>
-          <w:name w:val="General"/>
-          <w:gallery w:val="placeholder"/>
-        </w:category>
-        <w:types>
-          <w:type w:val="bbPlcHdr"/>
-        </w:types>
-        <w:behaviors>
-          <w:behavior w:val="content"/>
-        </w:behaviors>
-        <w:guid w:val="{8E7AA94B-B46E-40B7-8D97-077E84CD6C45}"/>
-      </w:docPartPr>
-      <w:docPartBody>
-        <w:p>
-          <w:pPr>
-            <w:pStyle w:val="B7A06C921E6340D1B418AE7C4AB2D7AE"/>
-          </w:pPr>
-          <w:r>
-            <w:rPr>
-              <w:lang w:val="fr-FR"/>
-            </w:rPr>
-            <w:t>Boston, MA 98765</w:t>
-          </w:r>
-        </w:p>
-      </w:docPartBody>
-    </w:docPart>
-    <w:docPart>
-      <w:docPartPr>
-        <w:name w:val="492C01D0405940669BDF666B26B49A26"/>
-        <w:category>
-          <w:name w:val="General"/>
-          <w:gallery w:val="placeholder"/>
-        </w:category>
-        <w:types>
-          <w:type w:val="bbPlcHdr"/>
-        </w:types>
-        <w:behaviors>
-          <w:behavior w:val="content"/>
-        </w:behaviors>
-        <w:guid w:val="{7B63853B-A113-43D1-BF26-4903516ED9B8}"/>
-      </w:docPartPr>
-      <w:docPartBody>
-        <w:p>
-          <w:pPr>
-            <w:pStyle w:val="492C01D0405940669BDF666B26B49A26"/>
-          </w:pPr>
-          <w:r>
-            <w:rPr>
-              <w:lang w:val="fr-FR"/>
-            </w:rPr>
-            <w:t>Kalle Persson</w:t>
-          </w:r>
-        </w:p>
-      </w:docPartBody>
-    </w:docPart>
-    <w:docPart>
-      <w:docPartPr>
-        <w:name w:val="1E2BDF47DAA043EAA8F816CFCAA164EF"/>
-        <w:category>
-          <w:name w:val="General"/>
-          <w:gallery w:val="placeholder"/>
-        </w:category>
-        <w:types>
-          <w:type w:val="bbPlcHdr"/>
-        </w:types>
-        <w:behaviors>
-          <w:behavior w:val="content"/>
-        </w:behaviors>
-        <w:guid w:val="{89BD2259-11E7-434D-BD9C-06818EF6BFC5}"/>
-      </w:docPartPr>
-      <w:docPartBody>
-        <w:p>
-          <w:pPr>
-            <w:pStyle w:val="1E2BDF47DAA043EAA8F816CFCAA164EF"/>
-          </w:pPr>
-          <w:r>
-            <w:rPr>
-              <w:lang w:val="fr-FR"/>
-            </w:rPr>
-            <w:t>12 Beacon St.</w:t>
-          </w:r>
-        </w:p>
-      </w:docPartBody>
-    </w:docPart>
-    <w:docPart>
-      <w:docPartPr>
-        <w:name w:val="8DEE25FCDB4D4C5EB42194EDAFB68E08"/>
-        <w:category>
-          <w:name w:val="General"/>
-          <w:gallery w:val="placeholder"/>
-        </w:category>
-        <w:types>
-          <w:type w:val="bbPlcHdr"/>
-        </w:types>
-        <w:behaviors>
-          <w:behavior w:val="content"/>
-        </w:behaviors>
-        <w:guid w:val="{BBBC7933-B19D-42F7-A0B3-66FE2E79B219}"/>
-      </w:docPartPr>
-      <w:docPartBody>
-        <w:p>
-          <w:pPr>
-            <w:pStyle w:val="8DEE25FCDB4D4C5EB42194EDAFB68E08"/>
-          </w:pPr>
-          <w:r>
-            <w:rPr>
-              <w:lang w:val="fr-FR"/>
-            </w:rPr>
-            <w:t>Boston, MA 98765</w:t>
-          </w:r>
-        </w:p>
-      </w:docPartBody>
-    </w:docPart>
-  </w:docParts>
-</w:glossaryDocument>
-</file>
-
-<file path=word/glossary/fontTable.xml><?xml version="1.0" encoding="utf-8"?>
-<w:fonts xmlns:mc="http://schemas.openxmlformats.org/markup-compatibility/2006" xmlns:r="http://schemas.openxmlformats.org/officeDocument/2006/relationships" xmlns:w="http://schemas.openxmlformats.org/wordprocessingml/2006/main" xmlns:w14="http://schemas.microsoft.com/office/word/2010/wordml" xmlns:w15="http://schemas.microsoft.com/office/word/2012/wordml" xmlns:w16cex="http://schemas.microsoft.com/office/word/2018/wordml/cex" xmlns:w16cid="http://schemas.microsoft.com/office/word/2016/wordml/cid" xmlns:w16="http://schemas.microsoft.com/office/word/2018/wordml" xmlns:w16sdtdh="http://schemas.microsoft.com/office/word/2020/wordml/sdtdatahash" xmlns:w16se="http://schemas.microsoft.com/office/word/2015/wordml/symex" mc:Ignorable="w14 w15 w16se w16cid w16 w16cex w16sdtdh">
-  <w:font w:name="Univers">
-    <w:altName w:val="Arial"/>
-    <w:charset w:val="00"/>
-    <w:family w:val="swiss"/>
-    <w:pitch w:val="variable"/>
-    <w:sig w:usb0="80000287" w:usb1="00000000" w:usb2="00000000" w:usb3="00000000" w:csb0="0000000F" w:csb1="00000000"/>
-  </w:font>
-  <w:font w:name="Times New Roman">
-    <w:panose1 w:val="02020603050405020304"/>
-    <w:charset w:val="00"/>
-    <w:family w:val="roman"/>
-    <w:pitch w:val="variable"/>
-    <w:sig w:usb0="E0002EFF" w:usb1="C000785B" w:usb2="00000009" w:usb3="00000000" w:csb0="000001FF" w:csb1="00000000"/>
-  </w:font>
-  <w:font w:name="Bauhaus 93">
-    <w:panose1 w:val="04030905020B02020C02"/>
-    <w:charset w:val="00"/>
-    <w:family w:val="decorative"/>
-    <w:pitch w:val="variable"/>
-    <w:sig w:usb0="00000003" w:usb1="00000000" w:usb2="00000000" w:usb3="00000000" w:csb0="00000001" w:csb1="00000000"/>
-  </w:font>
-  <w:font w:name="Aptos">
-    <w:charset w:val="00"/>
-    <w:family w:val="swiss"/>
-    <w:pitch w:val="variable"/>
-    <w:sig w:usb0="20000287" w:usb1="00000003" w:usb2="00000000" w:usb3="00000000" w:csb0="0000019F" w:csb1="00000000"/>
-  </w:font>
-  <w:font w:name="Aptos Display">
-    <w:charset w:val="00"/>
-    <w:family w:val="swiss"/>
-    <w:pitch w:val="variable"/>
-    <w:sig w:usb0="20000287" w:usb1="00000003" w:usb2="00000000" w:usb3="00000000" w:csb0="0000019F" w:csb1="00000000"/>
-  </w:font>
-</w:fonts>
-</file>
-
-<file path=word/glossary/settings2.xml><?xml version="1.0" encoding="utf-8"?>
-<w:settings xmlns:mc="http://schemas.openxmlformats.org/markup-compatibility/2006" xmlns:o="urn:schemas-microsoft-com:office:office" xmlns:r="http://schemas.openxmlformats.org/officeDocument/2006/relationships" xmlns:m="http://schemas.openxmlformats.org/officeDocument/2006/math" xmlns:v="urn:schemas-microsoft-com:vml" xmlns:w10="urn:schemas-microsoft-com:office:word" xmlns:w="http://schemas.openxmlformats.org/wordprocessingml/2006/main" xmlns:w14="http://schemas.microsoft.com/office/word/2010/wordml" xmlns:w15="http://schemas.microsoft.com/office/word/2012/wordml" xmlns:w16cex="http://schemas.microsoft.com/office/word/2018/wordml/cex" xmlns:w16cid="http://schemas.microsoft.com/office/word/2016/wordml/cid" xmlns:w16="http://schemas.microsoft.com/office/word/2018/wordml" xmlns:w16sdtdh="http://schemas.microsoft.com/office/word/2020/wordml/sdtdatahash" xmlns:w16se="http://schemas.microsoft.com/office/word/2015/wordml/symex" xmlns:sl="http://schemas.openxmlformats.org/schemaLibrary/2006/main" mc:Ignorable="w14 w15 w16se w16cid w16 w16cex w16sdtdh">
-  <w:view w:val="normal"/>
-  <w:defaultTabStop w:val="720"/>
-  <w:characterSpacingControl w:val="doNotCompress"/>
-  <w:compat>
-    <w:useFELayout/>
-    <w:compatSetting w:name="compatibilityMode" w:uri="http://schemas.microsoft.com/office/word" w:val="15"/>
-    <w:compatSetting w:name="overrideTableStyleFontSizeAndJustification" w:uri="http://schemas.microsoft.com/office/word" w:val="1"/>
-    <w:compatSetting w:name="enableOpenTypeFeatures" w:uri="http://schemas.microsoft.com/office/word" w:val="1"/>
-    <w:compatSetting w:name="doNotFlipMirrorIndents" w:uri="http://schemas.microsoft.com/office/word" w:val="1"/>
-    <w:compatSetting w:name="differentiateMultirowTableHeaders" w:uri="http://schemas.microsoft.com/office/word" w:val="1"/>
-    <w:compatSetting w:name="useWord2013TrackBottomHyphenation" w:uri="http://schemas.microsoft.com/office/word" w:val="1"/>
-  </w:compat>
-  <w:rsids>
-    <w:rsidRoot w:val="003C58F9"/>
-    <w:rsid w:val="00022BF1"/>
-    <w:rsid w:val="000B3D68"/>
-    <w:rsid w:val="002F207D"/>
-    <w:rsid w:val="003C58F9"/>
-    <w:rsid w:val="006225E8"/>
-    <w:rsid w:val="006B0C6A"/>
-    <w:rsid w:val="00CC196D"/>
-    <w:rsid w:val="00D11ECB"/>
-  </w:rsids>
-  <m:mathPr>
-    <m:mathFont m:val="Cambria Math"/>
-    <m:brkBin m:val="before"/>
-    <m:brkBinSub m:val="--"/>
-    <m:smallFrac m:val="0"/>
-    <m:dispDef/>
-    <m:lMargin m:val="0"/>
-    <m:rMargin m:val="0"/>
-    <m:defJc m:val="centerGroup"/>
-    <m:wrapIndent m:val="1440"/>
-    <m:intLim m:val="subSup"/>
-    <m:naryLim m:val="undOvr"/>
-  </m:mathPr>
-  <w:themeFontLang w:val="en-US"/>
-  <w:clrSchemeMapping w:bg1="light1" w:t1="dark1" w:bg2="light2" w:t2="dark2" w:accent1="accent1" w:accent2="accent2" w:accent3="accent3" w:accent4="accent4" w:accent5="accent5" w:accent6="accent6" w:hyperlink="hyperlink" w:followedHyperlink="followedHyperlink"/>
-  <w:decimalSymbol w:val="."/>
-  <w:listSeparator w:val=","/>
-  <w15:chartTrackingRefBased/>
-</w:settings>
-</file>
-
-<file path=word/glossary/styles.xml><?xml version="1.0" encoding="utf-8"?>
-<w:styles xmlns:mc="http://schemas.openxmlformats.org/markup-compatibility/2006" xmlns:r="http://schemas.openxmlformats.org/officeDocument/2006/relationships" xmlns:w="http://schemas.openxmlformats.org/wordprocessingml/2006/main" xmlns:w14="http://schemas.microsoft.com/office/word/2010/wordml" xmlns:w15="http://schemas.microsoft.com/office/word/2012/wordml" xmlns:w16cex="http://schemas.microsoft.com/office/word/2018/wordml/cex" xmlns:w16cid="http://schemas.microsoft.com/office/word/2016/wordml/cid" xmlns:w16="http://schemas.microsoft.com/office/word/2018/wordml" xmlns:w16sdtdh="http://schemas.microsoft.com/office/word/2020/wordml/sdtdatahash" xmlns:w16se="http://schemas.microsoft.com/office/word/2015/wordml/symex" mc:Ignorable="w14 w15 w16se w16cid w16 w16cex w16sdtdh">
-  <w:docDefaults>
-    <w:rPrDefault>
-      <w:rPr>
-        <w:rFonts w:asciiTheme="minorHAnsi" w:eastAsiaTheme="minorEastAsia" w:hAnsiTheme="minorHAnsi" w:cstheme="minorBidi"/>
-        <w:kern w:val="2"/>
-        <w:sz w:val="24"/>
-        <w:szCs w:val="24"/>
-        <w:lang w:val="en-US" w:eastAsia="en-US" w:bidi="ar-SA"/>
-        <w14:ligatures w14:val="standardContextual"/>
-      </w:rPr>
-    </w:rPrDefault>
-    <w:pPrDefault>
-      <w:pPr>
-        <w:spacing w:after="160" w:line="278" w:lineRule="auto"/>
-      </w:pPr>
-    </w:pPrDefault>
-  </w:docDefaults>
-  <w:latentStyles w:defLockedState="0" w:defUIPriority="99" w:defSemiHidden="0" w:defUnhideWhenUsed="0" w:defQFormat="0" w:count="376">
-    <w:lsdException w:name="Normal" w:uiPriority="0" w:qFormat="1"/>
-    <w:lsdException w:name="heading 1" w:uiPriority="9" w:qFormat="1"/>
-    <w:lsdException w:name="heading 2" w:semiHidden="1" w:uiPriority="9" w:unhideWhenUsed="1" w:qFormat="1"/>
-    <w:lsdException w:name="heading 3" w:semiHidden="1" w:uiPriority="9" w:unhideWhenUsed="1" w:qFormat="1"/>
-    <w:lsdException w:name="heading 4" w:semiHidden="1" w:uiPriority="9" w:unhideWhenUsed="1" w:qFormat="1"/>
-    <w:lsdException w:name="heading 5" w:semiHidden="1" w:uiPriority="9" w:unhideWhenUsed="1" w:qFormat="1"/>
-    <w:lsdException w:name="heading 6" w:semiHidden="1" w:uiPriority="9" w:unhideWhenUsed="1" w:qFormat="1"/>
-    <w:lsdException w:name="heading 7" w:semiHidden="1" w:uiPriority="9" w:unhideWhenUsed="1" w:qFormat="1"/>
-    <w:lsdException w:name="heading 8" w:semiHidden="1" w:uiPriority="9" w:unhideWhenUsed="1" w:qFormat="1"/>
-    <w:lsdException w:name="heading 9" w:semiHidden="1" w:uiPriority="9" w:unhideWhenUsed="1" w:qFormat="1"/>
-    <w:lsdException w:name="index 1" w:semiHidden="1" w:unhideWhenUsed="1"/>
-    <w:lsdException w:name="index 2" w:semiHidden="1" w:unhideWhenUsed="1"/>
-    <w:lsdException w:name="index 3" w:semiHidden="1" w:unhideWhenUsed="1"/>
-    <w:lsdException w:name="index 4" w:semiHidden="1" w:unhideWhenUsed="1"/>
-    <w:lsdException w:name="index 5" w:semiHidden="1" w:unhideWhenUsed="1"/>
-    <w:lsdException w:name="index 6" w:semiHidden="1" w:unhideWhenUsed="1"/>
-    <w:lsdException w:name="index 7" w:semiHidden="1" w:unhideWhenUsed="1"/>
-    <w:lsdException w:name="index 8" w:semiHidden="1" w:unhideWhenUsed="1"/>
-    <w:lsdException w:name="index 9" w:semiHidden="1" w:unhideWhenUsed="1"/>
-    <w:lsdException w:name="toc 1" w:semiHidden="1" w:uiPriority="39" w:unhideWhenUsed="1"/>
-    <w:lsdException w:name="toc 2" w:semiHidden="1" w:uiPriority="39" w:unhideWhenUsed="1"/>
-    <w:lsdException w:name="toc 3" w:semiHidden="1" w:uiPriority="39" w:unhideWhenUsed="1"/>
-    <w:lsdException w:name="toc 4" w:semiHidden="1" w:uiPriority="39" w:unhideWhenUsed="1"/>
-    <w:lsdException w:name="toc 5" w:semiHidden="1" w:uiPriority="39" w:unhideWhenUsed="1"/>
-    <w:lsdException w:name="toc 6" w:semiHidden="1" w:uiPriority="39" w:unhideWhenUsed="1"/>
-    <w:lsdException w:name="toc 7" w:semiHidden="1" w:uiPriority="39" w:unhideWhenUsed="1"/>
-    <w:lsdException w:name="toc 8" w:semiHidden="1" w:uiPriority="39" w:unhideWhenUsed="1"/>
-    <w:lsdException w:name="toc 9" w:semiHidden="1" w:uiPriority="39" w:unhideWhenUsed="1"/>
-    <w:lsdException w:name="Normal Indent" w:semiHidden="1" w:unhideWhenUsed="1"/>
-    <w:lsdException w:name="footnote text" w:semiHidden="1" w:unhideWhenUsed="1"/>
-    <w:lsdException w:name="annotation text" w:semiHidden="1" w:unhideWhenUsed="1"/>
-    <w:lsdException w:name="header" w:semiHidden="1" w:unhideWhenUsed="1"/>
-    <w:lsdException w:name="footer" w:semiHidden="1" w:unhideWhenUsed="1"/>
-    <w:lsdException w:name="index heading" w:semiHidden="1" w:unhideWhenUsed="1"/>
-    <w:lsdException w:name="caption" w:semiHidden="1" w:uiPriority="35" w:unhideWhenUsed="1" w:qFormat="1"/>
-    <w:lsdException w:name="table of figures" w:semiHidden="1" w:unhideWhenUsed="1"/>
-    <w:lsdException w:name="envelope address" w:semiHidden="1" w:unhideWhenUsed="1"/>
-    <w:lsdException w:name="envelope return" w:semiHidden="1" w:unhideWhenUsed="1"/>
-    <w:lsdException w:name="footnote reference" w:semiHidden="1" w:unhideWhenUsed="1"/>
-    <w:lsdException w:name="annotation reference" w:semiHidden="1" w:unhideWhenUsed="1"/>
-    <w:lsdException w:name="line number" w:semiHidden="1" w:unhideWhenUsed="1"/>
-    <w:lsdException w:name="page number" w:semiHidden="1" w:unhideWhenUsed="1"/>
-    <w:lsdException w:name="endnote reference" w:semiHidden="1" w:unhideWhenUsed="1"/>
-    <w:lsdException w:name="endnote text" w:semiHidden="1" w:unhideWhenUsed="1"/>
-    <w:lsdException w:name="table of authorities" w:semiHidden="1" w:unhideWhenUsed="1"/>
-    <w:lsdException w:name="macro" w:semiHidden="1" w:unhideWhenUsed="1"/>
-    <w:lsdException w:name="toa heading" w:semiHidden="1" w:unhideWhenUsed="1"/>
-    <w:lsdException w:name="List" w:semiHidden="1" w:unhideWhenUsed="1"/>
-    <w:lsdException w:name="List Bullet" w:semiHidden="1" w:unhideWhenUsed="1"/>
-    <w:lsdException w:name="List Number" w:semiHidden="1" w:unhideWhenUsed="1"/>
-    <w:lsdException w:name="List 2" w:semiHidden="1" w:unhideWhenUsed="1"/>
-    <w:lsdException w:name="List 3" w:semiHidden="1" w:unhideWhenUsed="1"/>
-    <w:lsdException w:name="List 4" w:semiHidden="1" w:unhideWhenUsed="1"/>
-    <w:lsdException w:name="List 5" w:semiHidden="1" w:unhideWhenUsed="1"/>
-    <w:lsdException w:name="List Bullet 2" w:semiHidden="1" w:unhideWhenUsed="1"/>
-    <w:lsdException w:name="List Bullet 3" w:semiHidden="1" w:unhideWhenUsed="1"/>
-    <w:lsdException w:name="List Bullet 4" w:semiHidden="1" w:unhideWhenUsed="1"/>
-    <w:lsdException w:name="List Bullet 5" w:semiHidden="1" w:unhideWhenUsed="1"/>
-    <w:lsdException w:name="List Number 2" w:semiHidden="1" w:unhideWhenUsed="1"/>
-    <w:lsdException w:name="List Number 3" w:semiHidden="1" w:unhideWhenUsed="1"/>
-    <w:lsdException w:name="List Number 4" w:semiHidden="1" w:unhideWhenUsed="1"/>
-    <w:lsdException w:name="List Number 5" w:semiHidden="1" w:unhideWhenUsed="1"/>
-    <w:lsdException w:name="Title" w:uiPriority="10" w:qFormat="1"/>
-    <w:lsdException w:name="Closing" w:semiHidden="1" w:unhideWhenUsed="1"/>
-    <w:lsdException w:name="Signature" w:semiHidden="1" w:unhideWhenUsed="1"/>
-    <w:lsdException w:name="Default Paragraph Font" w:semiHidden="1" w:uiPriority="1" w:unhideWhenUsed="1"/>
-    <w:lsdException w:name="Body Text" w:semiHidden="1" w:unhideWhenUsed="1"/>
-    <w:lsdException w:name="Body Text Indent" w:semiHidden="1" w:unhideWhenUsed="1"/>
-    <w:lsdException w:name="List Continue" w:semiHidden="1" w:unhideWhenUsed="1"/>
-    <w:lsdException w:name="List Continue 2" w:semiHidden="1" w:unhideWhenUsed="1"/>
-    <w:lsdException w:name="List Continue 3" w:semiHidden="1" w:unhideWhenUsed="1"/>
-    <w:lsdException w:name="List Continue 4" w:semiHidden="1" w:unhideWhenUsed="1"/>
-    <w:lsdException w:name="List Continue 5" w:semiHidden="1" w:unhideWhenUsed="1"/>
-    <w:lsdException w:name="Message Header" w:semiHidden="1" w:unhideWhenUsed="1"/>
-    <w:lsdException w:name="Subtitle" w:uiPriority="11" w:qFormat="1"/>
-    <w:lsdException w:name="Salutation" w:semiHidden="1" w:unhideWhenUsed="1"/>
-    <w:lsdException w:name="Date" w:semiHidden="1" w:unhideWhenUsed="1"/>
-    <w:lsdException w:name="Body Text First Indent" w:semiHidden="1" w:unhideWhenUsed="1"/>
-    <w:lsdException w:name="Body Text First Indent 2" w:semiHidden="1" w:unhideWhenUsed="1"/>
-    <w:lsdException w:name="Note Heading" w:semiHidden="1" w:unhideWhenUsed="1"/>
-    <w:lsdException w:name="Body Text 2" w:semiHidden="1" w:unhideWhenUsed="1"/>
-    <w:lsdException w:name="Body Text 3" w:semiHidden="1" w:unhideWhenUsed="1"/>
-    <w:lsdException w:name="Body Text Indent 2" w:semiHidden="1" w:unhideWhenUsed="1"/>
-    <w:lsdException w:name="Body Text Indent 3" w:semiHidden="1" w:unhideWhenUsed="1"/>
-    <w:lsdException w:name="Block Text" w:semiHidden="1" w:unhideWhenUsed="1"/>
-    <w:lsdException w:name="Hyperlink" w:semiHidden="1" w:unhideWhenUsed="1"/>
-    <w:lsdException w:name="FollowedHyperlink" w:semiHidden="1" w:unhideWhenUsed="1"/>
-    <w:lsdException w:name="Strong" w:uiPriority="22" w:qFormat="1"/>
-    <w:lsdException w:name="Emphasis" w:uiPriority="20" w:qFormat="1"/>
-    <w:lsdException w:name="Document Map" w:semiHidden="1" w:unhideWhenUsed="1"/>
-    <w:lsdException w:name="Plain Text" w:semiHidden="1" w:unhideWhenUsed="1"/>
-    <w:lsdException w:name="E-mail Signature" w:semiHidden="1" w:unhideWhenUsed="1"/>
-    <w:lsdException w:name="HTML Top of Form" w:semiHidden="1" w:unhideWhenUsed="1"/>
-    <w:lsdException w:name="HTML Bottom of Form" w:semiHidden="1" w:unhideWhenUsed="1"/>
-    <w:lsdException w:name="Normal (Web)" w:semiHidden="1" w:unhideWhenUsed="1"/>
-    <w:lsdException w:name="HTML Acronym" w:semiHidden="1" w:unhideWhenUsed="1"/>
-    <w:lsdException w:name="HTML Address" w:semiHidden="1" w:unhideWhenUsed="1"/>
-    <w:lsdException w:name="HTML Cite" w:semiHidden="1" w:unhideWhenUsed="1"/>
-    <w:lsdException w:name="HTML Code" w:semiHidden="1" w:unhideWhenUsed="1"/>
-    <w:lsdException w:name="HTML Definition" w:semiHidden="1" w:unhideWhenUsed="1"/>
-    <w:lsdException w:name="HTML Keyboard" w:semiHidden="1" w:unhideWhenUsed="1"/>
-    <w:lsdException w:name="HTML Preformatted" w:semiHidden="1" w:unhideWhenUsed="1"/>
-    <w:lsdException w:name="HTML Sample" w:semiHidden="1" w:unhideWhenUsed="1"/>
-    <w:lsdException w:name="HTML Typewriter" w:semiHidden="1" w:unhideWhenUsed="1"/>
-    <w:lsdException w:name="HTML Variable" w:semiHidden="1" w:unhideWhenUsed="1"/>
-    <w:lsdException w:name="Normal Table" w:semiHidden="1" w:unhideWhenUsed="1"/>
-    <w:lsdException w:name="annotation subject" w:semiHidden="1" w:unhideWhenUsed="1"/>
-    <w:lsdException w:name="No List" w:semiHidden="1" w:unhideWhenUsed="1"/>
-    <w:lsdException w:name="Outline List 1" w:semiHidden="1" w:unhideWhenUsed="1"/>
-    <w:lsdException w:name="Outline List 2" w:semiHidden="1" w:unhideWhenUsed="1"/>
-    <w:lsdException w:name="Outline List 3" w:semiHidden="1" w:unhideWhenUsed="1"/>
-    <w:lsdException w:name="Table Simple 1" w:semiHidden="1" w:unhideWhenUsed="1"/>
-    <w:lsdException w:name="Table Simple 2" w:semiHidden="1" w:unhideWhenUsed="1"/>
-    <w:lsdException w:name="Table Simple 3" w:semiHidden="1" w:unhideWhenUsed="1"/>
-    <w:lsdException w:name="Table Classic 1" w:semiHidden="1" w:unhideWhenUsed="1"/>
-    <w:lsdException w:name="Table Classic 2" w:semiHidden="1" w:unhideWhenUsed="1"/>
-    <w:lsdException w:name="Table Classic 3" w:semiHidden="1" w:unhideWhenUsed="1"/>
-    <w:lsdException w:name="Table Classic 4" w:semiHidden="1" w:unhideWhenUsed="1"/>
-    <w:lsdException w:name="Table Colorful 1" w:semiHidden="1" w:unhideWhenUsed="1"/>
-    <w:lsdException w:name="Table Colorful 2" w:semiHidden="1" w:unhideWhenUsed="1"/>
-    <w:lsdException w:name="Table Colorful 3" w:semiHidden="1" w:unhideWhenUsed="1"/>
-    <w:lsdException w:name="Table Columns 1" w:semiHidden="1" w:unhideWhenUsed="1"/>
-    <w:lsdException w:name="Table Columns 2" w:semiHidden="1" w:unhideWhenUsed="1"/>
-    <w:lsdException w:name="Table Columns 3" w:semiHidden="1" w:unhideWhenUsed="1"/>
-    <w:lsdException w:name="Table Columns 4" w:semiHidden="1" w:unhideWhenUsed="1"/>
-    <w:lsdException w:name="Table Columns 5" w:semiHidden="1" w:unhideWhenUsed="1"/>
-    <w:lsdException w:name="Table Grid 1" w:semiHidden="1" w:unhideWhenUsed="1"/>
-    <w:lsdException w:name="Table Grid 2" w:semiHidden="1" w:unhideWhenUsed="1"/>
-    <w:lsdException w:name="Table Grid 3" w:semiHidden="1" w:unhideWhenUsed="1"/>
-    <w:lsdException w:name="Table Grid 4" w:semiHidden="1" w:unhideWhenUsed="1"/>
-    <w:lsdException w:name="Table Grid 5" w:semiHidden="1" w:unhideWhenUsed="1"/>
-    <w:lsdException w:name="Table Grid 6" w:semiHidden="1" w:unhideWhenUsed="1"/>
-    <w:lsdException w:name="Table Grid 7" w:semiHidden="1" w:unhideWhenUsed="1"/>
-    <w:lsdException w:name="Table Grid 8" w:semiHidden="1" w:unhideWhenUsed="1"/>
-    <w:lsdException w:name="Table List 1" w:semiHidden="1" w:unhideWhenUsed="1"/>
-    <w:lsdException w:name="Table List 2" w:semiHidden="1" w:unhideWhenUsed="1"/>
-    <w:lsdException w:name="Table List 3" w:semiHidden="1" w:unhideWhenUsed="1"/>
-    <w:lsdException w:name="Table List 4" w:semiHidden="1" w:unhideWhenUsed="1"/>
-    <w:lsdException w:name="Table List 5" w:semiHidden="1" w:unhideWhenUsed="1"/>
-    <w:lsdException w:name="Table List 6" w:semiHidden="1" w:unhideWhenUsed="1"/>
-    <w:lsdException w:name="Table List 7" w:semiHidden="1" w:unhideWhenUsed="1"/>
-    <w:lsdException w:name="Table List 8" w:semiHidden="1" w:unhideWhenUsed="1"/>
-    <w:lsdException w:name="Table 3D effects 1" w:semiHidden="1" w:unhideWhenUsed="1"/>
-    <w:lsdException w:name="Table 3D effects 2" w:semiHidden="1" w:unhideWhenUsed="1"/>
-    <w:lsdException w:name="Table 3D effects 3" w:semiHidden="1" w:unhideWhenUsed="1"/>
-    <w:lsdException w:name="Table Contemporary" w:semiHidden="1" w:unhideWhenUsed="1"/>
-    <w:lsdException w:name="Table Elegant" w:semiHidden="1" w:unhideWhenUsed="1"/>
-    <w:lsdException w:name="Table Professional" w:semiHidden="1" w:unhideWhenUsed="1"/>
-    <w:lsdException w:name="Table Subtle 1" w:semiHidden="1" w:unhideWhenUsed="1"/>
-    <w:lsdException w:name="Table Subtle 2" w:semiHidden="1" w:unhideWhenUsed="1"/>
-    <w:lsdException w:name="Table Web 1" w:semiHidden="1" w:unhideWhenUsed="1"/>
-    <w:lsdException w:name="Table Web 2" w:semiHidden="1" w:unhideWhenUsed="1"/>
-    <w:lsdException w:name="Table Web 3" w:semiHidden="1" w:unhideWhenUsed="1"/>
-    <w:lsdException w:name="Balloon Text" w:semiHidden="1" w:unhideWhenUsed="1"/>
-    <w:lsdException w:name="Table Grid" w:uiPriority="39"/>
-    <w:lsdException w:name="Table Theme" w:semiHidden="1" w:unhideWhenUsed="1"/>
-    <w:lsdException w:name="Placeholder Text" w:semiHidden="1"/>
-    <w:lsdException w:name="No Spacing" w:uiPriority="1" w:qFormat="1"/>
-    <w:lsdException w:name="Light Shading" w:uiPriority="60"/>
-    <w:lsdException w:name="Light List" w:uiPriority="61"/>
-    <w:lsdException w:name="Light Grid" w:uiPriority="62"/>
-    <w:lsdException w:name="Medium Shading 1" w:uiPriority="63"/>
-    <w:lsdException w:name="Medium Shading 2" w:uiPriority="64"/>
-    <w:lsdException w:name="Medium List 1" w:uiPriority="65"/>
-    <w:lsdException w:name="Medium List 2" w:uiPriority="66"/>
-    <w:lsdException w:name="Medium Grid 1" w:uiPriority="67"/>
-    <w:lsdException w:name="Medium Grid 2" w:uiPriority="68"/>
-    <w:lsdException w:name="Medium Grid 3" w:uiPriority="69"/>
-    <w:lsdException w:name="Dark List" w:uiPriority="70"/>
-    <w:lsdException w:name="Colorful Shading" w:uiPriority="71"/>
-    <w:lsdException w:name="Colorful List" w:uiPriority="72"/>
-    <w:lsdException w:name="Colorful Grid" w:uiPriority="73"/>
-    <w:lsdException w:name="Light Shading Accent 1" w:uiPriority="60"/>
-    <w:lsdException w:name="Light List Accent 1" w:uiPriority="61"/>
-    <w:lsdException w:name="Light Grid Accent 1" w:uiPriority="62"/>
-    <w:lsdException w:name="Medium Shading 1 Accent 1" w:uiPriority="63"/>
-    <w:lsdException w:name="Medium Shading 2 Accent 1" w:uiPriority="64"/>
-    <w:lsdException w:name="Medium List 1 Accent 1" w:uiPriority="65"/>
-    <w:lsdException w:name="Revision" w:semiHidden="1"/>
-    <w:lsdException w:name="List Paragraph" w:uiPriority="34" w:qFormat="1"/>
-    <w:lsdException w:name="Quote" w:uiPriority="29" w:qFormat="1"/>
-    <w:lsdException w:name="Intense Quote" w:uiPriority="30" w:qFormat="1"/>
-    <w:lsdException w:name="Medium List 2 Accent 1" w:uiPriority="66"/>
-    <w:lsdException w:name="Medium Grid 1 Accent 1" w:uiPriority="67"/>
-    <w:lsdException w:name="Medium Grid 2 Accent 1" w:uiPriority="68"/>
-    <w:lsdException w:name="Medium Grid 3 Accent 1" w:uiPriority="69"/>
-    <w:lsdException w:name="Dark List Accent 1" w:uiPriority="70"/>
-    <w:lsdException w:name="Colorful Shading Accent 1" w:uiPriority="71"/>
-    <w:lsdException w:name="Colorful List Accent 1" w:uiPriority="72"/>
-    <w:lsdException w:name="Colorful Grid Accent 1" w:uiPriority="73"/>
-    <w:lsdException w:name="Light Shading Accent 2" w:uiPriority="60"/>
-    <w:lsdException w:name="Light List Accent 2" w:uiPriority="61"/>
-    <w:lsdException w:name="Light Grid Accent 2" w:uiPriority="62"/>
-    <w:lsdException w:name="Medium Shading 1 Accent 2" w:uiPriority="63"/>
-    <w:lsdException w:name="Medium Shading 2 Accent 2" w:uiPriority="64"/>
-    <w:lsdException w:name="Medium List 1 Accent 2" w:uiPriority="65"/>
-    <w:lsdException w:name="Medium List 2 Accent 2" w:uiPriority="66"/>
-    <w:lsdException w:name="Medium Grid 1 Accent 2" w:uiPriority="67"/>
-    <w:lsdException w:name="Medium Grid 2 Accent 2" w:uiPriority="68"/>
-    <w:lsdException w:name="Medium Grid 3 Accent 2" w:uiPriority="69"/>
-    <w:lsdException w:name="Dark List Accent 2" w:uiPriority="70"/>
-    <w:lsdException w:name="Colorful Shading Accent 2" w:uiPriority="71"/>
-    <w:lsdException w:name="Colorful List Accent 2" w:uiPriority="72"/>
-    <w:lsdException w:name="Colorful Grid Accent 2" w:uiPriority="73"/>
-    <w:lsdException w:name="Light Shading Accent 3" w:uiPriority="60"/>
-    <w:lsdException w:name="Light List Accent 3" w:uiPriority="61"/>
-    <w:lsdException w:name="Light Grid Accent 3" w:uiPriority="62"/>
-    <w:lsdException w:name="Medium Shading 1 Accent 3" w:uiPriority="63"/>
-    <w:lsdException w:name="Medium Shading 2 Accent 3" w:uiPriority="64"/>
-    <w:lsdException w:name="Medium List 1 Accent 3" w:uiPriority="65"/>
-    <w:lsdException w:name="Medium List 2 Accent 3" w:uiPriority="66"/>
-    <w:lsdException w:name="Medium Grid 1 Accent 3" w:uiPriority="67"/>
-    <w:lsdException w:name="Medium Grid 2 Accent 3" w:uiPriority="68"/>
-    <w:lsdException w:name="Medium Grid 3 Accent 3" w:uiPriority="69"/>
-    <w:lsdException w:name="Dark List Accent 3" w:uiPriority="70"/>
-    <w:lsdException w:name="Colorful Shading Accent 3" w:uiPriority="71"/>
-    <w:lsdException w:name="Colorful List Accent 3" w:uiPriority="72"/>
-    <w:lsdException w:name="Colorful Grid Accent 3" w:uiPriority="73"/>
-    <w:lsdException w:name="Light Shading Accent 4" w:uiPriority="60"/>
-    <w:lsdException w:name="Light List Accent 4" w:uiPriority="61"/>
-    <w:lsdException w:name="Light Grid Accent 4" w:uiPriority="62"/>
-    <w:lsdException w:name="Medium Shading 1 Accent 4" w:uiPriority="63"/>
-    <w:lsdException w:name="Medium Shading 2 Accent 4" w:uiPriority="64"/>
-    <w:lsdException w:name="Medium List 1 Accent 4" w:uiPriority="65"/>
-    <w:lsdException w:name="Medium List 2 Accent 4" w:uiPriority="66"/>
-    <w:lsdException w:name="Medium Grid 1 Accent 4" w:uiPriority="67"/>
-    <w:lsdException w:name="Medium Grid 2 Accent 4" w:uiPriority="68"/>
-    <w:lsdException w:name="Medium Grid 3 Accent 4" w:uiPriority="69"/>
-    <w:lsdException w:name="Dark List Accent 4" w:uiPriority="70"/>
-    <w:lsdException w:name="Colorful Shading Accent 4" w:uiPriority="71"/>
-    <w:lsdException w:name="Colorful List Accent 4" w:uiPriority="72"/>
-    <w:lsdException w:name="Colorful Grid Accent 4" w:uiPriority="73"/>
-    <w:lsdException w:name="Light Shading Accent 5" w:uiPriority="60"/>
-    <w:lsdException w:name="Light List Accent 5" w:uiPriority="61"/>
-    <w:lsdException w:name="Light Grid Accent 5" w:uiPriority="62"/>
-    <w:lsdException w:name="Medium Shading 1 Accent 5" w:uiPriority="63"/>
-    <w:lsdException w:name="Medium Shading 2 Accent 5" w:uiPriority="64"/>
-    <w:lsdException w:name="Medium List 1 Accent 5" w:uiPriority="65"/>
-    <w:lsdException w:name="Medium List 2 Accent 5" w:uiPriority="66"/>
-    <w:lsdException w:name="Medium Grid 1 Accent 5" w:uiPriority="67"/>
-    <w:lsdException w:name="Medium Grid 2 Accent 5" w:uiPriority="68"/>
-    <w:lsdException w:name="Medium Grid 3 Accent 5" w:uiPriority="69"/>
-    <w:lsdException w:name="Dark List Accent 5" w:uiPriority="70"/>
-    <w:lsdException w:name="Colorful Shading Accent 5" w:uiPriority="71"/>
-    <w:lsdException w:name="Colorful List Accent 5" w:uiPriority="72"/>
-    <w:lsdException w:name="Colorful Grid Accent 5" w:uiPriority="73"/>
-    <w:lsdException w:name="Light Shading Accent 6" w:uiPriority="60"/>
-    <w:lsdException w:name="Light List Accent 6" w:uiPriority="61"/>
-    <w:lsdException w:name="Light Grid Accent 6" w:uiPriority="62"/>
-    <w:lsdException w:name="Medium Shading 1 Accent 6" w:uiPriority="63"/>
-    <w:lsdException w:name="Medium Shading 2 Accent 6" w:uiPriority="64"/>
-    <w:lsdException w:name="Medium List 1 Accent 6" w:uiPriority="65"/>
-    <w:lsdException w:name="Medium List 2 Accent 6" w:uiPriority="66"/>
-    <w:lsdException w:name="Medium Grid 1 Accent 6" w:uiPriority="67"/>
-    <w:lsdException w:name="Medium Grid 2 Accent 6" w:uiPriority="68"/>
-    <w:lsdException w:name="Medium Grid 3 Accent 6" w:uiPriority="69"/>
-    <w:lsdException w:name="Dark List Accent 6" w:uiPriority="70"/>
-    <w:lsdException w:name="Colorful Shading Accent 6" w:uiPriority="71"/>
-    <w:lsdException w:name="Colorful List Accent 6" w:uiPriority="72"/>
-    <w:lsdException w:name="Colorful Grid Accent 6" w:uiPriority="73"/>
-    <w:lsdException w:name="Subtle Emphasis" w:uiPriority="19" w:qFormat="1"/>
-    <w:lsdException w:name="Intense Emphasis" w:uiPriority="21" w:qFormat="1"/>
-    <w:lsdException w:name="Subtle Reference" w:uiPriority="31" w:qFormat="1"/>
-    <w:lsdException w:name="Intense Reference" w:uiPriority="32" w:qFormat="1"/>
-    <w:lsdException w:name="Book Title" w:uiPriority="33" w:qFormat="1"/>
-    <w:lsdException w:name="Bibliography" w:semiHidden="1" w:uiPriority="37" w:unhideWhenUsed="1"/>
-    <w:lsdException w:name="TOC Heading" w:semiHidden="1" w:uiPriority="39" w:unhideWhenUsed="1" w:qFormat="1"/>
-    <w:lsdException w:name="Plain Table 1" w:uiPriority="41"/>
-    <w:lsdException w:name="Plain Table 2" w:uiPriority="42"/>
-    <w:lsdException w:name="Plain Table 3" w:uiPriority="43"/>
-    <w:lsdException w:name="Plain Table 4" w:uiPriority="44"/>
-    <w:lsdException w:name="Plain Table 5" w:uiPriority="45"/>
-    <w:lsdException w:name="Grid Table Light" w:uiPriority="40"/>
-    <w:lsdException w:name="Grid Table 1 Light" w:uiPriority="46"/>
-    <w:lsdException w:name="Grid Table 2" w:uiPriority="47"/>
-    <w:lsdException w:name="Grid Table 3" w:uiPriority="48"/>
-    <w:lsdException w:name="Grid Table 4" w:uiPriority="49"/>
-    <w:lsdException w:name="Grid Table 5 Dark" w:uiPriority="50"/>
-    <w:lsdException w:name="Grid Table 6 Colorful" w:uiPriority="51"/>
-    <w:lsdException w:name="Grid Table 7 Colorful" w:uiPriority="52"/>
-    <w:lsdException w:name="Grid Table 1 Light Accent 1" w:uiPriority="46"/>
-    <w:lsdException w:name="Grid Table 2 Accent 1" w:uiPriority="47"/>
-    <w:lsdException w:name="Grid Table 3 Accent 1" w:uiPriority="48"/>
-    <w:lsdException w:name="Grid Table 4 Accent 1" w:uiPriority="49"/>
-    <w:lsdException w:name="Grid Table 5 Dark Accent 1" w:uiPriority="50"/>
-    <w:lsdException w:name="Grid Table 6 Colorful Accent 1" w:uiPriority="51"/>
-    <w:lsdException w:name="Grid Table 7 Colorful Accent 1" w:uiPriority="52"/>
-    <w:lsdException w:name="Grid Table 1 Light Accent 2" w:uiPriority="46"/>
-    <w:lsdException w:name="Grid Table 2 Accent 2" w:uiPriority="47"/>
-    <w:lsdException w:name="Grid Table 3 Accent 2" w:uiPriority="48"/>
-    <w:lsdException w:name="Grid Table 4 Accent 2" w:uiPriority="49"/>
-    <w:lsdException w:name="Grid Table 5 Dark Accent 2" w:uiPriority="50"/>
-    <w:lsdException w:name="Grid Table 6 Colorful Accent 2" w:uiPriority="51"/>
-    <w:lsdException w:name="Grid Table 7 Colorful Accent 2" w:uiPriority="52"/>
-    <w:lsdException w:name="Grid Table 1 Light Accent 3" w:uiPriority="46"/>
-    <w:lsdException w:name="Grid Table 2 Accent 3" w:uiPriority="47"/>
-    <w:lsdException w:name="Grid Table 3 Accent 3" w:uiPriority="48"/>
-    <w:lsdException w:name="Grid Table 4 Accent 3" w:uiPriority="49"/>
-    <w:lsdException w:name="Grid Table 5 Dark Accent 3" w:uiPriority="50"/>
-    <w:lsdException w:name="Grid Table 6 Colorful Accent 3" w:uiPriority="51"/>
-    <w:lsdException w:name="Grid Table 7 Colorful Accent 3" w:uiPriority="52"/>
-    <w:lsdException w:name="Grid Table 1 Light Accent 4" w:uiPriority="46"/>
-    <w:lsdException w:name="Grid Table 2 Accent 4" w:uiPriority="47"/>
-    <w:lsdException w:name="Grid Table 3 Accent 4" w:uiPriority="48"/>
-    <w:lsdException w:name="Grid Table 4 Accent 4" w:uiPriority="49"/>
-    <w:lsdException w:name="Grid Table 5 Dark Accent 4" w:uiPriority="50"/>
-    <w:lsdException w:name="Grid Table 6 Colorful Accent 4" w:uiPriority="51"/>
-    <w:lsdException w:name="Grid Table 7 Colorful Accent 4" w:uiPriority="52"/>
-    <w:lsdException w:name="Grid Table 1 Light Accent 5" w:uiPriority="46"/>
-    <w:lsdException w:name="Grid Table 2 Accent 5" w:uiPriority="47"/>
-    <w:lsdException w:name="Grid Table 3 Accent 5" w:uiPriority="48"/>
-    <w:lsdException w:name="Grid Table 4 Accent 5" w:uiPriority="49"/>
-    <w:lsdException w:name="Grid Table 5 Dark Accent 5" w:uiPriority="50"/>
-    <w:lsdException w:name="Grid Table 6 Colorful Accent 5" w:uiPriority="51"/>
-    <w:lsdException w:name="Grid Table 7 Colorful Accent 5" w:uiPriority="52"/>
-    <w:lsdException w:name="Grid Table 1 Light Accent 6" w:uiPriority="46"/>
-    <w:lsdException w:name="Grid Table 2 Accent 6" w:uiPriority="47"/>
-    <w:lsdException w:name="Grid Table 3 Accent 6" w:uiPriority="48"/>
-    <w:lsdException w:name="Grid Table 4 Accent 6" w:uiPriority="49"/>
-    <w:lsdException w:name="Grid Table 5 Dark Accent 6" w:uiPriority="50"/>
-    <w:lsdException w:name="Grid Table 6 Colorful Accent 6" w:uiPriority="51"/>
-    <w:lsdException w:name="Grid Table 7 Colorful Accent 6" w:uiPriority="52"/>
-    <w:lsdException w:name="List Table 1 Light" w:uiPriority="46"/>
-    <w:lsdException w:name="List Table 2" w:uiPriority="47"/>
-    <w:lsdException w:name="List Table 3" w:uiPriority="48"/>
-    <w:lsdException w:name="List Table 4" w:uiPriority="49"/>
-    <w:lsdException w:name="List Table 5 Dark" w:uiPriority="50"/>
-    <w:lsdException w:name="List Table 6 Colorful" w:uiPriority="51"/>
-    <w:lsdException w:name="List Table 7 Colorful" w:uiPriority="52"/>
-    <w:lsdException w:name="List Table 1 Light Accent 1" w:uiPriority="46"/>
-    <w:lsdException w:name="List Table 2 Accent 1" w:uiPriority="47"/>
-    <w:lsdException w:name="List Table 3 Accent 1" w:uiPriority="48"/>
-    <w:lsdException w:name="List Table 4 Accent 1" w:uiPriority="49"/>
-    <w:lsdException w:name="List Table 5 Dark Accent 1" w:uiPriority="50"/>
-    <w:lsdException w:name="List Table 6 Colorful Accent 1" w:uiPriority="51"/>
-    <w:lsdException w:name="List Table 7 Colorful Accent 1" w:uiPriority="52"/>
-    <w:lsdException w:name="List Table 1 Light Accent 2" w:uiPriority="46"/>
-    <w:lsdException w:name="List Table 2 Accent 2" w:uiPriority="47"/>
-    <w:lsdException w:name="List Table 3 Accent 2" w:uiPriority="48"/>
-    <w:lsdException w:name="List Table 4 Accent 2" w:uiPriority="49"/>
-    <w:lsdException w:name="List Table 5 Dark Accent 2" w:uiPriority="50"/>
-    <w:lsdException w:name="List Table 6 Colorful Accent 2" w:uiPriority="51"/>
-    <w:lsdException w:name="List Table 7 Colorful Accent 2" w:uiPriority="52"/>
-    <w:lsdException w:name="List Table 1 Light Accent 3" w:uiPriority="46"/>
-    <w:lsdException w:name="List Table 2 Accent 3" w:uiPriority="47"/>
-    <w:lsdException w:name="List Table 3 Accent 3" w:uiPriority="48"/>
-    <w:lsdException w:name="List Table 4 Accent 3" w:uiPriority="49"/>
-    <w:lsdException w:name="List Table 5 Dark Accent 3" w:uiPriority="50"/>
-    <w:lsdException w:name="List Table 6 Colorful Accent 3" w:uiPriority="51"/>
-    <w:lsdException w:name="List Table 7 Colorful Accent 3" w:uiPriority="52"/>
-    <w:lsdException w:name="List Table 1 Light Accent 4" w:uiPriority="46"/>
-    <w:lsdException w:name="List Table 2 Accent 4" w:uiPriority="47"/>
-    <w:lsdException w:name="List Table 3 Accent 4" w:uiPriority="48"/>
-    <w:lsdException w:name="List Table 4 Accent 4" w:uiPriority="49"/>
-    <w:lsdException w:name="List Table 5 Dark Accent 4" w:uiPriority="50"/>
-    <w:lsdException w:name="List Table 6 Colorful Accent 4" w:uiPriority="51"/>
-    <w:lsdException w:name="List Table 7 Colorful Accent 4" w:uiPriority="52"/>
-    <w:lsdException w:name="List Table 1 Light Accent 5" w:uiPriority="46"/>
-    <w:lsdException w:name="List Table 2 Accent 5" w:uiPriority="47"/>
-    <w:lsdException w:name="List Table 3 Accent 5" w:uiPriority="48"/>
-    <w:lsdException w:name="List Table 4 Accent 5" w:uiPriority="49"/>
-    <w:lsdException w:name="List Table 5 Dark Accent 5" w:uiPriority="50"/>
-    <w:lsdException w:name="List Table 6 Colorful Accent 5" w:uiPriority="51"/>
-    <w:lsdException w:name="List Table 7 Colorful Accent 5" w:uiPriority="52"/>
-    <w:lsdException w:name="List Table 1 Light Accent 6" w:uiPriority="46"/>
-    <w:lsdException w:name="List Table 2 Accent 6" w:uiPriority="47"/>
-    <w:lsdException w:name="List Table 3 Accent 6" w:uiPriority="48"/>
-    <w:lsdException w:name="List Table 4 Accent 6" w:uiPriority="49"/>
-    <w:lsdException w:name="List Table 5 Dark Accent 6" w:uiPriority="50"/>
-    <w:lsdException w:name="List Table 6 Colorful Accent 6" w:uiPriority="51"/>
-    <w:lsdException w:name="List Table 7 Colorful Accent 6" w:uiPriority="52"/>
-    <w:lsdException w:name="Mention" w:semiHidden="1" w:unhideWhenUsed="1"/>
-    <w:lsdException w:name="Smart Hyperlink" w:semiHidden="1" w:unhideWhenUsed="1"/>
-    <w:lsdException w:name="Hashtag" w:semiHidden="1" w:unhideWhenUsed="1"/>
-    <w:lsdException w:name="Unresolved Mention" w:semiHidden="1" w:unhideWhenUsed="1"/>
-    <w:lsdException w:name="Smart Link" w:semiHidden="1" w:unhideWhenUsed="1"/>
-  </w:latentStyles>
-  <w:style w:type="paragraph" w:default="1" w:styleId="Normal">
-    <w:name w:val="Normal"/>
-    <w:qFormat/>
-  </w:style>
-  <w:style w:type="character" w:default="1" w:styleId="DefaultParagraphFont">
-    <w:name w:val="Default Paragraph Font"/>
-    <w:uiPriority w:val="1"/>
-    <w:semiHidden/>
-    <w:unhideWhenUsed/>
-  </w:style>
-  <w:style w:type="table" w:default="1" w:styleId="TableNormal">
-    <w:name w:val="Normal Table"/>
-    <w:uiPriority w:val="99"/>
-    <w:semiHidden/>
-    <w:unhideWhenUsed/>
-    <w:tblPr>
-      <w:tblInd w:w="0" w:type="dxa"/>
-      <w:tblCellMar>
-        <w:top w:w="0" w:type="dxa"/>
-        <w:left w:w="108" w:type="dxa"/>
-        <w:bottom w:w="0" w:type="dxa"/>
-        <w:right w:w="108" w:type="dxa"/>
-      </w:tblCellMar>
-    </w:tblPr>
-  </w:style>
-  <w:style w:type="numbering" w:default="1" w:styleId="NoList">
-    <w:name w:val="No List"/>
-    <w:uiPriority w:val="99"/>
-    <w:semiHidden/>
-    <w:unhideWhenUsed/>
-  </w:style>
-  <w:style w:type="character" w:styleId="PlaceholderText">
-    <w:name w:val="Placeholder Text"/>
-    <w:basedOn w:val="DefaultParagraphFont"/>
-    <w:uiPriority w:val="99"/>
-    <w:semiHidden/>
-    <w:rsid w:val="006B0C6A"/>
-    <w:rPr>
-      <w:color w:val="808080"/>
-    </w:rPr>
-  </w:style>
-  <w:style w:type="paragraph" w:customStyle="1" w:styleId="374B09C43D9443249BEC907D2CC414FD2">
-    <w:name w:val="374B09C43D9443249BEC907D2CC414FD2"/>
-    <w:rsid w:val="006B0C6A"/>
-    <w:pPr>
-      <w:spacing w:after="40" w:line="240" w:lineRule="auto"/>
-    </w:pPr>
-    <w:rPr>
-      <w:rFonts w:asciiTheme="majorHAnsi" w:eastAsiaTheme="minorHAnsi" w:hAnsiTheme="majorHAnsi"/>
-      <w:color w:val="0E2841" w:themeColor="text2"/>
-      <w:sz w:val="28"/>
-      <w:szCs w:val="18"/>
-      <w:lang w:eastAsia="ja-JP"/>
-      <w14:ligatures w14:val="standard"/>
-    </w:rPr>
-  </w:style>
-  <w:style w:type="paragraph" w:customStyle="1" w:styleId="93C68B89BE81424D85D32D72EB51874E2">
-    <w:name w:val="93C68B89BE81424D85D32D72EB51874E2"/>
-    <w:rsid w:val="006B0C6A"/>
-    <w:pPr>
-      <w:spacing w:after="0" w:line="252" w:lineRule="auto"/>
-    </w:pPr>
-    <w:rPr>
-      <w:rFonts w:eastAsiaTheme="minorHAnsi"/>
-      <w:color w:val="0E2841" w:themeColor="text2"/>
-      <w:sz w:val="18"/>
-      <w:szCs w:val="18"/>
-      <w:lang w:eastAsia="ja-JP"/>
-      <w14:ligatures w14:val="standard"/>
-    </w:rPr>
-  </w:style>
-  <w:style w:type="paragraph" w:customStyle="1" w:styleId="A7EB0A793AF14A78B8D7DDAE5880D39B2">
-    <w:name w:val="A7EB0A793AF14A78B8D7DDAE5880D39B2"/>
-    <w:rsid w:val="006B0C6A"/>
-    <w:pPr>
-      <w:spacing w:after="0" w:line="252" w:lineRule="auto"/>
-    </w:pPr>
-    <w:rPr>
-      <w:rFonts w:eastAsiaTheme="minorHAnsi"/>
-      <w:color w:val="0E2841" w:themeColor="text2"/>
-      <w:sz w:val="18"/>
-      <w:szCs w:val="18"/>
-      <w:lang w:eastAsia="ja-JP"/>
-      <w14:ligatures w14:val="standard"/>
-    </w:rPr>
-  </w:style>
-  <w:style w:type="paragraph" w:customStyle="1" w:styleId="EE4B53AEBCB44154A4594BCDED61E015">
-    <w:name w:val="EE4B53AEBCB44154A4594BCDED61E015"/>
-    <w:rsid w:val="006B0C6A"/>
-  </w:style>
-  <w:style w:type="paragraph" w:customStyle="1" w:styleId="D0B75EDDEDBC44648D90027117F6C790">
-    <w:name w:val="D0B75EDDEDBC44648D90027117F6C790"/>
-    <w:rsid w:val="006B0C6A"/>
-  </w:style>
-  <w:style w:type="paragraph" w:customStyle="1" w:styleId="96E2D2A00BA84A3E9A5982ED7C9BC1C7">
-    <w:name w:val="96E2D2A00BA84A3E9A5982ED7C9BC1C7"/>
-    <w:rsid w:val="006B0C6A"/>
-  </w:style>
-  <w:style w:type="paragraph" w:customStyle="1" w:styleId="BBC596B77F244202A98FFB404DDC40DF">
-    <w:name w:val="BBC596B77F244202A98FFB404DDC40DF"/>
-    <w:rsid w:val="006B0C6A"/>
-  </w:style>
-  <w:style w:type="paragraph" w:customStyle="1" w:styleId="6DACC94F65A341E8B85ACA39A05DC3EE">
-    <w:name w:val="6DACC94F65A341E8B85ACA39A05DC3EE"/>
-    <w:rsid w:val="006B0C6A"/>
-  </w:style>
-  <w:style w:type="paragraph" w:customStyle="1" w:styleId="B85DAD22D0DD41BC8D22FD7921721A7D">
-    <w:name w:val="B85DAD22D0DD41BC8D22FD7921721A7D"/>
-    <w:rsid w:val="006B0C6A"/>
-  </w:style>
-  <w:style w:type="paragraph" w:customStyle="1" w:styleId="98BCA1AFA425434994F7E92EB5A00428">
-    <w:name w:val="98BCA1AFA425434994F7E92EB5A00428"/>
-    <w:rsid w:val="006B0C6A"/>
-  </w:style>
-  <w:style w:type="paragraph" w:customStyle="1" w:styleId="61714B7F1F9F45448F9D2C372DC7FE45">
-    <w:name w:val="61714B7F1F9F45448F9D2C372DC7FE45"/>
-    <w:rsid w:val="006B0C6A"/>
-  </w:style>
-  <w:style w:type="paragraph" w:customStyle="1" w:styleId="EBC92CD81F9E4A8AAA31AE9AFE0E2004">
-    <w:name w:val="EBC92CD81F9E4A8AAA31AE9AFE0E2004"/>
-    <w:rsid w:val="006B0C6A"/>
-  </w:style>
-  <w:style w:type="paragraph" w:customStyle="1" w:styleId="84C8E856439E4B4BA4710D260E3EC1B3">
-    <w:name w:val="84C8E856439E4B4BA4710D260E3EC1B3"/>
-    <w:rsid w:val="006B0C6A"/>
-  </w:style>
-  <w:style w:type="paragraph" w:customStyle="1" w:styleId="A395A25AD24E4383B5BC3B6F74BE94F8">
-    <w:name w:val="A395A25AD24E4383B5BC3B6F74BE94F8"/>
-    <w:rsid w:val="006B0C6A"/>
-  </w:style>
-  <w:style w:type="paragraph" w:customStyle="1" w:styleId="F710159546044E5DA5CB1D4FFF6CCF34">
-    <w:name w:val="F710159546044E5DA5CB1D4FFF6CCF34"/>
-    <w:rsid w:val="006B0C6A"/>
-  </w:style>
-  <w:style w:type="paragraph" w:customStyle="1" w:styleId="7F2B16C955454EF7A1882C740324D11C">
-    <w:name w:val="7F2B16C955454EF7A1882C740324D11C"/>
-    <w:rsid w:val="006B0C6A"/>
-  </w:style>
-  <w:style w:type="paragraph" w:customStyle="1" w:styleId="727773D1555A47FE819EAE9659C88D64">
-    <w:name w:val="727773D1555A47FE819EAE9659C88D64"/>
-    <w:rsid w:val="006B0C6A"/>
-  </w:style>
-  <w:style w:type="paragraph" w:customStyle="1" w:styleId="D7DEF290318547BBB30FC4F1DA37DB20">
-    <w:name w:val="D7DEF290318547BBB30FC4F1DA37DB20"/>
-    <w:rsid w:val="006B0C6A"/>
-  </w:style>
-  <w:style w:type="paragraph" w:customStyle="1" w:styleId="97C4266C152F40809C76FA1F8F638126">
-    <w:name w:val="97C4266C152F40809C76FA1F8F638126"/>
-    <w:rsid w:val="006B0C6A"/>
-  </w:style>
-  <w:style w:type="paragraph" w:customStyle="1" w:styleId="637695A359224709A616EEB5C267B1A7">
-    <w:name w:val="637695A359224709A616EEB5C267B1A7"/>
-    <w:rsid w:val="006B0C6A"/>
-  </w:style>
-  <w:style w:type="paragraph" w:customStyle="1" w:styleId="9ACAB445C23D4FFDB7ADEE14343F5119">
-    <w:name w:val="9ACAB445C23D4FFDB7ADEE14343F5119"/>
-    <w:rsid w:val="006B0C6A"/>
-  </w:style>
-  <w:style w:type="paragraph" w:customStyle="1" w:styleId="1099C5875F394BD2B6038D956F76B5C1">
-    <w:name w:val="1099C5875F394BD2B6038D956F76B5C1"/>
-    <w:rsid w:val="006B0C6A"/>
-  </w:style>
-  <w:style w:type="paragraph" w:customStyle="1" w:styleId="3E736B6760E54A71BAA28C507D9CC538">
-    <w:name w:val="3E736B6760E54A71BAA28C507D9CC538"/>
-    <w:rsid w:val="006B0C6A"/>
-  </w:style>
-  <w:style w:type="paragraph" w:customStyle="1" w:styleId="D7CBDFF2BC7148B696FD1E7191FD85AA">
-    <w:name w:val="D7CBDFF2BC7148B696FD1E7191FD85AA"/>
-    <w:rsid w:val="006B0C6A"/>
-  </w:style>
-  <w:style w:type="paragraph" w:customStyle="1" w:styleId="50F14844487F425BAF6ABC9061721CD3">
-    <w:name w:val="50F14844487F425BAF6ABC9061721CD3"/>
-    <w:rsid w:val="006B0C6A"/>
-  </w:style>
-  <w:style w:type="paragraph" w:customStyle="1" w:styleId="4205BF7706CD4B0CB1AA07CF48777A92">
-    <w:name w:val="4205BF7706CD4B0CB1AA07CF48777A92"/>
-    <w:rsid w:val="006B0C6A"/>
-  </w:style>
-  <w:style w:type="paragraph" w:customStyle="1" w:styleId="0529FD03B6134296A4B40721CD5941FC">
-    <w:name w:val="0529FD03B6134296A4B40721CD5941FC"/>
-    <w:rsid w:val="006B0C6A"/>
-  </w:style>
-  <w:style w:type="paragraph" w:customStyle="1" w:styleId="39834515BE96423A8873F43B88820F4E">
-    <w:name w:val="39834515BE96423A8873F43B88820F4E"/>
-    <w:rsid w:val="006B0C6A"/>
-  </w:style>
-  <w:style w:type="paragraph" w:customStyle="1" w:styleId="22112B85928D4EF7AA025FDB12E24E9A">
-    <w:name w:val="22112B85928D4EF7AA025FDB12E24E9A"/>
-    <w:rsid w:val="006B0C6A"/>
-  </w:style>
-  <w:style w:type="paragraph" w:customStyle="1" w:styleId="FACBEB3B5EE04A7296A10D1515757952">
-    <w:name w:val="FACBEB3B5EE04A7296A10D1515757952"/>
-    <w:rsid w:val="006B0C6A"/>
-  </w:style>
-  <w:style w:type="paragraph" w:customStyle="1" w:styleId="9B5FD8098F4A4D91880A9FE84C7669FE">
-    <w:name w:val="9B5FD8098F4A4D91880A9FE84C7669FE"/>
-    <w:rsid w:val="006B0C6A"/>
-  </w:style>
-  <w:style w:type="paragraph" w:customStyle="1" w:styleId="BD0DFF92344B402A914654D2D666212B">
-    <w:name w:val="BD0DFF92344B402A914654D2D666212B"/>
-    <w:rsid w:val="006B0C6A"/>
-  </w:style>
-  <w:style w:type="paragraph" w:customStyle="1" w:styleId="9FC38B428A234C9386038AB0668B283B">
-    <w:name w:val="9FC38B428A234C9386038AB0668B283B"/>
-    <w:rsid w:val="006B0C6A"/>
-  </w:style>
-  <w:style w:type="paragraph" w:customStyle="1" w:styleId="225BC62C4C7C42B49CC65C84EB27B79D">
-    <w:name w:val="225BC62C4C7C42B49CC65C84EB27B79D"/>
-    <w:rsid w:val="006B0C6A"/>
-  </w:style>
-  <w:style w:type="paragraph" w:customStyle="1" w:styleId="F4EB6F62F97844ECBAC77C548ED80B44">
-    <w:name w:val="F4EB6F62F97844ECBAC77C548ED80B44"/>
-    <w:rsid w:val="006B0C6A"/>
-  </w:style>
-  <w:style w:type="paragraph" w:customStyle="1" w:styleId="CE49A798483A4D46B4E263894A6DECE7">
-    <w:name w:val="CE49A798483A4D46B4E263894A6DECE7"/>
-    <w:rsid w:val="006B0C6A"/>
-  </w:style>
-  <w:style w:type="paragraph" w:customStyle="1" w:styleId="4AE7FAFAAEFF4BB6B28A95F6DC57356C">
-    <w:name w:val="4AE7FAFAAEFF4BB6B28A95F6DC57356C"/>
-    <w:rsid w:val="006B0C6A"/>
-  </w:style>
-  <w:style w:type="paragraph" w:customStyle="1" w:styleId="A2257612619549BAA56D05031BF55047">
-    <w:name w:val="A2257612619549BAA56D05031BF55047"/>
-    <w:rsid w:val="006B0C6A"/>
-  </w:style>
-  <w:style w:type="paragraph" w:customStyle="1" w:styleId="E6FA9AE1AEB548DA868036D5B1B253EA">
-    <w:name w:val="E6FA9AE1AEB548DA868036D5B1B253EA"/>
-    <w:rsid w:val="006B0C6A"/>
-  </w:style>
-  <w:style w:type="paragraph" w:customStyle="1" w:styleId="D6AC06D5A2854D2BB09BFD5810294E9C">
-    <w:name w:val="D6AC06D5A2854D2BB09BFD5810294E9C"/>
-    <w:rsid w:val="006B0C6A"/>
-  </w:style>
-  <w:style w:type="paragraph" w:customStyle="1" w:styleId="1C2C169230B84B6DA9793843272039C9">
-    <w:name w:val="1C2C169230B84B6DA9793843272039C9"/>
-    <w:rsid w:val="006B0C6A"/>
-  </w:style>
-  <w:style w:type="paragraph" w:customStyle="1" w:styleId="9C25AE446CF94C99A5C861AA1C4D72CD">
-    <w:name w:val="9C25AE446CF94C99A5C861AA1C4D72CD"/>
-    <w:rsid w:val="006B0C6A"/>
-  </w:style>
-  <w:style w:type="paragraph" w:customStyle="1" w:styleId="E5B45F6AABDA45A6AFD528AB88841CB4">
-    <w:name w:val="E5B45F6AABDA45A6AFD528AB88841CB4"/>
-    <w:rsid w:val="006B0C6A"/>
-  </w:style>
-  <w:style w:type="paragraph" w:customStyle="1" w:styleId="49380A61CDBB437B88C5909DA5ADD0C4">
-    <w:name w:val="49380A61CDBB437B88C5909DA5ADD0C4"/>
-    <w:rsid w:val="006B0C6A"/>
-  </w:style>
-  <w:style w:type="paragraph" w:customStyle="1" w:styleId="05DF7AD46FCA49B2BE335CC299FD4691">
-    <w:name w:val="05DF7AD46FCA49B2BE335CC299FD4691"/>
-    <w:rsid w:val="006B0C6A"/>
-  </w:style>
-  <w:style w:type="paragraph" w:customStyle="1" w:styleId="AA78E39C1F30400790C5FF3C325CFDB5">
-    <w:name w:val="AA78E39C1F30400790C5FF3C325CFDB5"/>
-    <w:rsid w:val="006B0C6A"/>
-  </w:style>
-  <w:style w:type="paragraph" w:customStyle="1" w:styleId="4EBA5538D6AD498CBE2A717CE1B4030D">
-    <w:name w:val="4EBA5538D6AD498CBE2A717CE1B4030D"/>
-    <w:rsid w:val="006B0C6A"/>
-  </w:style>
-  <w:style w:type="paragraph" w:customStyle="1" w:styleId="70827B5D104D413B96FB42DCE4CAF11F">
-    <w:name w:val="70827B5D104D413B96FB42DCE4CAF11F"/>
-    <w:rsid w:val="006B0C6A"/>
-  </w:style>
-  <w:style w:type="paragraph" w:customStyle="1" w:styleId="0F25E89F4B524F54960270DE24E9D837">
-    <w:name w:val="0F25E89F4B524F54960270DE24E9D837"/>
-    <w:rsid w:val="006B0C6A"/>
-  </w:style>
-  <w:style w:type="paragraph" w:customStyle="1" w:styleId="BED2192DFEBC4D60AF8E76D9F86C7D7D">
-    <w:name w:val="BED2192DFEBC4D60AF8E76D9F86C7D7D"/>
-    <w:rsid w:val="006B0C6A"/>
-  </w:style>
-  <w:style w:type="paragraph" w:customStyle="1" w:styleId="93C65C7848C74DAE931347ECDBE52272">
-    <w:name w:val="93C65C7848C74DAE931347ECDBE52272"/>
-    <w:rsid w:val="006B0C6A"/>
-  </w:style>
-  <w:style w:type="paragraph" w:customStyle="1" w:styleId="734FDF9047F44B768F5F59DB3E9C123B">
-    <w:name w:val="734FDF9047F44B768F5F59DB3E9C123B"/>
-    <w:rsid w:val="006B0C6A"/>
-  </w:style>
-  <w:style w:type="paragraph" w:customStyle="1" w:styleId="0CD57D607CA646858DAF5D3F9E1DD4F2">
-    <w:name w:val="0CD57D607CA646858DAF5D3F9E1DD4F2"/>
-    <w:rsid w:val="006B0C6A"/>
-  </w:style>
-  <w:style w:type="paragraph" w:customStyle="1" w:styleId="98F25E97161F47B09547B9176817E101">
-    <w:name w:val="98F25E97161F47B09547B9176817E101"/>
-    <w:rsid w:val="006B0C6A"/>
-  </w:style>
-  <w:style w:type="paragraph" w:customStyle="1" w:styleId="A5A81B3D87A84CAEB22B5E9F95A1E77C">
-    <w:name w:val="A5A81B3D87A84CAEB22B5E9F95A1E77C"/>
-    <w:rsid w:val="006B0C6A"/>
-  </w:style>
-  <w:style w:type="paragraph" w:customStyle="1" w:styleId="BE2489D4C28447B9A2D3E96B3A432FCB">
-    <w:name w:val="BE2489D4C28447B9A2D3E96B3A432FCB"/>
-    <w:rsid w:val="006B0C6A"/>
-  </w:style>
-  <w:style w:type="paragraph" w:customStyle="1" w:styleId="D3298046E60D471DB55DADD9940BB84A">
-    <w:name w:val="D3298046E60D471DB55DADD9940BB84A"/>
-    <w:rsid w:val="006B0C6A"/>
-  </w:style>
-  <w:style w:type="paragraph" w:customStyle="1" w:styleId="E121BE81A4FE49BBB07A7218E8B8216F">
-    <w:name w:val="E121BE81A4FE49BBB07A7218E8B8216F"/>
-    <w:rsid w:val="006B0C6A"/>
-  </w:style>
-  <w:style w:type="paragraph" w:customStyle="1" w:styleId="95EA7860C8E544FD95EDD51BB2CFFDC3">
-    <w:name w:val="95EA7860C8E544FD95EDD51BB2CFFDC3"/>
-    <w:rsid w:val="006B0C6A"/>
-  </w:style>
-  <w:style w:type="paragraph" w:customStyle="1" w:styleId="122D147565F84561BEAA704FFCBCEC87">
-    <w:name w:val="122D147565F84561BEAA704FFCBCEC87"/>
-    <w:rsid w:val="006B0C6A"/>
-  </w:style>
-  <w:style w:type="paragraph" w:customStyle="1" w:styleId="AB22F5E1E4054E52A06CCF44DBBD4655">
-    <w:name w:val="AB22F5E1E4054E52A06CCF44DBBD4655"/>
-    <w:rsid w:val="006B0C6A"/>
-  </w:style>
-  <w:style w:type="paragraph" w:customStyle="1" w:styleId="6F41D27AE4034AF4BEE1D2284342CF57">
-    <w:name w:val="6F41D27AE4034AF4BEE1D2284342CF57"/>
-    <w:rsid w:val="006B0C6A"/>
-  </w:style>
-  <w:style w:type="paragraph" w:customStyle="1" w:styleId="E19E33EDE0C34B74A3FD478D645A40F7">
-    <w:name w:val="E19E33EDE0C34B74A3FD478D645A40F7"/>
-    <w:rsid w:val="006B0C6A"/>
-  </w:style>
-  <w:style w:type="paragraph" w:customStyle="1" w:styleId="A1FCFDEE0E6A45F8B4F2AC21BC62AECA">
-    <w:name w:val="A1FCFDEE0E6A45F8B4F2AC21BC62AECA"/>
-    <w:rsid w:val="006B0C6A"/>
-  </w:style>
-  <w:style w:type="paragraph" w:customStyle="1" w:styleId="9B121CF4CA8E4D4D8CE138D42909506C">
-    <w:name w:val="9B121CF4CA8E4D4D8CE138D42909506C"/>
-    <w:rsid w:val="006B0C6A"/>
-  </w:style>
-  <w:style w:type="paragraph" w:customStyle="1" w:styleId="84A97C6085E74F37B0731134A45D6E63">
-    <w:name w:val="84A97C6085E74F37B0731134A45D6E63"/>
-    <w:rsid w:val="006B0C6A"/>
-  </w:style>
-  <w:style w:type="paragraph" w:customStyle="1" w:styleId="02E41CA718BD4E92A6CD16261B9AD21C">
-    <w:name w:val="02E41CA718BD4E92A6CD16261B9AD21C"/>
-    <w:rsid w:val="006B0C6A"/>
-  </w:style>
-  <w:style w:type="paragraph" w:customStyle="1" w:styleId="45DB58479A264BE28D49D51D0CC42051">
-    <w:name w:val="45DB58479A264BE28D49D51D0CC42051"/>
-    <w:rsid w:val="006B0C6A"/>
-  </w:style>
-  <w:style w:type="paragraph" w:customStyle="1" w:styleId="9C5E871E4CB9460E941CCA4515AF2A4C">
-    <w:name w:val="9C5E871E4CB9460E941CCA4515AF2A4C"/>
-    <w:rsid w:val="006B0C6A"/>
-  </w:style>
-  <w:style w:type="paragraph" w:customStyle="1" w:styleId="49E439EDB6B743A383C3EE625A996F51">
-    <w:name w:val="49E439EDB6B743A383C3EE625A996F51"/>
-    <w:rsid w:val="006B0C6A"/>
-  </w:style>
-  <w:style w:type="paragraph" w:customStyle="1" w:styleId="FA946308DBF845669B67C946C8E75B34">
-    <w:name w:val="FA946308DBF845669B67C946C8E75B34"/>
-    <w:rsid w:val="006B0C6A"/>
-  </w:style>
-  <w:style w:type="paragraph" w:customStyle="1" w:styleId="50F8FBF4DBAB49B584B21A0BD35076E3">
-    <w:name w:val="50F8FBF4DBAB49B584B21A0BD35076E3"/>
-    <w:rsid w:val="006B0C6A"/>
-  </w:style>
-  <w:style w:type="paragraph" w:customStyle="1" w:styleId="3F4BBD6C57EB480CB20220C222F57417">
-    <w:name w:val="3F4BBD6C57EB480CB20220C222F57417"/>
-    <w:rsid w:val="006B0C6A"/>
-  </w:style>
-  <w:style w:type="paragraph" w:customStyle="1" w:styleId="354BC07AE6DC4079B2267657D8D1A6A7">
-    <w:name w:val="354BC07AE6DC4079B2267657D8D1A6A7"/>
-    <w:rsid w:val="006B0C6A"/>
-  </w:style>
-  <w:style w:type="paragraph" w:customStyle="1" w:styleId="02BF99DC34754CD198F2F9B7E1749192">
-    <w:name w:val="02BF99DC34754CD198F2F9B7E1749192"/>
-    <w:rsid w:val="006B0C6A"/>
-  </w:style>
-  <w:style w:type="paragraph" w:customStyle="1" w:styleId="F8BC6D45814949CBA6EB0AD2FAFFBF62">
-    <w:name w:val="F8BC6D45814949CBA6EB0AD2FAFFBF62"/>
-    <w:rsid w:val="006B0C6A"/>
-  </w:style>
-  <w:style w:type="paragraph" w:customStyle="1" w:styleId="42C0A8CD37504BDB988A1A2E5942F8A1">
-    <w:name w:val="42C0A8CD37504BDB988A1A2E5942F8A1"/>
-    <w:rsid w:val="006B0C6A"/>
-  </w:style>
-  <w:style w:type="paragraph" w:customStyle="1" w:styleId="2CCC74AB62D740ECBBD3C2A85CD07F8C">
-    <w:name w:val="2CCC74AB62D740ECBBD3C2A85CD07F8C"/>
-    <w:rsid w:val="006B0C6A"/>
-  </w:style>
-  <w:style w:type="paragraph" w:customStyle="1" w:styleId="0FBE9E4373364929876901F0E26AD28E">
-    <w:name w:val="0FBE9E4373364929876901F0E26AD28E"/>
-    <w:rsid w:val="006B0C6A"/>
-  </w:style>
-  <w:style w:type="paragraph" w:customStyle="1" w:styleId="0E7BBB8788834F308564B4FFFF7350F1">
-    <w:name w:val="0E7BBB8788834F308564B4FFFF7350F1"/>
-    <w:rsid w:val="006B0C6A"/>
-  </w:style>
-  <w:style w:type="paragraph" w:customStyle="1" w:styleId="2630A33D598747A887758EC41CB76AE8">
-    <w:name w:val="2630A33D598747A887758EC41CB76AE8"/>
-    <w:rsid w:val="006B0C6A"/>
-  </w:style>
-  <w:style w:type="paragraph" w:customStyle="1" w:styleId="402A901C74D343C38928504CA641EB62">
-    <w:name w:val="402A901C74D343C38928504CA641EB62"/>
-    <w:rsid w:val="006B0C6A"/>
-  </w:style>
-  <w:style w:type="paragraph" w:customStyle="1" w:styleId="B963B0E2E082489992092236A4BB88C5">
-    <w:name w:val="B963B0E2E082489992092236A4BB88C5"/>
-    <w:rsid w:val="006B0C6A"/>
-  </w:style>
-  <w:style w:type="paragraph" w:customStyle="1" w:styleId="A5D7EEB9EBE44033A06CD095116A3B62">
-    <w:name w:val="A5D7EEB9EBE44033A06CD095116A3B62"/>
-    <w:rsid w:val="006B0C6A"/>
-  </w:style>
-  <w:style w:type="paragraph" w:customStyle="1" w:styleId="B5179BCF9D384DEE88505B7E21BFE711">
-    <w:name w:val="B5179BCF9D384DEE88505B7E21BFE711"/>
-    <w:rsid w:val="006B0C6A"/>
-  </w:style>
-  <w:style w:type="paragraph" w:customStyle="1" w:styleId="3D899F510497468AAA60AB2D2CFAE9F8">
-    <w:name w:val="3D899F510497468AAA60AB2D2CFAE9F8"/>
-    <w:rsid w:val="006B0C6A"/>
-  </w:style>
-  <w:style w:type="paragraph" w:customStyle="1" w:styleId="B7A06C921E6340D1B418AE7C4AB2D7AE">
-    <w:name w:val="B7A06C921E6340D1B418AE7C4AB2D7AE"/>
-    <w:rsid w:val="006B0C6A"/>
-  </w:style>
-  <w:style w:type="paragraph" w:customStyle="1" w:styleId="492C01D0405940669BDF666B26B49A26">
-    <w:name w:val="492C01D0405940669BDF666B26B49A26"/>
-    <w:rsid w:val="006B0C6A"/>
-  </w:style>
-  <w:style w:type="paragraph" w:customStyle="1" w:styleId="1E2BDF47DAA043EAA8F816CFCAA164EF">
-    <w:name w:val="1E2BDF47DAA043EAA8F816CFCAA164EF"/>
-    <w:rsid w:val="006B0C6A"/>
-  </w:style>
-  <w:style w:type="paragraph" w:customStyle="1" w:styleId="8DEE25FCDB4D4C5EB42194EDAFB68E08">
-    <w:name w:val="8DEE25FCDB4D4C5EB42194EDAFB68E08"/>
-    <w:rsid w:val="006B0C6A"/>
-  </w:style>
-</w:styles>
-</file>
-
-<file path=word/glossary/webSettings2.xml><?xml version="1.0" encoding="utf-8"?>
-<w:webSettings xmlns:mc="http://schemas.openxmlformats.org/markup-compatibility/2006" xmlns:r="http://schemas.openxmlformats.org/officeDocument/2006/relationships" xmlns:w="http://schemas.openxmlformats.org/wordprocessingml/2006/main" xmlns:w14="http://schemas.microsoft.com/office/word/2010/wordml" xmlns:w15="http://schemas.microsoft.com/office/word/2012/wordml" xmlns:w16cex="http://schemas.microsoft.com/office/word/2018/wordml/cex" xmlns:w16cid="http://schemas.microsoft.com/office/word/2016/wordml/cid" xmlns:w16="http://schemas.microsoft.com/office/word/2018/wordml" xmlns:w16sdtdh="http://schemas.microsoft.com/office/word/2020/wordml/sdtdatahash" xmlns:w16se="http://schemas.microsoft.com/office/word/2015/wordml/symex" mc:Ignorable="w14 w15 w16se w16cid w16 w16cex w16sdtdh">
-  <w:optimizeForBrowser/>
-  <w:allowPNG/>
-</w:webSettings>
-</file>
-
 <file path=word/theme/theme11.xml><?xml version="1.0" encoding="utf-8"?>
 <a:theme xmlns:a="http://schemas.openxmlformats.org/drawingml/2006/main" name="Office Theme">
   <a:themeElements>
@@ -9134,359 +5592,6 @@
 </a:theme>
 </file>
 
-<file path=customXml/item13.xml><?xml version="1.0" encoding="utf-8"?>
-<ct:contentTypeSchema xmlns:ct="http://schemas.microsoft.com/office/2006/metadata/contentType" xmlns:ma="http://schemas.microsoft.com/office/2006/metadata/properties/metaAttributes" ct:_="" ma:_="" ma:contentTypeName="Document" ma:contentTypeID="0x01010079F111ED35F8CC479449609E8A0923A6" ma:contentTypeVersion="28" ma:contentTypeDescription="Create a new document." ma:contentTypeScope="" ma:versionID="60f5a4f2d2b0abadcf532d48ebf9cb71">
-  <xsd:schema xmlns:xsd="http://www.w3.org/2001/XMLSchema" xmlns:xs="http://www.w3.org/2001/XMLSchema" xmlns:p="http://schemas.microsoft.com/office/2006/metadata/properties" xmlns:ns1="http://schemas.microsoft.com/sharepoint/v3" xmlns:ns2="71af3243-3dd4-4a8d-8c0d-dd76da1f02a5" xmlns:ns3="16c05727-aa75-4e4a-9b5f-8a80a1165891" xmlns:ns4="230e9df3-be65-4c73-a93b-d1236ebd677e" targetNamespace="http://schemas.microsoft.com/office/2006/metadata/properties" ma:root="true" ma:fieldsID="7dd78129e6a1811f84807ad11c651531" ns1:_="" ns2:_="" ns3:_="" ns4:_="">
-    <xsd:import namespace="http://schemas.microsoft.com/sharepoint/v3"/>
-    <xsd:import namespace="71af3243-3dd4-4a8d-8c0d-dd76da1f02a5"/>
-    <xsd:import namespace="16c05727-aa75-4e4a-9b5f-8a80a1165891"/>
-    <xsd:import namespace="230e9df3-be65-4c73-a93b-d1236ebd677e"/>
-    <xsd:element name="properties">
-      <xsd:complexType>
-        <xsd:sequence>
-          <xsd:element name="documentManagement">
-            <xsd:complexType>
-              <xsd:all>
-                <xsd:element ref="ns2:Status" minOccurs="0"/>
-                <xsd:element ref="ns2:Image" minOccurs="0"/>
-                <xsd:element ref="ns2:MediaServiceMetadata" minOccurs="0"/>
-                <xsd:element ref="ns2:MediaServiceFastMetadata" minOccurs="0"/>
-                <xsd:element ref="ns2:MediaServiceOCR" minOccurs="0"/>
-                <xsd:element ref="ns2:MediaServiceAutoTags" minOccurs="0"/>
-                <xsd:element ref="ns2:MediaServiceEventHashCode" minOccurs="0"/>
-                <xsd:element ref="ns2:MediaServiceGenerationTime" minOccurs="0"/>
-                <xsd:element ref="ns3:SharedWithUsers" minOccurs="0"/>
-                <xsd:element ref="ns3:SharedWithDetails" minOccurs="0"/>
-                <xsd:element ref="ns2:MediaServiceAutoKeyPoints" minOccurs="0"/>
-                <xsd:element ref="ns2:MediaServiceKeyPoints" minOccurs="0"/>
-                <xsd:element ref="ns2:MediaServiceDateTaken" minOccurs="0"/>
-                <xsd:element ref="ns1:_ip_UnifiedCompliancePolicyProperties" minOccurs="0"/>
-                <xsd:element ref="ns1:_ip_UnifiedCompliancePolicyUIAction" minOccurs="0"/>
-                <xsd:element ref="ns4:TaxCatchAll" minOccurs="0"/>
-                <xsd:element ref="ns2:ImageTagsTaxHTField" minOccurs="0"/>
-                <xsd:element ref="ns2:MediaServiceLocation" minOccurs="0"/>
-                <xsd:element ref="ns2:MediaLengthInSeconds" minOccurs="0"/>
-                <xsd:element ref="ns2:Background" minOccurs="0"/>
-                <xsd:element ref="ns2:MediaServiceSearchProperties" minOccurs="0"/>
-                <xsd:element ref="ns2:MediaServiceDocTags" minOccurs="0"/>
-                <xsd:element ref="ns2:MediaServiceObjectDetectorVersions" minOccurs="0"/>
-                <xsd:element ref="ns2:MediaServiceSystemTags" minOccurs="0"/>
-              </xsd:all>
-            </xsd:complexType>
-          </xsd:element>
-        </xsd:sequence>
-      </xsd:complexType>
-    </xsd:element>
-  </xsd:schema>
-  <xsd:schema xmlns:xsd="http://www.w3.org/2001/XMLSchema" xmlns:xs="http://www.w3.org/2001/XMLSchema" xmlns:dms="http://schemas.microsoft.com/office/2006/documentManagement/types" xmlns:pc="http://schemas.microsoft.com/office/infopath/2007/PartnerControls" targetNamespace="http://schemas.microsoft.com/sharepoint/v3" elementFormDefault="qualified">
-    <xsd:import namespace="http://schemas.microsoft.com/office/2006/documentManagement/types"/>
-    <xsd:import namespace="http://schemas.microsoft.com/office/infopath/2007/PartnerControls"/>
-    <xsd:element name="_ip_UnifiedCompliancePolicyProperties" ma:index="20" nillable="true" ma:displayName="Unified Compliance Policy Properties" ma:hidden="true" ma:internalName="_ip_UnifiedCompliancePolicyProperties" ma:readOnly="false">
-      <xsd:simpleType>
-        <xsd:restriction base="dms:Note"/>
-      </xsd:simpleType>
-    </xsd:element>
-    <xsd:element name="_ip_UnifiedCompliancePolicyUIAction" ma:index="21" nillable="true" ma:displayName="Unified Compliance Policy UI Action" ma:hidden="true" ma:internalName="_ip_UnifiedCompliancePolicyUIAction" ma:readOnly="false">
-      <xsd:simpleType>
-        <xsd:restriction base="dms:Text"/>
-      </xsd:simpleType>
-    </xsd:element>
-  </xsd:schema>
-  <xsd:schema xmlns:xsd="http://www.w3.org/2001/XMLSchema" xmlns:xs="http://www.w3.org/2001/XMLSchema" xmlns:dms="http://schemas.microsoft.com/office/2006/documentManagement/types" xmlns:pc="http://schemas.microsoft.com/office/infopath/2007/PartnerControls" targetNamespace="71af3243-3dd4-4a8d-8c0d-dd76da1f02a5" elementFormDefault="qualified">
-    <xsd:import namespace="http://schemas.microsoft.com/office/2006/documentManagement/types"/>
-    <xsd:import namespace="http://schemas.microsoft.com/office/infopath/2007/PartnerControls"/>
-    <xsd:element name="Status" ma:index="2" nillable="true" ma:displayName="Status" ma:default="Not started" ma:format="Dropdown" ma:internalName="Status" ma:readOnly="false">
-      <xsd:simpleType>
-        <xsd:restriction base="dms:Choice">
-          <xsd:enumeration value="Not started"/>
-          <xsd:enumeration value="In Progress"/>
-          <xsd:enumeration value="Completed"/>
-        </xsd:restriction>
-      </xsd:simpleType>
-    </xsd:element>
-    <xsd:element name="Image" ma:index="3" nillable="true" ma:displayName="Image" ma:format="Image" ma:internalName="Image" ma:readOnly="false">
-      <xsd:complexType>
-        <xsd:complexContent>
-          <xsd:extension base="dms:URL">
-            <xsd:sequence>
-              <xsd:element name="Url" type="dms:ValidUrl" minOccurs="0" nillable="true"/>
-              <xsd:element name="Description" type="xsd:string" nillable="true"/>
-            </xsd:sequence>
-          </xsd:extension>
-        </xsd:complexContent>
-      </xsd:complexType>
-    </xsd:element>
-    <xsd:element name="MediaServiceMetadata" ma:index="8" nillable="true" ma:displayName="MediaServiceMetadata" ma:hidden="true" ma:internalName="MediaServiceMetadata" ma:readOnly="true">
-      <xsd:simpleType>
-        <xsd:restriction base="dms:Note"/>
-      </xsd:simpleType>
-    </xsd:element>
-    <xsd:element name="MediaServiceFastMetadata" ma:index="9" nillable="true" ma:displayName="MediaServiceFastMetadata" ma:hidden="true" ma:internalName="MediaServiceFastMetadata" ma:readOnly="true">
-      <xsd:simpleType>
-        <xsd:restriction base="dms:Note"/>
-      </xsd:simpleType>
-    </xsd:element>
-    <xsd:element name="MediaServiceOCR" ma:index="10" nillable="true" ma:displayName="MediaServiceOCR" ma:hidden="true" ma:internalName="MediaServiceOCR" ma:readOnly="true">
-      <xsd:simpleType>
-        <xsd:restriction base="dms:Note"/>
-      </xsd:simpleType>
-    </xsd:element>
-    <xsd:element name="MediaServiceAutoTags" ma:index="11" nillable="true" ma:displayName="MediaServiceAutoTags" ma:hidden="true" ma:internalName="MediaServiceAutoTags" ma:readOnly="true">
-      <xsd:simpleType>
-        <xsd:restriction base="dms:Text"/>
-      </xsd:simpleType>
-    </xsd:element>
-    <xsd:element name="MediaServiceEventHashCode" ma:index="12" nillable="true" ma:displayName="MediaServiceEventHashCode" ma:hidden="true" ma:internalName="MediaServiceEventHashCode" ma:readOnly="true">
-      <xsd:simpleType>
-        <xsd:restriction base="dms:Text"/>
-      </xsd:simpleType>
-    </xsd:element>
-    <xsd:element name="MediaServiceGenerationTime" ma:index="13" nillable="true" ma:displayName="MediaServiceGenerationTime" ma:hidden="true" ma:internalName="MediaServiceGenerationTime" ma:readOnly="true">
-      <xsd:simpleType>
-        <xsd:restriction base="dms:Text"/>
-      </xsd:simpleType>
-    </xsd:element>
-    <xsd:element name="MediaServiceAutoKeyPoints" ma:index="16" nillable="true" ma:displayName="MediaServiceAutoKeyPoints" ma:hidden="true" ma:internalName="MediaServiceAutoKeyPoints" ma:readOnly="true">
-      <xsd:simpleType>
-        <xsd:restriction base="dms:Note"/>
-      </xsd:simpleType>
-    </xsd:element>
-    <xsd:element name="MediaServiceKeyPoints" ma:index="17" nillable="true" ma:displayName="KeyPoints" ma:hidden="true" ma:internalName="MediaServiceKeyPoints" ma:readOnly="false">
-      <xsd:simpleType>
-        <xsd:restriction base="dms:Note"/>
-      </xsd:simpleType>
-    </xsd:element>
-    <xsd:element name="MediaServiceDateTaken" ma:index="18" nillable="true" ma:displayName="MediaServiceDateTaken" ma:hidden="true" ma:internalName="MediaServiceDateTaken" ma:readOnly="true">
-      <xsd:simpleType>
-        <xsd:restriction base="dms:Text"/>
-      </xsd:simpleType>
-    </xsd:element>
-    <xsd:element name="ImageTagsTaxHTField" ma:index="25" nillable="true" ma:taxonomy="true" ma:internalName="ImageTagsTaxHTField" ma:taxonomyFieldName="MediaServiceImageTags" ma:displayName="Image Tags" ma:readOnly="false" ma:fieldId="{5cf76f15-5ced-4ddc-b409-7134ff3c332f}" ma:taxonomyMulti="true" ma:sspId="e385fb40-52d4-4fae-9c5b-3e8ff8a5878e" ma:termSetId="09814cd3-568e-fe90-9814-8d621ff8fb84" ma:anchorId="fba54fb3-c3e1-fe81-a776-ca4b69148c4d" ma:open="true" ma:isKeyword="false">
-      <xsd:complexType>
-        <xsd:sequence>
-          <xsd:element ref="pc:Terms" minOccurs="0" maxOccurs="1"/>
-        </xsd:sequence>
-      </xsd:complexType>
-    </xsd:element>
-    <xsd:element name="MediaServiceLocation" ma:index="26" nillable="true" ma:displayName="Location" ma:hidden="true" ma:internalName="MediaServiceLocation" ma:readOnly="true">
-      <xsd:simpleType>
-        <xsd:restriction base="dms:Text"/>
-      </xsd:simpleType>
-    </xsd:element>
-    <xsd:element name="MediaLengthInSeconds" ma:index="27" nillable="true" ma:displayName="MediaLengthInSeconds" ma:hidden="true" ma:internalName="MediaLengthInSeconds" ma:readOnly="true">
-      <xsd:simpleType>
-        <xsd:restriction base="dms:Unknown"/>
-      </xsd:simpleType>
-    </xsd:element>
-    <xsd:element name="Background" ma:index="28" nillable="true" ma:displayName="Background" ma:default="0" ma:format="Dropdown" ma:internalName="Background">
-      <xsd:simpleType>
-        <xsd:restriction base="dms:Boolean"/>
-      </xsd:simpleType>
-    </xsd:element>
-    <xsd:element name="MediaServiceSearchProperties" ma:index="29" nillable="true" ma:displayName="MediaServiceSearchProperties" ma:hidden="true" ma:internalName="MediaServiceSearchProperties" ma:readOnly="true">
-      <xsd:simpleType>
-        <xsd:restriction base="dms:Note"/>
-      </xsd:simpleType>
-    </xsd:element>
-    <xsd:element name="MediaServiceDocTags" ma:index="30" nillable="true" ma:displayName="MediaServiceDocTags" ma:hidden="true" ma:internalName="MediaServiceDocTags" ma:readOnly="true">
-      <xsd:simpleType>
-        <xsd:restriction base="dms:Note"/>
-      </xsd:simpleType>
-    </xsd:element>
-    <xsd:element name="MediaServiceObjectDetectorVersions" ma:index="31" nillable="true" ma:displayName="MediaServiceObjectDetectorVersions" ma:description="" ma:hidden="true" ma:indexed="true" ma:internalName="MediaServiceObjectDetectorVersions" ma:readOnly="true">
-      <xsd:simpleType>
-        <xsd:restriction base="dms:Text"/>
-      </xsd:simpleType>
-    </xsd:element>
-    <xsd:element name="MediaServiceSystemTags" ma:index="32" nillable="true" ma:displayName="MediaServiceSystemTags" ma:hidden="true" ma:internalName="MediaServiceSystemTags" ma:readOnly="true">
-      <xsd:simpleType>
-        <xsd:restriction base="dms:Note"/>
-      </xsd:simpleType>
-    </xsd:element>
-  </xsd:schema>
-  <xsd:schema xmlns:xsd="http://www.w3.org/2001/XMLSchema" xmlns:xs="http://www.w3.org/2001/XMLSchema" xmlns:dms="http://schemas.microsoft.com/office/2006/documentManagement/types" xmlns:pc="http://schemas.microsoft.com/office/infopath/2007/PartnerControls" targetNamespace="16c05727-aa75-4e4a-9b5f-8a80a1165891" elementFormDefault="qualified">
-    <xsd:import namespace="http://schemas.microsoft.com/office/2006/documentManagement/types"/>
-    <xsd:import namespace="http://schemas.microsoft.com/office/infopath/2007/PartnerControls"/>
-    <xsd:element name="SharedWithUsers" ma:index="14" nillable="true" ma:displayName="Shared With" ma:hidden="true" ma:internalName="SharedWithUsers" ma:readOnly="true">
-      <xsd:complexType>
-        <xsd:complexContent>
-          <xsd:extension base="dms:UserMulti">
-            <xsd:sequence>
-              <xsd:element name="UserInfo" minOccurs="0" maxOccurs="unbounded">
-                <xsd:complexType>
-                  <xsd:sequence>
-                    <xsd:element name="DisplayName" type="xsd:string" minOccurs="0"/>
-                    <xsd:element name="AccountId" type="dms:UserId" minOccurs="0" nillable="true"/>
-                    <xsd:element name="AccountType" type="xsd:string" minOccurs="0"/>
-                  </xsd:sequence>
-                </xsd:complexType>
-              </xsd:element>
-            </xsd:sequence>
-          </xsd:extension>
-        </xsd:complexContent>
-      </xsd:complexType>
-    </xsd:element>
-    <xsd:element name="SharedWithDetails" ma:index="15" nillable="true" ma:displayName="Shared With Details" ma:hidden="true" ma:internalName="SharedWithDetails" ma:readOnly="true">
-      <xsd:simpleType>
-        <xsd:restriction base="dms:Note"/>
-      </xsd:simpleType>
-    </xsd:element>
-  </xsd:schema>
-  <xsd:schema xmlns:xsd="http://www.w3.org/2001/XMLSchema" xmlns:xs="http://www.w3.org/2001/XMLSchema" xmlns:dms="http://schemas.microsoft.com/office/2006/documentManagement/types" xmlns:pc="http://schemas.microsoft.com/office/infopath/2007/PartnerControls" targetNamespace="230e9df3-be65-4c73-a93b-d1236ebd677e" elementFormDefault="qualified">
-    <xsd:import namespace="http://schemas.microsoft.com/office/2006/documentManagement/types"/>
-    <xsd:import namespace="http://schemas.microsoft.com/office/infopath/2007/PartnerControls"/>
-    <xsd:element name="TaxCatchAll" ma:index="23" nillable="true" ma:displayName="Taxonomy Catch All Column" ma:hidden="true" ma:list="{3f6bfcbc-3db3-4ae6-bd76-326f0798ad28}" ma:internalName="TaxCatchAll" ma:readOnly="false" ma:showField="CatchAllData" ma:web="16c05727-aa75-4e4a-9b5f-8a80a1165891">
-      <xsd:complexType>
-        <xsd:complexContent>
-          <xsd:extension base="dms:MultiChoiceLookup">
-            <xsd:sequence>
-              <xsd:element name="Value" type="dms:Lookup" maxOccurs="unbounded" minOccurs="0" nillable="true"/>
-            </xsd:sequence>
-          </xsd:extension>
-        </xsd:complexContent>
-      </xsd:complexType>
-    </xsd:element>
-  </xsd:schema>
-  <xsd:schema xmlns="http://schemas.openxmlformats.org/package/2006/metadata/core-properties" xmlns:xsd="http://www.w3.org/2001/XMLSchema" xmlns:xsi="http://www.w3.org/2001/XMLSchema-instance" xmlns:dc="http://purl.org/dc/elements/1.1/" xmlns:dcterms="http://purl.org/dc/terms/" xmlns:odoc="http://schemas.microsoft.com/internal/obd" targetNamespace="http://schemas.openxmlformats.org/package/2006/metadata/core-properties" elementFormDefault="qualified" attributeFormDefault="unqualified" blockDefault="#all">
-    <xsd:import namespace="http://purl.org/dc/elements/1.1/" schemaLocation="http://dublincore.org/schemas/xmls/qdc/2003/04/02/dc.xsd"/>
-    <xsd:import namespace="http://purl.org/dc/terms/" schemaLocation="http://dublincore.org/schemas/xmls/qdc/2003/04/02/dcterms.xsd"/>
-    <xsd:element name="coreProperties" type="CT_coreProperties"/>
-    <xsd:complexType name="CT_coreProperties">
-      <xsd:all>
-        <xsd:element ref="dc:creator" minOccurs="0" maxOccurs="1"/>
-        <xsd:element ref="dcterms:created" minOccurs="0" maxOccurs="1"/>
-        <xsd:element ref="dc:identifier" minOccurs="0" maxOccurs="1"/>
-        <xsd:element name="contentType" minOccurs="0" maxOccurs="1" type="xsd:string" ma:displayName="Content Type"/>
-        <xsd:element ref="dc:title" minOccurs="0" maxOccurs="1" ma:index="1" ma:displayName="Title"/>
-        <xsd:element ref="dc:subject" minOccurs="0" maxOccurs="1"/>
-        <xsd:element ref="dc:description" minOccurs="0" maxOccurs="1"/>
-        <xsd:element name="keywords" minOccurs="0" maxOccurs="1" type="xsd:string"/>
-        <xsd:element ref="dc:language" minOccurs="0" maxOccurs="1"/>
-        <xsd:element name="category" minOccurs="0" maxOccurs="1" type="xsd:string"/>
-        <xsd:element name="version" minOccurs="0" maxOccurs="1" type="xsd:string"/>
-        <xsd:element name="revision" minOccurs="0" maxOccurs="1" type="xsd:string">
-          <xsd:annotation>
-            <xsd:documentation>
-                        This value indicates the number of saves or revisions. The application is responsible for updating this value after each revision.
-                    </xsd:documentation>
-          </xsd:annotation>
-        </xsd:element>
-        <xsd:element name="lastModifiedBy" minOccurs="0" maxOccurs="1" type="xsd:string"/>
-        <xsd:element ref="dcterms:modified" minOccurs="0" maxOccurs="1"/>
-        <xsd:element name="contentStatus" minOccurs="0" maxOccurs="1" type="xsd:string"/>
-      </xsd:all>
-    </xsd:complexType>
-  </xsd:schema>
-  <xs:schema xmlns:pc="http://schemas.microsoft.com/office/infopath/2007/PartnerControls" xmlns:xs="http://www.w3.org/2001/XMLSchema" targetNamespace="http://schemas.microsoft.com/office/infopath/2007/PartnerControls" elementFormDefault="qualified" attributeFormDefault="unqualified">
-    <xs:element name="Person">
-      <xs:complexType>
-        <xs:sequence>
-          <xs:element ref="pc:DisplayName" minOccurs="0"/>
-          <xs:element ref="pc:AccountId" minOccurs="0"/>
-          <xs:element ref="pc:AccountType" minOccurs="0"/>
-        </xs:sequence>
-      </xs:complexType>
-    </xs:element>
-    <xs:element name="DisplayName" type="xs:string"/>
-    <xs:element name="AccountId" type="xs:string"/>
-    <xs:element name="AccountType" type="xs:string"/>
-    <xs:element name="BDCAssociatedEntity">
-      <xs:complexType>
-        <xs:sequence>
-          <xs:element ref="pc:BDCEntity" minOccurs="0" maxOccurs="unbounded"/>
-        </xs:sequence>
-        <xs:attribute ref="pc:EntityNamespace"/>
-        <xs:attribute ref="pc:EntityName"/>
-        <xs:attribute ref="pc:SystemInstanceName"/>
-        <xs:attribute ref="pc:AssociationName"/>
-      </xs:complexType>
-    </xs:element>
-    <xs:attribute name="EntityNamespace" type="xs:string"/>
-    <xs:attribute name="EntityName" type="xs:string"/>
-    <xs:attribute name="SystemInstanceName" type="xs:string"/>
-    <xs:attribute name="AssociationName" type="xs:string"/>
-    <xs:element name="BDCEntity">
-      <xs:complexType>
-        <xs:sequence>
-          <xs:element ref="pc:EntityDisplayName" minOccurs="0"/>
-          <xs:element ref="pc:EntityInstanceReference" minOccurs="0"/>
-          <xs:element ref="pc:EntityId1" minOccurs="0"/>
-          <xs:element ref="pc:EntityId2" minOccurs="0"/>
-          <xs:element ref="pc:EntityId3" minOccurs="0"/>
-          <xs:element ref="pc:EntityId4" minOccurs="0"/>
-          <xs:element ref="pc:EntityId5" minOccurs="0"/>
-        </xs:sequence>
-      </xs:complexType>
-    </xs:element>
-    <xs:element name="EntityDisplayName" type="xs:string"/>
-    <xs:element name="EntityInstanceReference" type="xs:string"/>
-    <xs:element name="EntityId1" type="xs:string"/>
-    <xs:element name="EntityId2" type="xs:string"/>
-    <xs:element name="EntityId3" type="xs:string"/>
-    <xs:element name="EntityId4" type="xs:string"/>
-    <xs:element name="EntityId5" type="xs:string"/>
-    <xs:element name="Terms">
-      <xs:complexType>
-        <xs:sequence>
-          <xs:element ref="pc:TermInfo" minOccurs="0" maxOccurs="unbounded"/>
-        </xs:sequence>
-      </xs:complexType>
-    </xs:element>
-    <xs:element name="TermInfo">
-      <xs:complexType>
-        <xs:sequence>
-          <xs:element ref="pc:TermName" minOccurs="0"/>
-          <xs:element ref="pc:TermId" minOccurs="0"/>
-        </xs:sequence>
-      </xs:complexType>
-    </xs:element>
-    <xs:element name="TermName" type="xs:string"/>
-    <xs:element name="TermId" type="xs:string"/>
-  </xs:schema>
-</ct:contentTypeSchema>
-</file>
-
-<file path=customXml/item22.xml><?xml version="1.0" encoding="utf-8"?>
-<?mso-contentType ?>
-<FormTemplates xmlns="http://schemas.microsoft.com/sharepoint/v3/contenttype/forms">
-  <Display>DocumentLibraryForm</Display>
-  <Edit>DocumentLibraryForm</Edit>
-  <New>DocumentLibraryForm</New>
-</FormTemplates>
-</file>
-
-<file path=customXml/item3.xml><?xml version="1.0" encoding="utf-8"?>
-<p:properties xmlns:p="http://schemas.microsoft.com/office/2006/metadata/properties" xmlns:xsi="http://www.w3.org/2001/XMLSchema-instance" xmlns:pc="http://schemas.microsoft.com/office/infopath/2007/PartnerControls">
-  <documentManagement>
-    <_ip_UnifiedCompliancePolicyUIAction xmlns="http://schemas.microsoft.com/sharepoint/v3" xsi:nil="true"/>
-    <Image xmlns="71af3243-3dd4-4a8d-8c0d-dd76da1f02a5">
-      <Url xsi:nil="true"/>
-      <Description xsi:nil="true"/>
-    </Image>
-    <Status xmlns="71af3243-3dd4-4a8d-8c0d-dd76da1f02a5">Not started</Status>
-    <Background xmlns="71af3243-3dd4-4a8d-8c0d-dd76da1f02a5">false</Background>
-    <_ip_UnifiedCompliancePolicyProperties xmlns="http://schemas.microsoft.com/sharepoint/v3" xsi:nil="true"/>
-    <ImageTagsTaxHTField xmlns="71af3243-3dd4-4a8d-8c0d-dd76da1f02a5">
-      <Terms xmlns="http://schemas.microsoft.com/office/infopath/2007/PartnerControls"/>
-    </ImageTagsTaxHTField>
-    <TaxCatchAll xmlns="230e9df3-be65-4c73-a93b-d1236ebd677e" xsi:nil="true"/>
-    <MediaServiceKeyPoints xmlns="71af3243-3dd4-4a8d-8c0d-dd76da1f02a5" xsi:nil="true"/>
-  </documentManagement>
-</p:properties>
-</file>
-
-<file path=customXml/itemProps13.xml><?xml version="1.0" encoding="utf-8"?>
-<ds:datastoreItem xmlns:ds="http://schemas.openxmlformats.org/officeDocument/2006/customXml" ds:itemID="{12D8CE62-4A16-4A15-AEA9-2B1BBB86A5CF}"/>
-</file>
-
-<file path=customXml/itemProps22.xml><?xml version="1.0" encoding="utf-8"?>
-<ds:datastoreItem xmlns:ds="http://schemas.openxmlformats.org/officeDocument/2006/customXml" ds:itemID="{FA1D9DB9-D0F4-47D0-BB0F-155DDE67CD3B}"/>
-</file>
-
-<file path=customXml/itemProps31.xml><?xml version="1.0" encoding="utf-8"?>
-<ds:datastoreItem xmlns:ds="http://schemas.openxmlformats.org/officeDocument/2006/customXml" ds:itemID="{5E036D6C-039A-405D-AB67-040655DF75A6}"/>
-</file>
-
 <file path=docMetadata/LabelInfo.xml><?xml version="1.0" encoding="utf-8"?>
 <clbl:labelList xmlns:clbl="http://schemas.microsoft.com/office/2020/mipLabelMetadata"/>
 </file>